--- a/0032_contract_intelligence/0032_contract_intelligence.docx
+++ b/0032_contract_intelligence/0032_contract_intelligence.docx
@@ -2,15 +2,14 @@
 <file path=word/document.xml><?xml version="1.0" encoding="utf-8"?>
 <w:document xmlns:w="http://schemas.openxmlformats.org/wordprocessingml/2006/main" xmlns:m="http://schemas.openxmlformats.org/officeDocument/2006/math" xmlns:r="http://schemas.openxmlformats.org/officeDocument/2006/relationships" xmlns:o="urn:schemas-microsoft-com:office:office" xmlns:v="urn:schemas-microsoft-com:vml" xmlns:w10="urn:schemas-microsoft-com:office:word" xmlns:a="http://schemas.openxmlformats.org/drawingml/2006/main" xmlns:pic="http://schemas.openxmlformats.org/drawingml/2006/picture" xmlns:wp="http://schemas.openxmlformats.org/drawingml/2006/wordprocessingDrawing">
   <w:body>
+    <w:bookmarkStart w:id="24" w:name="Xa34edb10a610320d13f168ae1f3bbeebec28623"/>
     <w:p>
       <w:pPr>
         <w:pStyle w:val="Heading1"/>
       </w:pPr>
-      <w:bookmarkStart w:id="20" w:name="Xa34edb10a610320d13f168ae1f3bbeebec28623"/>
       <w:r>
         <w:t xml:space="preserve">Iteration 0032 — Contract Intelligence + Builder</w:t>
       </w:r>
-      <w:bookmarkEnd w:id="20"/>
     </w:p>
     <w:p>
       <w:pPr>
@@ -19,6 +18,7 @@
       <w:r>
         <w:rPr>
           <w:b/>
+          <w:bCs/>
         </w:rPr>
         <w:t xml:space="preserve">Iteration number:</w:t>
       </w:r>
@@ -34,6 +34,7 @@
       <w:r>
         <w:rPr>
           <w:b/>
+          <w:bCs/>
         </w:rPr>
         <w:t xml:space="preserve">Topic:</w:t>
       </w:r>
@@ -49,6 +50,7 @@
       <w:r>
         <w:rPr>
           <w:b/>
+          <w:bCs/>
         </w:rPr>
         <w:t xml:space="preserve">Surface:</w:t>
       </w:r>
@@ -64,6 +66,7 @@
       <w:r>
         <w:rPr>
           <w:b/>
+          <w:bCs/>
         </w:rPr>
         <w:t xml:space="preserve">URL pattern:</w:t>
       </w:r>
@@ -118,6 +121,7 @@
       <w:r>
         <w:rPr>
           <w:b/>
+          <w:bCs/>
         </w:rPr>
         <w:t xml:space="preserve">Builds on:</w:t>
       </w:r>
@@ -133,6 +137,7 @@
       <w:r>
         <w:rPr>
           <w:b/>
+          <w:bCs/>
         </w:rPr>
         <w:t xml:space="preserve">Provides to downstream iterations:</w:t>
       </w:r>
@@ -148,6 +153,7 @@
       <w:r>
         <w:rPr>
           <w:b/>
+          <w:bCs/>
         </w:rPr>
         <w:t xml:space="preserve">Status:</w:t>
       </w:r>
@@ -155,14 +161,75 @@
         <w:t xml:space="preserve"> </w:t>
       </w:r>
       <w:r>
-        <w:t xml:space="preserve">Drafted 2026-05-12.</w:t>
-      </w:r>
-      <w:r>
-        <w:t xml:space="preserve"> </w:t>
-      </w:r>
-      <w:r>
-        <w:rPr>
-          <w:b/>
+        <w:t xml:space="preserve">Drafted 2026-05-12 ·</w:t>
+      </w:r>
+      <w:r>
+        <w:t xml:space="preserve"> </w:t>
+      </w:r>
+      <w:r>
+        <w:rPr>
+          <w:b/>
+          <w:bCs/>
+        </w:rPr>
+        <w:t xml:space="preserve">UNBLOCKED 2026-05-16</w:t>
+      </w:r>
+      <w:r>
+        <w:t xml:space="preserve"> </w:t>
+      </w:r>
+      <w:r>
+        <w:t xml:space="preserve">(Anthropic Console signup + spend caps locked — owner action: Anthropic Console workspace</w:t>
+      </w:r>
+      <w:r>
+        <w:t xml:space="preserve"> </w:t>
+      </w:r>
+      <w:r>
+        <w:t xml:space="preserve">“Setnayan”</w:t>
+      </w:r>
+      <w:r>
+        <w:t xml:space="preserve"> </w:t>
+      </w:r>
+      <w:r>
+        <w:t xml:space="preserve">with $500/mo soft alert / $2,000/mo hard cap / $100/day soft cap; primary model</w:t>
+      </w:r>
+      <w:r>
+        <w:t xml:space="preserve"> </w:t>
+      </w:r>
+      <w:r>
+        <w:rPr>
+          <w:b/>
+          <w:bCs/>
+        </w:rPr>
+        <w:t xml:space="preserve">Claude Sonnet 4.6</w:t>
+      </w:r>
+      <w:r>
+        <w:t xml:space="preserve"> </w:t>
+      </w:r>
+      <w:r>
+        <w:t xml:space="preserve">for vision, budget model</w:t>
+      </w:r>
+      <w:r>
+        <w:t xml:space="preserve"> </w:t>
+      </w:r>
+      <w:r>
+        <w:rPr>
+          <w:b/>
+          <w:bCs/>
+        </w:rPr>
+        <w:t xml:space="preserve">Claude Haiku 4.5</w:t>
+      </w:r>
+      <w:r>
+        <w:t xml:space="preserve"> </w:t>
+      </w:r>
+      <w:r>
+        <w:t xml:space="preserve">for Contract Intelligence text extraction; OpenAI GPT-4 reserved as V1.5+ fallback).</w:t>
+      </w:r>
+      <w:r>
+        <w:t xml:space="preserve"> </w:t>
+      </w:r>
+      <w:r>
+        <w:rPr>
+          <w:b/>
+          <w:bCs/>
         </w:rPr>
         <w:t xml:space="preserve">Phase:</w:t>
       </w:r>
@@ -171,6 +238,22 @@
       </w:r>
       <w:r>
         <w:t xml:space="preserve">V1 launch (paid upgrade SKU; free-tier vendors retain the manual signing flow from § 12.1).</w:t>
+      </w:r>
+      <w:r>
+        <w:t xml:space="preserve"> </w:t>
+      </w:r>
+      <w:r>
+        <w:rPr>
+          <w:b/>
+          <w:bCs/>
+        </w:rPr>
+        <w:t xml:space="preserve">No longer blocked on AI provider decision</w:t>
+      </w:r>
+      <w:r>
+        <w:t xml:space="preserve"> </w:t>
+      </w:r>
+      <w:r>
+        <w:t xml:space="preserve">— was the last open dependency.</w:t>
       </w:r>
     </w:p>
     <w:p>
@@ -180,15 +263,14 @@
         </w:pict>
       </w:r>
     </w:p>
+    <w:bookmarkStart w:id="9" w:name="why-this-iteration-exists"/>
     <w:p>
       <w:pPr>
         <w:pStyle w:val="Heading2"/>
       </w:pPr>
-      <w:bookmarkStart w:id="21" w:name="why-this-iteration-exists"/>
       <w:r>
         <w:t xml:space="preserve">1. Why this iteration exists</w:t>
       </w:r>
-      <w:bookmarkEnd w:id="21"/>
     </w:p>
     <w:p>
       <w:pPr>
@@ -226,6 +308,7 @@
       <w:r>
         <w:rPr>
           <w:b/>
+          <w:bCs/>
         </w:rPr>
         <w:t xml:space="preserve">not</w:t>
       </w:r>
@@ -241,6 +324,7 @@
       <w:r>
         <w:rPr>
           <w:b/>
+          <w:bCs/>
         </w:rPr>
         <w:t xml:space="preserve">This iteration is about the vendor’s own contracts with their customers</w:t>
       </w:r>
@@ -254,13 +338,7 @@
         <w:t xml:space="preserve"> </w:t>
       </w:r>
       <w:r>
-        <w:t xml:space="preserve">“</w:t>
-      </w:r>
-      <w:r>
-        <w:t xml:space="preserve">I’ll send you the contract by Friday</w:t>
-      </w:r>
-      <w:r>
-        <w:t xml:space="preserve">”</w:t>
+        <w:t xml:space="preserve">“I’ll send you the contract by Friday”</w:t>
       </w:r>
       <w:r>
         <w:t xml:space="preserve"> </w:t>
@@ -279,15 +357,16 @@
     </w:p>
     <w:p>
       <w:pPr>
+        <w:pStyle w:val="Compact"/>
         <w:numPr>
           <w:ilvl w:val="0"/>
           <w:numId w:val="1001"/>
         </w:numPr>
-        <w:pStyle w:val="Compact"/>
-      </w:pPr>
-      <w:r>
-        <w:rPr>
-          <w:b/>
+      </w:pPr>
+      <w:r>
+        <w:rPr>
+          <w:b/>
+          <w:bCs/>
         </w:rPr>
         <w:t xml:space="preserve">Detect</w:t>
       </w:r>
@@ -300,15 +379,16 @@
     </w:p>
     <w:p>
       <w:pPr>
+        <w:pStyle w:val="Compact"/>
         <w:numPr>
           <w:ilvl w:val="0"/>
           <w:numId w:val="1001"/>
         </w:numPr>
-        <w:pStyle w:val="Compact"/>
-      </w:pPr>
-      <w:r>
-        <w:rPr>
-          <w:b/>
+      </w:pPr>
+      <w:r>
+        <w:rPr>
+          <w:b/>
+          <w:bCs/>
         </w:rPr>
         <w:t xml:space="preserve">Fill gaps</w:t>
       </w:r>
@@ -321,15 +401,16 @@
     </w:p>
     <w:p>
       <w:pPr>
+        <w:pStyle w:val="Compact"/>
         <w:numPr>
           <w:ilvl w:val="0"/>
           <w:numId w:val="1001"/>
         </w:numPr>
-        <w:pStyle w:val="Compact"/>
-      </w:pPr>
-      <w:r>
-        <w:rPr>
-          <w:b/>
+      </w:pPr>
+      <w:r>
+        <w:rPr>
+          <w:b/>
+          <w:bCs/>
         </w:rPr>
         <w:t xml:space="preserve">Audit</w:t>
       </w:r>
@@ -342,15 +423,16 @@
     </w:p>
     <w:p>
       <w:pPr>
+        <w:pStyle w:val="Compact"/>
         <w:numPr>
           <w:ilvl w:val="0"/>
           <w:numId w:val="1001"/>
         </w:numPr>
-        <w:pStyle w:val="Compact"/>
-      </w:pPr>
-      <w:r>
-        <w:rPr>
-          <w:b/>
+      </w:pPr>
+      <w:r>
+        <w:rPr>
+          <w:b/>
+          <w:bCs/>
         </w:rPr>
         <w:t xml:space="preserve">Generate</w:t>
       </w:r>
@@ -363,15 +445,16 @@
     </w:p>
     <w:p>
       <w:pPr>
+        <w:pStyle w:val="Compact"/>
         <w:numPr>
           <w:ilvl w:val="0"/>
           <w:numId w:val="1001"/>
         </w:numPr>
-        <w:pStyle w:val="Compact"/>
-      </w:pPr>
-      <w:r>
-        <w:rPr>
-          <w:b/>
+      </w:pPr>
+      <w:r>
+        <w:rPr>
+          <w:b/>
+          <w:bCs/>
         </w:rPr>
         <w:t xml:space="preserve">Bind</w:t>
       </w:r>
@@ -384,15 +467,16 @@
     </w:p>
     <w:p>
       <w:pPr>
+        <w:pStyle w:val="Compact"/>
         <w:numPr>
           <w:ilvl w:val="0"/>
           <w:numId w:val="1001"/>
         </w:numPr>
-        <w:pStyle w:val="Compact"/>
-      </w:pPr>
-      <w:r>
-        <w:rPr>
-          <w:b/>
+      </w:pPr>
+      <w:r>
+        <w:rPr>
+          <w:b/>
+          <w:bCs/>
         </w:rPr>
         <w:t xml:space="preserve">Store</w:t>
       </w:r>
@@ -405,15 +489,16 @@
     </w:p>
     <w:p>
       <w:pPr>
+        <w:pStyle w:val="Compact"/>
         <w:numPr>
           <w:ilvl w:val="0"/>
           <w:numId w:val="1001"/>
         </w:numPr>
-        <w:pStyle w:val="Compact"/>
-      </w:pPr>
-      <w:r>
-        <w:rPr>
-          <w:b/>
+      </w:pPr>
+      <w:r>
+        <w:rPr>
+          <w:b/>
+          <w:bCs/>
         </w:rPr>
         <w:t xml:space="preserve">Surface</w:t>
       </w:r>
@@ -435,13 +520,7 @@
         <w:t xml:space="preserve"> </w:t>
       </w:r>
       <w:r>
-        <w:t xml:space="preserve">“</w:t>
-      </w:r>
-      <w:r>
-        <w:t xml:space="preserve">marketplace + payment rails</w:t>
-      </w:r>
-      <w:r>
-        <w:t xml:space="preserve">”</w:t>
+        <w:t xml:space="preserve">“marketplace + payment rails”</w:t>
       </w:r>
       <w:r>
         <w:t xml:space="preserve"> </w:t>
@@ -453,13 +532,7 @@
         <w:t xml:space="preserve"> </w:t>
       </w:r>
       <w:r>
-        <w:t xml:space="preserve">“</w:t>
-      </w:r>
-      <w:r>
-        <w:t xml:space="preserve">marketplace + operational SaaS for vendors.</w:t>
-      </w:r>
-      <w:r>
-        <w:t xml:space="preserve">”</w:t>
+        <w:t xml:space="preserve">“marketplace + operational SaaS for vendors.”</w:t>
       </w:r>
       <w:r>
         <w:t xml:space="preserve"> </w:t>
@@ -471,13 +544,7 @@
         <w:t xml:space="preserve"> </w:t>
       </w:r>
       <w:r>
-        <w:t xml:space="preserve">“</w:t>
-      </w:r>
-      <w:r>
-        <w:t xml:space="preserve">marketing perks</w:t>
-      </w:r>
-      <w:r>
-        <w:t xml:space="preserve">”</w:t>
+        <w:t xml:space="preserve">“marketing perks”</w:t>
       </w:r>
       <w:r>
         <w:t xml:space="preserve"> </w:t>
@@ -489,13 +556,7 @@
         <w:t xml:space="preserve"> </w:t>
       </w:r>
       <w:r>
-        <w:t xml:space="preserve">“</w:t>
-      </w:r>
-      <w:r>
-        <w:t xml:space="preserve">operational tools the vendor would otherwise pay PandaDoc / SignNow / DocuSign for.</w:t>
-      </w:r>
-      <w:r>
-        <w:t xml:space="preserve">”</w:t>
+        <w:t xml:space="preserve">“operational tools the vendor would otherwise pay PandaDoc / SignNow / DocuSign for.”</w:t>
       </w:r>
     </w:p>
     <w:p>
@@ -505,15 +566,15 @@
         </w:pict>
       </w:r>
     </w:p>
+    <w:bookmarkEnd w:id="9"/>
+    <w:bookmarkStart w:id="10" w:name="user-flow-vendor-side"/>
     <w:p>
       <w:pPr>
         <w:pStyle w:val="Heading2"/>
       </w:pPr>
-      <w:bookmarkStart w:id="22" w:name="user-flow-vendor-side"/>
       <w:r>
         <w:t xml:space="preserve">2. User flow (vendor side)</w:t>
       </w:r>
-      <w:bookmarkEnd w:id="22"/>
     </w:p>
     <w:p>
       <w:pPr>
@@ -530,6 +591,7 @@
       <w:r>
         <w:rPr>
           <w:b/>
+          <w:bCs/>
         </w:rPr>
         <w:t xml:space="preserve">Entry point.</w:t>
       </w:r>
@@ -545,6 +607,7 @@
       <w:r>
         <w:rPr>
           <w:b/>
+          <w:bCs/>
         </w:rPr>
         <w:t xml:space="preserve">Contracts</w:t>
       </w:r>
@@ -574,6 +637,7 @@
       <w:r>
         <w:rPr>
           <w:b/>
+          <w:bCs/>
         </w:rPr>
         <w:t xml:space="preserve">Step 1 — Pick the booking.</w:t>
       </w:r>
@@ -602,13 +666,7 @@
         <w:t xml:space="preserve"> </w:t>
       </w:r>
       <w:r>
-        <w:t xml:space="preserve">“</w:t>
-      </w:r>
-      <w:r>
-        <w:t xml:space="preserve">Which booking is this for?</w:t>
-      </w:r>
-      <w:r>
-        <w:t xml:space="preserve">”</w:t>
+        <w:t xml:space="preserve">“Which booking is this for?”</w:t>
       </w:r>
       <w:r>
         <w:t xml:space="preserve"> </w:t>
@@ -639,6 +697,7 @@
       <w:r>
         <w:rPr>
           <w:b/>
+          <w:bCs/>
         </w:rPr>
         <w:t xml:space="preserve">Step 2 — Pick the entry path.</w:t>
       </w:r>
@@ -651,15 +710,16 @@
     </w:p>
     <w:p>
       <w:pPr>
+        <w:pStyle w:val="Compact"/>
         <w:numPr>
           <w:ilvl w:val="0"/>
           <w:numId w:val="1002"/>
         </w:numPr>
-        <w:pStyle w:val="Compact"/>
-      </w:pPr>
-      <w:r>
-        <w:rPr>
-          <w:b/>
+      </w:pPr>
+      <w:r>
+        <w:rPr>
+          <w:b/>
+          <w:bCs/>
         </w:rPr>
         <w:t xml:space="preserve">(A) Upload existing contract</w:t>
       </w:r>
@@ -672,15 +732,16 @@
     </w:p>
     <w:p>
       <w:pPr>
+        <w:pStyle w:val="Compact"/>
         <w:numPr>
           <w:ilvl w:val="0"/>
           <w:numId w:val="1002"/>
         </w:numPr>
-        <w:pStyle w:val="Compact"/>
-      </w:pPr>
-      <w:r>
-        <w:rPr>
-          <w:b/>
+      </w:pPr>
+      <w:r>
+        <w:rPr>
+          <w:b/>
+          <w:bCs/>
         </w:rPr>
         <w:t xml:space="preserve">(B) Start from template</w:t>
       </w:r>
@@ -693,15 +754,16 @@
     </w:p>
     <w:p>
       <w:pPr>
+        <w:pStyle w:val="Compact"/>
         <w:numPr>
           <w:ilvl w:val="0"/>
           <w:numId w:val="1002"/>
         </w:numPr>
-        <w:pStyle w:val="Compact"/>
-      </w:pPr>
-      <w:r>
-        <w:rPr>
-          <w:b/>
+      </w:pPr>
+      <w:r>
+        <w:rPr>
+          <w:b/>
+          <w:bCs/>
         </w:rPr>
         <w:t xml:space="preserve">(C) Edit a prior contract</w:t>
       </w:r>
@@ -719,6 +781,7 @@
       <w:r>
         <w:rPr>
           <w:b/>
+          <w:bCs/>
         </w:rPr>
         <w:t xml:space="preserve">Step 3 — AI analysis (path A only).</w:t>
       </w:r>
@@ -729,13 +792,7 @@
         <w:t xml:space="preserve">Vendor uploads PDF/docx. Worker extracts text, sends to Claude API. ~10–20 second progress card animates with rotating status messages (</w:t>
       </w:r>
       <w:r>
-        <w:t xml:space="preserve">“</w:t>
-      </w:r>
-      <w:r>
-        <w:t xml:space="preserve">Reading the contract…</w:t>
-      </w:r>
-      <w:r>
-        <w:t xml:space="preserve">”</w:t>
+        <w:t xml:space="preserve">“Reading the contract…”</w:t>
       </w:r>
       <w:r>
         <w:t xml:space="preserve">,</w:t>
@@ -744,13 +801,7 @@
         <w:t xml:space="preserve"> </w:t>
       </w:r>
       <w:r>
-        <w:t xml:space="preserve">“</w:t>
-      </w:r>
-      <w:r>
-        <w:t xml:space="preserve">Checking what’s covered…</w:t>
-      </w:r>
-      <w:r>
-        <w:t xml:space="preserve">”</w:t>
+        <w:t xml:space="preserve">“Checking what’s covered…”</w:t>
       </w:r>
       <w:r>
         <w:t xml:space="preserve">,</w:t>
@@ -759,13 +810,7 @@
         <w:t xml:space="preserve"> </w:t>
       </w:r>
       <w:r>
-        <w:t xml:space="preserve">“</w:t>
-      </w:r>
-      <w:r>
-        <w:t xml:space="preserve">Comparing to PH legal minimums…</w:t>
-      </w:r>
-      <w:r>
-        <w:t xml:space="preserve">”</w:t>
+        <w:t xml:space="preserve">“Comparing to PH legal minimums…”</w:t>
       </w:r>
       <w:r>
         <w:t xml:space="preserve">). On completion, the</w:t>
@@ -776,6 +821,7 @@
       <w:r>
         <w:rPr>
           <w:b/>
+          <w:bCs/>
         </w:rPr>
         <w:t xml:space="preserve">Detection Panel</w:t>
       </w:r>
@@ -793,6 +839,7 @@
       <w:r>
         <w:rPr>
           <w:b/>
+          <w:bCs/>
         </w:rPr>
         <w:t xml:space="preserve">Step 4 — Detection panel review.</w:t>
       </w:r>
@@ -805,15 +852,16 @@
     </w:p>
     <w:p>
       <w:pPr>
+        <w:pStyle w:val="Compact"/>
         <w:numPr>
           <w:ilvl w:val="0"/>
           <w:numId w:val="1003"/>
         </w:numPr>
-        <w:pStyle w:val="Compact"/>
-      </w:pPr>
-      <w:r>
-        <w:rPr>
-          <w:b/>
+      </w:pPr>
+      <w:r>
+        <w:rPr>
+          <w:b/>
+          <w:bCs/>
         </w:rPr>
         <w:t xml:space="preserve">Green check</w:t>
       </w:r>
@@ -826,15 +874,16 @@
     </w:p>
     <w:p>
       <w:pPr>
+        <w:pStyle w:val="Compact"/>
         <w:numPr>
           <w:ilvl w:val="0"/>
           <w:numId w:val="1003"/>
         </w:numPr>
-        <w:pStyle w:val="Compact"/>
-      </w:pPr>
-      <w:r>
-        <w:rPr>
-          <w:b/>
+      </w:pPr>
+      <w:r>
+        <w:rPr>
+          <w:b/>
+          <w:bCs/>
         </w:rPr>
         <w:t xml:space="preserve">Amber warning</w:t>
       </w:r>
@@ -848,13 +897,7 @@
         <w:t xml:space="preserve"> </w:t>
       </w:r>
       <w:r>
-        <w:t xml:space="preserve">“</w:t>
-      </w:r>
-      <w:r>
-        <w:t xml:space="preserve">we’ll refund what’s fair</w:t>
-      </w:r>
-      <w:r>
-        <w:t xml:space="preserve">”</w:t>
+        <w:t xml:space="preserve">“we’ll refund what’s fair”</w:t>
       </w:r>
       <w:r>
         <w:t xml:space="preserve">).</w:t>
@@ -862,15 +905,16 @@
     </w:p>
     <w:p>
       <w:pPr>
+        <w:pStyle w:val="Compact"/>
         <w:numPr>
           <w:ilvl w:val="0"/>
           <w:numId w:val="1003"/>
         </w:numPr>
-        <w:pStyle w:val="Compact"/>
-      </w:pPr>
-      <w:r>
-        <w:rPr>
-          <w:b/>
+      </w:pPr>
+      <w:r>
+        <w:rPr>
+          <w:b/>
+          <w:bCs/>
         </w:rPr>
         <w:t xml:space="preserve">Red X</w:t>
       </w:r>
@@ -891,15 +935,16 @@
     </w:p>
     <w:p>
       <w:pPr>
+        <w:pStyle w:val="Compact"/>
         <w:numPr>
           <w:ilvl w:val="0"/>
           <w:numId w:val="1004"/>
         </w:numPr>
-        <w:pStyle w:val="Compact"/>
-      </w:pPr>
-      <w:r>
-        <w:rPr>
-          <w:b/>
+      </w:pPr>
+      <w:r>
+        <w:rPr>
+          <w:b/>
+          <w:bCs/>
         </w:rPr>
         <w:t xml:space="preserve">Keep</w:t>
       </w:r>
@@ -912,15 +957,16 @@
     </w:p>
     <w:p>
       <w:pPr>
+        <w:pStyle w:val="Compact"/>
         <w:numPr>
           <w:ilvl w:val="0"/>
           <w:numId w:val="1004"/>
         </w:numPr>
-        <w:pStyle w:val="Compact"/>
-      </w:pPr>
-      <w:r>
-        <w:rPr>
-          <w:b/>
+      </w:pPr>
+      <w:r>
+        <w:rPr>
+          <w:b/>
+          <w:bCs/>
         </w:rPr>
         <w:t xml:space="preserve">Replace with Setnayan’s recommended version</w:t>
       </w:r>
@@ -933,15 +979,16 @@
     </w:p>
     <w:p>
       <w:pPr>
+        <w:pStyle w:val="Compact"/>
         <w:numPr>
           <w:ilvl w:val="0"/>
           <w:numId w:val="1004"/>
         </w:numPr>
-        <w:pStyle w:val="Compact"/>
-      </w:pPr>
-      <w:r>
-        <w:rPr>
-          <w:b/>
+      </w:pPr>
+      <w:r>
+        <w:rPr>
+          <w:b/>
+          <w:bCs/>
         </w:rPr>
         <w:t xml:space="preserve">Remove</w:t>
       </w:r>
@@ -954,15 +1001,16 @@
     </w:p>
     <w:p>
       <w:pPr>
+        <w:pStyle w:val="Compact"/>
         <w:numPr>
           <w:ilvl w:val="0"/>
           <w:numId w:val="1004"/>
         </w:numPr>
-        <w:pStyle w:val="Compact"/>
-      </w:pPr>
-      <w:r>
-        <w:rPr>
-          <w:b/>
+      </w:pPr>
+      <w:r>
+        <w:rPr>
+          <w:b/>
+          <w:bCs/>
         </w:rPr>
         <w:t xml:space="preserve">Edit in place</w:t>
       </w:r>
@@ -988,6 +1036,7 @@
       <w:r>
         <w:rPr>
           <w:b/>
+          <w:bCs/>
         </w:rPr>
         <w:t xml:space="preserve">Step 5 — Compliance checklist.</w:t>
       </w:r>
@@ -1003,6 +1052,7 @@
       <w:r>
         <w:rPr>
           <w:b/>
+          <w:bCs/>
         </w:rPr>
         <w:t xml:space="preserve">red</w:t>
       </w:r>
@@ -1016,13 +1066,7 @@
         <w:t xml:space="preserve"> </w:t>
       </w:r>
       <w:r>
-        <w:t xml:space="preserve">“</w:t>
-      </w:r>
-      <w:r>
-        <w:t xml:space="preserve">Send anyway</w:t>
-      </w:r>
-      <w:r>
-        <w:t xml:space="preserve">”</w:t>
+        <w:t xml:space="preserve">“Send anyway”</w:t>
       </w:r>
       <w:r>
         <w:t xml:space="preserve"> </w:t>
@@ -1038,6 +1082,7 @@
       <w:r>
         <w:rPr>
           <w:b/>
+          <w:bCs/>
         </w:rPr>
         <w:t xml:space="preserve">Step 6 — Clause-fill from Setnayan library.</w:t>
       </w:r>
@@ -1050,15 +1095,16 @@
     </w:p>
     <w:p>
       <w:pPr>
+        <w:pStyle w:val="Compact"/>
         <w:numPr>
           <w:ilvl w:val="0"/>
           <w:numId w:val="1005"/>
         </w:numPr>
-        <w:pStyle w:val="Compact"/>
-      </w:pPr>
-      <w:r>
-        <w:rPr>
-          <w:b/>
+      </w:pPr>
+      <w:r>
+        <w:rPr>
+          <w:b/>
+          <w:bCs/>
         </w:rPr>
         <w:t xml:space="preserve">Plain-English explanation</w:t>
       </w:r>
@@ -1072,26 +1118,21 @@
         <w:t xml:space="preserve"> </w:t>
       </w:r>
       <w:r>
-        <w:t xml:space="preserve">“</w:t>
-      </w:r>
-      <w:r>
-        <w:t xml:space="preserve">This clause says you’re not liable for damages above the contract amount.</w:t>
-      </w:r>
-      <w:r>
-        <w:t xml:space="preserve">”</w:t>
-      </w:r>
-    </w:p>
-    <w:p>
-      <w:pPr>
+        <w:t xml:space="preserve">“This clause says you’re not liable for damages above the contract amount.”</w:t>
+      </w:r>
+    </w:p>
+    <w:p>
+      <w:pPr>
+        <w:pStyle w:val="Compact"/>
         <w:numPr>
           <w:ilvl w:val="0"/>
           <w:numId w:val="1005"/>
         </w:numPr>
-        <w:pStyle w:val="Compact"/>
-      </w:pPr>
-      <w:r>
-        <w:rPr>
-          <w:b/>
+      </w:pPr>
+      <w:r>
+        <w:rPr>
+          <w:b/>
+          <w:bCs/>
         </w:rPr>
         <w:t xml:space="preserve">The actual legal text</w:t>
       </w:r>
@@ -1104,15 +1145,16 @@
     </w:p>
     <w:p>
       <w:pPr>
+        <w:pStyle w:val="Compact"/>
         <w:numPr>
           <w:ilvl w:val="0"/>
           <w:numId w:val="1005"/>
         </w:numPr>
-        <w:pStyle w:val="Compact"/>
-      </w:pPr>
-      <w:r>
-        <w:rPr>
-          <w:b/>
+      </w:pPr>
+      <w:r>
+        <w:rPr>
+          <w:b/>
+          <w:bCs/>
         </w:rPr>
         <w:t xml:space="preserve">Service-category match</w:t>
       </w:r>
@@ -1126,13 +1168,7 @@
         <w:t xml:space="preserve"> </w:t>
       </w:r>
       <w:r>
-        <w:t xml:space="preserve">“</w:t>
-      </w:r>
-      <w:r>
-        <w:t xml:space="preserve">photography</w:t>
-      </w:r>
-      <w:r>
-        <w:t xml:space="preserve">”</w:t>
+        <w:t xml:space="preserve">“photography”</w:t>
       </w:r>
       <w:r>
         <w:t xml:space="preserve"> </w:t>
@@ -1143,15 +1179,16 @@
     </w:p>
     <w:p>
       <w:pPr>
+        <w:pStyle w:val="Compact"/>
         <w:numPr>
           <w:ilvl w:val="0"/>
           <w:numId w:val="1005"/>
         </w:numPr>
-        <w:pStyle w:val="Compact"/>
-      </w:pPr>
-      <w:r>
-        <w:rPr>
-          <w:b/>
+      </w:pPr>
+      <w:r>
+        <w:rPr>
+          <w:b/>
+          <w:bCs/>
         </w:rPr>
         <w:t xml:space="preserve">Lawyer-reviewed badge</w:t>
       </w:r>
@@ -1169,6 +1206,7 @@
       <w:r>
         <w:rPr>
           <w:b/>
+          <w:bCs/>
         </w:rPr>
         <w:t xml:space="preserve">Step 7 — Preview PDF.</w:t>
       </w:r>
@@ -1184,6 +1222,7 @@
       <w:r>
         <w:rPr>
           <w:b/>
+          <w:bCs/>
         </w:rPr>
         <w:t xml:space="preserve">Preview</w:t>
       </w:r>
@@ -1210,6 +1249,7 @@
       <w:r>
         <w:rPr>
           <w:b/>
+          <w:bCs/>
         </w:rPr>
         <w:t xml:space="preserve">Step 8 — Send to customer.</w:t>
       </w:r>
@@ -1225,6 +1265,7 @@
       <w:r>
         <w:rPr>
           <w:b/>
+          <w:bCs/>
         </w:rPr>
         <w:t xml:space="preserve">Send for signature</w:t>
       </w:r>
@@ -1307,6 +1348,7 @@
       <w:r>
         <w:rPr>
           <w:b/>
+          <w:bCs/>
         </w:rPr>
         <w:t xml:space="preserve">Step 9 — Customer signs.</w:t>
       </w:r>
@@ -1336,6 +1378,7 @@
       <w:r>
         <w:rPr>
           <w:b/>
+          <w:bCs/>
         </w:rPr>
         <w:t xml:space="preserve">Step 10 — Vendor signs.</w:t>
       </w:r>
@@ -1377,6 +1420,7 @@
       <w:r>
         <w:rPr>
           <w:b/>
+          <w:bCs/>
         </w:rPr>
         <w:t xml:space="preserve">Step 11 — Audit trail.</w:t>
       </w:r>
@@ -1394,15 +1438,15 @@
         </w:pict>
       </w:r>
     </w:p>
+    <w:bookmarkEnd w:id="10"/>
+    <w:bookmarkStart w:id="11" w:name="the-14-detected-contract-elements"/>
     <w:p>
       <w:pPr>
         <w:pStyle w:val="Heading2"/>
       </w:pPr>
-      <w:bookmarkStart w:id="23" w:name="the-14-detected-contract-elements"/>
       <w:r>
         <w:t xml:space="preserve">3. The 14 detected contract elements</w:t>
       </w:r>
-      <w:bookmarkEnd w:id="23"/>
     </w:p>
     <w:p>
       <w:pPr>
@@ -1415,8 +1459,9 @@
     <w:tbl>
       <w:tblPr>
         <w:tblStyle w:val="Table"/>
-        <w:tblW w:type="pct" w:w="5000.0"/>
-        <w:tblLook w:firstRow="1"/>
+        <w:tblW w:type="pct" w:w="5000"/>
+        <w:tblLayout w:type="fixed"/>
+        <w:tblLook w:firstRow="1" w:lastRow="0" w:firstColumn="0" w:lastColumn="0" w:noHBand="0" w:noVBand="0" w:val="0020"/>
       </w:tblPr>
       <w:tblGrid>
         <w:gridCol w:w="1980"/>
@@ -1426,19 +1471,13 @@
       </w:tblGrid>
       <w:tr>
         <w:trPr>
-          <w:cnfStyle w:firstRow="1"/>
+          <w:tblHeader w:val="on"/>
         </w:trPr>
         <w:tc>
-          <w:tcPr>
-            <w:tcBorders>
-              <w:bottom w:val="single"/>
-            </w:tcBorders>
-            <w:vAlign w:val="bottom"/>
-          </w:tcPr>
-          <w:p>
-            <w:pPr>
-              <w:pStyle w:val="Compact"/>
-              <w:jc w:val="left"/>
+          <w:tcPr/>
+          <w:p>
+            <w:pPr>
+              <w:pStyle w:val="Compact"/>
             </w:pPr>
             <w:r>
               <w:t xml:space="preserve">#</w:t>
@@ -1446,16 +1485,10 @@
           </w:p>
         </w:tc>
         <w:tc>
-          <w:tcPr>
-            <w:tcBorders>
-              <w:bottom w:val="single"/>
-            </w:tcBorders>
-            <w:vAlign w:val="bottom"/>
-          </w:tcPr>
-          <w:p>
-            <w:pPr>
-              <w:pStyle w:val="Compact"/>
-              <w:jc w:val="left"/>
+          <w:tcPr/>
+          <w:p>
+            <w:pPr>
+              <w:pStyle w:val="Compact"/>
             </w:pPr>
             <w:r>
               <w:t xml:space="preserve">Element</w:t>
@@ -1463,16 +1496,10 @@
           </w:p>
         </w:tc>
         <w:tc>
-          <w:tcPr>
-            <w:tcBorders>
-              <w:bottom w:val="single"/>
-            </w:tcBorders>
-            <w:vAlign w:val="bottom"/>
-          </w:tcPr>
-          <w:p>
-            <w:pPr>
-              <w:pStyle w:val="Compact"/>
-              <w:jc w:val="left"/>
+          <w:tcPr/>
+          <w:p>
+            <w:pPr>
+              <w:pStyle w:val="Compact"/>
             </w:pPr>
             <w:r>
               <w:t xml:space="preserve">Why it matters</w:t>
@@ -1480,16 +1507,10 @@
           </w:p>
         </w:tc>
         <w:tc>
-          <w:tcPr>
-            <w:tcBorders>
-              <w:bottom w:val="single"/>
-            </w:tcBorders>
-            <w:vAlign w:val="bottom"/>
-          </w:tcPr>
-          <w:p>
-            <w:pPr>
-              <w:pStyle w:val="Compact"/>
-              <w:jc w:val="left"/>
+          <w:tcPr/>
+          <w:p>
+            <w:pPr>
+              <w:pStyle w:val="Compact"/>
             </w:pPr>
             <w:r>
               <w:t xml:space="preserve">Severity</w:t>
@@ -1499,10 +1520,10 @@
       </w:tr>
       <w:tr>
         <w:tc>
-          <w:p>
-            <w:pPr>
-              <w:pStyle w:val="Compact"/>
-              <w:jc w:val="left"/>
+          <w:tcPr/>
+          <w:p>
+            <w:pPr>
+              <w:pStyle w:val="Compact"/>
             </w:pPr>
             <w:r>
               <w:t xml:space="preserve">1</w:t>
@@ -1510,10 +1531,10 @@
           </w:p>
         </w:tc>
         <w:tc>
-          <w:p>
-            <w:pPr>
-              <w:pStyle w:val="Compact"/>
-              <w:jc w:val="left"/>
+          <w:tcPr/>
+          <w:p>
+            <w:pPr>
+              <w:pStyle w:val="Compact"/>
             </w:pPr>
             <w:r>
               <w:t xml:space="preserve">Parties identified — vendor legal name + customer legal name</w:t>
@@ -1521,10 +1542,10 @@
           </w:p>
         </w:tc>
         <w:tc>
-          <w:p>
-            <w:pPr>
-              <w:pStyle w:val="Compact"/>
-              <w:jc w:val="left"/>
+          <w:tcPr/>
+          <w:p>
+            <w:pPr>
+              <w:pStyle w:val="Compact"/>
             </w:pPr>
             <w:r>
               <w:t xml:space="preserve">Required for the contract to be binding under PH Civil Code Art. 1318</w:t>
@@ -1532,10 +1553,10 @@
           </w:p>
         </w:tc>
         <w:tc>
-          <w:p>
-            <w:pPr>
-              <w:pStyle w:val="Compact"/>
-              <w:jc w:val="left"/>
+          <w:tcPr/>
+          <w:p>
+            <w:pPr>
+              <w:pStyle w:val="Compact"/>
             </w:pPr>
             <w:r>
               <w:t xml:space="preserve">Hard</w:t>
@@ -1545,10 +1566,10 @@
       </w:tr>
       <w:tr>
         <w:tc>
-          <w:p>
-            <w:pPr>
-              <w:pStyle w:val="Compact"/>
-              <w:jc w:val="left"/>
+          <w:tcPr/>
+          <w:p>
+            <w:pPr>
+              <w:pStyle w:val="Compact"/>
             </w:pPr>
             <w:r>
               <w:t xml:space="preserve">2</w:t>
@@ -1556,10 +1577,10 @@
           </w:p>
         </w:tc>
         <w:tc>
-          <w:p>
-            <w:pPr>
-              <w:pStyle w:val="Compact"/>
-              <w:jc w:val="left"/>
+          <w:tcPr/>
+          <w:p>
+            <w:pPr>
+              <w:pStyle w:val="Compact"/>
             </w:pPr>
             <w:r>
               <w:t xml:space="preserve">Service description</w:t>
@@ -1567,10 +1588,10 @@
           </w:p>
         </w:tc>
         <w:tc>
-          <w:p>
-            <w:pPr>
-              <w:pStyle w:val="Compact"/>
-              <w:jc w:val="left"/>
+          <w:tcPr/>
+          <w:p>
+            <w:pPr>
+              <w:pStyle w:val="Compact"/>
             </w:pPr>
             <w:r>
               <w:t xml:space="preserve">Defines what the customer is purchasing; ambiguity here is the #1 disputes source</w:t>
@@ -1578,10 +1599,10 @@
           </w:p>
         </w:tc>
         <w:tc>
-          <w:p>
-            <w:pPr>
-              <w:pStyle w:val="Compact"/>
-              <w:jc w:val="left"/>
+          <w:tcPr/>
+          <w:p>
+            <w:pPr>
+              <w:pStyle w:val="Compact"/>
             </w:pPr>
             <w:r>
               <w:t xml:space="preserve">Hard</w:t>
@@ -1591,10 +1612,10 @@
       </w:tr>
       <w:tr>
         <w:tc>
-          <w:p>
-            <w:pPr>
-              <w:pStyle w:val="Compact"/>
-              <w:jc w:val="left"/>
+          <w:tcPr/>
+          <w:p>
+            <w:pPr>
+              <w:pStyle w:val="Compact"/>
             </w:pPr>
             <w:r>
               <w:t xml:space="preserve">3</w:t>
@@ -1602,10 +1623,10 @@
           </w:p>
         </w:tc>
         <w:tc>
-          <w:p>
-            <w:pPr>
-              <w:pStyle w:val="Compact"/>
-              <w:jc w:val="left"/>
+          <w:tcPr/>
+          <w:p>
+            <w:pPr>
+              <w:pStyle w:val="Compact"/>
             </w:pPr>
             <w:r>
               <w:t xml:space="preserve">Pricing model + total amount</w:t>
@@ -1613,10 +1634,10 @@
           </w:p>
         </w:tc>
         <w:tc>
-          <w:p>
-            <w:pPr>
-              <w:pStyle w:val="Compact"/>
-              <w:jc w:val="left"/>
+          <w:tcPr/>
+          <w:p>
+            <w:pPr>
+              <w:pStyle w:val="Compact"/>
             </w:pPr>
             <w:r>
               <w:t xml:space="preserve">Required for binding; ambiguity is the #2 disputes source</w:t>
@@ -1624,10 +1645,10 @@
           </w:p>
         </w:tc>
         <w:tc>
-          <w:p>
-            <w:pPr>
-              <w:pStyle w:val="Compact"/>
-              <w:jc w:val="left"/>
+          <w:tcPr/>
+          <w:p>
+            <w:pPr>
+              <w:pStyle w:val="Compact"/>
             </w:pPr>
             <w:r>
               <w:t xml:space="preserve">Hard</w:t>
@@ -1637,10 +1658,10 @@
       </w:tr>
       <w:tr>
         <w:tc>
-          <w:p>
-            <w:pPr>
-              <w:pStyle w:val="Compact"/>
-              <w:jc w:val="left"/>
+          <w:tcPr/>
+          <w:p>
+            <w:pPr>
+              <w:pStyle w:val="Compact"/>
             </w:pPr>
             <w:r>
               <w:t xml:space="preserve">4</w:t>
@@ -1648,10 +1669,10 @@
           </w:p>
         </w:tc>
         <w:tc>
-          <w:p>
-            <w:pPr>
-              <w:pStyle w:val="Compact"/>
-              <w:jc w:val="left"/>
+          <w:tcPr/>
+          <w:p>
+            <w:pPr>
+              <w:pStyle w:val="Compact"/>
             </w:pPr>
             <w:r>
               <w:t xml:space="preserve">Payment schedule (milestones / deposit / balance / due dates)</w:t>
@@ -1659,10 +1680,10 @@
           </w:p>
         </w:tc>
         <w:tc>
-          <w:p>
-            <w:pPr>
-              <w:pStyle w:val="Compact"/>
-              <w:jc w:val="left"/>
+          <w:tcPr/>
+          <w:p>
+            <w:pPr>
+              <w:pStyle w:val="Compact"/>
             </w:pPr>
             <w:r>
               <w:t xml:space="preserve">Disputes-blocker if absent; PH vendors typically use 3-stage but variations are common (see decision 2026-05-09 on flexible milestones)</w:t>
@@ -1670,10 +1691,10 @@
           </w:p>
         </w:tc>
         <w:tc>
-          <w:p>
-            <w:pPr>
-              <w:pStyle w:val="Compact"/>
-              <w:jc w:val="left"/>
+          <w:tcPr/>
+          <w:p>
+            <w:pPr>
+              <w:pStyle w:val="Compact"/>
             </w:pPr>
             <w:r>
               <w:t xml:space="preserve">Soft</w:t>
@@ -1683,10 +1704,10 @@
       </w:tr>
       <w:tr>
         <w:tc>
-          <w:p>
-            <w:pPr>
-              <w:pStyle w:val="Compact"/>
-              <w:jc w:val="left"/>
+          <w:tcPr/>
+          <w:p>
+            <w:pPr>
+              <w:pStyle w:val="Compact"/>
             </w:pPr>
             <w:r>
               <w:t xml:space="preserve">5</w:t>
@@ -1694,10 +1715,10 @@
           </w:p>
         </w:tc>
         <w:tc>
-          <w:p>
-            <w:pPr>
-              <w:pStyle w:val="Compact"/>
-              <w:jc w:val="left"/>
+          <w:tcPr/>
+          <w:p>
+            <w:pPr>
+              <w:pStyle w:val="Compact"/>
             </w:pPr>
             <w:r>
               <w:t xml:space="preserve">Cancellation policy (windows + refund rules)</w:t>
@@ -1705,10 +1726,10 @@
           </w:p>
         </w:tc>
         <w:tc>
-          <w:p>
-            <w:pPr>
-              <w:pStyle w:val="Compact"/>
-              <w:jc w:val="left"/>
+          <w:tcPr/>
+          <w:p>
+            <w:pPr>
+              <w:pStyle w:val="Compact"/>
             </w:pPr>
             <w:r>
               <w:t xml:space="preserve">Required by PH consumer law minimum; sets expectations both ways</w:t>
@@ -1716,10 +1737,10 @@
           </w:p>
         </w:tc>
         <w:tc>
-          <w:p>
-            <w:pPr>
-              <w:pStyle w:val="Compact"/>
-              <w:jc w:val="left"/>
+          <w:tcPr/>
+          <w:p>
+            <w:pPr>
+              <w:pStyle w:val="Compact"/>
             </w:pPr>
             <w:r>
               <w:t xml:space="preserve">Hard</w:t>
@@ -1729,10 +1750,10 @@
       </w:tr>
       <w:tr>
         <w:tc>
-          <w:p>
-            <w:pPr>
-              <w:pStyle w:val="Compact"/>
-              <w:jc w:val="left"/>
+          <w:tcPr/>
+          <w:p>
+            <w:pPr>
+              <w:pStyle w:val="Compact"/>
             </w:pPr>
             <w:r>
               <w:t xml:space="preserve">6</w:t>
@@ -1740,10 +1761,10 @@
           </w:p>
         </w:tc>
         <w:tc>
-          <w:p>
-            <w:pPr>
-              <w:pStyle w:val="Compact"/>
-              <w:jc w:val="left"/>
+          <w:tcPr/>
+          <w:p>
+            <w:pPr>
+              <w:pStyle w:val="Compact"/>
             </w:pPr>
             <w:r>
               <w:t xml:space="preserve">Force majeure clause</w:t>
@@ -1751,10 +1772,10 @@
           </w:p>
         </w:tc>
         <w:tc>
-          <w:p>
-            <w:pPr>
-              <w:pStyle w:val="Compact"/>
-              <w:jc w:val="left"/>
+          <w:tcPr/>
+          <w:p>
+            <w:pPr>
+              <w:pStyle w:val="Compact"/>
             </w:pPr>
             <w:r>
               <w:t xml:space="preserve">Wedding-specific high-risk (typhoons, Taal eruption, COVID-class events); without it the vendor bears all risk for events outside their control</w:t>
@@ -1762,10 +1783,10 @@
           </w:p>
         </w:tc>
         <w:tc>
-          <w:p>
-            <w:pPr>
-              <w:pStyle w:val="Compact"/>
-              <w:jc w:val="left"/>
+          <w:tcPr/>
+          <w:p>
+            <w:pPr>
+              <w:pStyle w:val="Compact"/>
             </w:pPr>
             <w:r>
               <w:t xml:space="preserve">Soft</w:t>
@@ -1775,10 +1796,10 @@
       </w:tr>
       <w:tr>
         <w:tc>
-          <w:p>
-            <w:pPr>
-              <w:pStyle w:val="Compact"/>
-              <w:jc w:val="left"/>
+          <w:tcPr/>
+          <w:p>
+            <w:pPr>
+              <w:pStyle w:val="Compact"/>
             </w:pPr>
             <w:r>
               <w:t xml:space="preserve">7</w:t>
@@ -1786,10 +1807,10 @@
           </w:p>
         </w:tc>
         <w:tc>
-          <w:p>
-            <w:pPr>
-              <w:pStyle w:val="Compact"/>
-              <w:jc w:val="left"/>
+          <w:tcPr/>
+          <w:p>
+            <w:pPr>
+              <w:pStyle w:val="Compact"/>
             </w:pPr>
             <w:r>
               <w:t xml:space="preserve">Liability cap / disclaimer</w:t>
@@ -1797,10 +1818,10 @@
           </w:p>
         </w:tc>
         <w:tc>
-          <w:p>
-            <w:pPr>
-              <w:pStyle w:val="Compact"/>
-              <w:jc w:val="left"/>
+          <w:tcPr/>
+          <w:p>
+            <w:pPr>
+              <w:pStyle w:val="Compact"/>
             </w:pPr>
             <w:r>
               <w:t xml:space="preserve">Vendor protection; caps damages at the contract amount or specified ceiling</w:t>
@@ -1808,10 +1829,10 @@
           </w:p>
         </w:tc>
         <w:tc>
-          <w:p>
-            <w:pPr>
-              <w:pStyle w:val="Compact"/>
-              <w:jc w:val="left"/>
+          <w:tcPr/>
+          <w:p>
+            <w:pPr>
+              <w:pStyle w:val="Compact"/>
             </w:pPr>
             <w:r>
               <w:t xml:space="preserve">Soft</w:t>
@@ -1821,10 +1842,10 @@
       </w:tr>
       <w:tr>
         <w:tc>
-          <w:p>
-            <w:pPr>
-              <w:pStyle w:val="Compact"/>
-              <w:jc w:val="left"/>
+          <w:tcPr/>
+          <w:p>
+            <w:pPr>
+              <w:pStyle w:val="Compact"/>
             </w:pPr>
             <w:r>
               <w:t xml:space="preserve">8</w:t>
@@ -1832,10 +1853,10 @@
           </w:p>
         </w:tc>
         <w:tc>
-          <w:p>
-            <w:pPr>
-              <w:pStyle w:val="Compact"/>
-              <w:jc w:val="left"/>
+          <w:tcPr/>
+          <w:p>
+            <w:pPr>
+              <w:pStyle w:val="Compact"/>
             </w:pPr>
             <w:r>
               <w:t xml:space="preserve">Deliverables timeline (turnaround days, revision rounds, file format)</w:t>
@@ -1843,10 +1864,10 @@
           </w:p>
         </w:tc>
         <w:tc>
-          <w:p>
-            <w:pPr>
-              <w:pStyle w:val="Compact"/>
-              <w:jc w:val="left"/>
+          <w:tcPr/>
+          <w:p>
+            <w:pPr>
+              <w:pStyle w:val="Compact"/>
             </w:pPr>
             <w:r>
               <w:t xml:space="preserve">Disputes-blocker;</w:t>
@@ -1855,13 +1876,7 @@
               <w:t xml:space="preserve"> </w:t>
             </w:r>
             <w:r>
-              <w:t xml:space="preserve">“</w:t>
-            </w:r>
-            <w:r>
-              <w:t xml:space="preserve">edited photos delivered 8 weeks after wedding</w:t>
-            </w:r>
-            <w:r>
-              <w:t xml:space="preserve">”</w:t>
+              <w:t xml:space="preserve">“edited photos delivered 8 weeks after wedding”</w:t>
             </w:r>
             <w:r>
               <w:t xml:space="preserve"> </w:t>
@@ -1872,10 +1887,10 @@
           </w:p>
         </w:tc>
         <w:tc>
-          <w:p>
-            <w:pPr>
-              <w:pStyle w:val="Compact"/>
-              <w:jc w:val="left"/>
+          <w:tcPr/>
+          <w:p>
+            <w:pPr>
+              <w:pStyle w:val="Compact"/>
             </w:pPr>
             <w:r>
               <w:t xml:space="preserve">Soft</w:t>
@@ -1885,10 +1900,10 @@
       </w:tr>
       <w:tr>
         <w:tc>
-          <w:p>
-            <w:pPr>
-              <w:pStyle w:val="Compact"/>
-              <w:jc w:val="left"/>
+          <w:tcPr/>
+          <w:p>
+            <w:pPr>
+              <w:pStyle w:val="Compact"/>
             </w:pPr>
             <w:r>
               <w:t xml:space="preserve">9</w:t>
@@ -1896,10 +1911,10 @@
           </w:p>
         </w:tc>
         <w:tc>
-          <w:p>
-            <w:pPr>
-              <w:pStyle w:val="Compact"/>
-              <w:jc w:val="left"/>
+          <w:tcPr/>
+          <w:p>
+            <w:pPr>
+              <w:pStyle w:val="Compact"/>
             </w:pPr>
             <w:r>
               <w:t xml:space="preserve">Crew size + roles</w:t>
@@ -1907,10 +1922,10 @@
           </w:p>
         </w:tc>
         <w:tc>
-          <w:p>
-            <w:pPr>
-              <w:pStyle w:val="Compact"/>
-              <w:jc w:val="left"/>
+          <w:tcPr/>
+          <w:p>
+            <w:pPr>
+              <w:pStyle w:val="Compact"/>
             </w:pPr>
             <w:r>
               <w:t xml:space="preserve">Operational clarity; matches the crew-meal headcount in 0006</w:t>
@@ -1918,10 +1933,10 @@
           </w:p>
         </w:tc>
         <w:tc>
-          <w:p>
-            <w:pPr>
-              <w:pStyle w:val="Compact"/>
-              <w:jc w:val="left"/>
+          <w:tcPr/>
+          <w:p>
+            <w:pPr>
+              <w:pStyle w:val="Compact"/>
             </w:pPr>
             <w:r>
               <w:t xml:space="preserve">Optional</w:t>
@@ -1931,10 +1946,10 @@
       </w:tr>
       <w:tr>
         <w:tc>
-          <w:p>
-            <w:pPr>
-              <w:pStyle w:val="Compact"/>
-              <w:jc w:val="left"/>
+          <w:tcPr/>
+          <w:p>
+            <w:pPr>
+              <w:pStyle w:val="Compact"/>
             </w:pPr>
             <w:r>
               <w:t xml:space="preserve">10</w:t>
@@ -1942,10 +1957,10 @@
           </w:p>
         </w:tc>
         <w:tc>
-          <w:p>
-            <w:pPr>
-              <w:pStyle w:val="Compact"/>
-              <w:jc w:val="left"/>
+          <w:tcPr/>
+          <w:p>
+            <w:pPr>
+              <w:pStyle w:val="Compact"/>
             </w:pPr>
             <w:r>
               <w:t xml:space="preserve">Travel terms + fee (outside Metro Manila / Cebu Metro radius)</w:t>
@@ -1953,10 +1968,10 @@
           </w:p>
         </w:tc>
         <w:tc>
-          <w:p>
-            <w:pPr>
-              <w:pStyle w:val="Compact"/>
-              <w:jc w:val="left"/>
+          <w:tcPr/>
+          <w:p>
+            <w:pPr>
+              <w:pStyle w:val="Compact"/>
             </w:pPr>
             <w:r>
               <w:t xml:space="preserve">Common dispute source; often the vendor agrees verbally then bills travel after</w:t>
@@ -1964,10 +1979,10 @@
           </w:p>
         </w:tc>
         <w:tc>
-          <w:p>
-            <w:pPr>
-              <w:pStyle w:val="Compact"/>
-              <w:jc w:val="left"/>
+          <w:tcPr/>
+          <w:p>
+            <w:pPr>
+              <w:pStyle w:val="Compact"/>
             </w:pPr>
             <w:r>
               <w:t xml:space="preserve">Optional</w:t>
@@ -1977,10 +1992,10 @@
       </w:tr>
       <w:tr>
         <w:tc>
-          <w:p>
-            <w:pPr>
-              <w:pStyle w:val="Compact"/>
-              <w:jc w:val="left"/>
+          <w:tcPr/>
+          <w:p>
+            <w:pPr>
+              <w:pStyle w:val="Compact"/>
             </w:pPr>
             <w:r>
               <w:t xml:space="preserve">11</w:t>
@@ -1988,10 +2003,10 @@
           </w:p>
         </w:tc>
         <w:tc>
-          <w:p>
-            <w:pPr>
-              <w:pStyle w:val="Compact"/>
-              <w:jc w:val="left"/>
+          <w:tcPr/>
+          <w:p>
+            <w:pPr>
+              <w:pStyle w:val="Compact"/>
             </w:pPr>
             <w:r>
               <w:t xml:space="preserve">Ownership / IP (who owns the photos / raw footage / RAW files / out-takes)</w:t>
@@ -1999,10 +2014,10 @@
           </w:p>
         </w:tc>
         <w:tc>
-          <w:p>
-            <w:pPr>
-              <w:pStyle w:val="Compact"/>
-              <w:jc w:val="left"/>
+          <w:tcPr/>
+          <w:p>
+            <w:pPr>
+              <w:pStyle w:val="Compact"/>
             </w:pPr>
             <w:r>
               <w:t xml:space="preserve">Photography/video specific; PH default per IP Code is photographer-owns, but customers regularly assume they own — write it down</w:t>
@@ -2010,10 +2025,10 @@
           </w:p>
         </w:tc>
         <w:tc>
-          <w:p>
-            <w:pPr>
-              <w:pStyle w:val="Compact"/>
-              <w:jc w:val="left"/>
+          <w:tcPr/>
+          <w:p>
+            <w:pPr>
+              <w:pStyle w:val="Compact"/>
             </w:pPr>
             <w:r>
               <w:t xml:space="preserve">Soft (if photo/video)</w:t>
@@ -2023,10 +2038,10 @@
       </w:tr>
       <w:tr>
         <w:tc>
-          <w:p>
-            <w:pPr>
-              <w:pStyle w:val="Compact"/>
-              <w:jc w:val="left"/>
+          <w:tcPr/>
+          <w:p>
+            <w:pPr>
+              <w:pStyle w:val="Compact"/>
             </w:pPr>
             <w:r>
               <w:t xml:space="preserve">12</w:t>
@@ -2034,10 +2049,10 @@
           </w:p>
         </w:tc>
         <w:tc>
-          <w:p>
-            <w:pPr>
-              <w:pStyle w:val="Compact"/>
-              <w:jc w:val="left"/>
+          <w:tcPr/>
+          <w:p>
+            <w:pPr>
+              <w:pStyle w:val="Compact"/>
             </w:pPr>
             <w:r>
               <w:t xml:space="preserve">Warranty / re-shoot guarantee</w:t>
@@ -2045,10 +2060,10 @@
           </w:p>
         </w:tc>
         <w:tc>
-          <w:p>
-            <w:pPr>
-              <w:pStyle w:val="Compact"/>
-              <w:jc w:val="left"/>
+          <w:tcPr/>
+          <w:p>
+            <w:pPr>
+              <w:pStyle w:val="Compact"/>
             </w:pPr>
             <w:r>
               <w:t xml:space="preserve">Builds trust; some vendors offer it, many don’t</w:t>
@@ -2056,10 +2071,10 @@
           </w:p>
         </w:tc>
         <w:tc>
-          <w:p>
-            <w:pPr>
-              <w:pStyle w:val="Compact"/>
-              <w:jc w:val="left"/>
+          <w:tcPr/>
+          <w:p>
+            <w:pPr>
+              <w:pStyle w:val="Compact"/>
             </w:pPr>
             <w:r>
               <w:t xml:space="preserve">Optional</w:t>
@@ -2069,10 +2084,10 @@
       </w:tr>
       <w:tr>
         <w:tc>
-          <w:p>
-            <w:pPr>
-              <w:pStyle w:val="Compact"/>
-              <w:jc w:val="left"/>
+          <w:tcPr/>
+          <w:p>
+            <w:pPr>
+              <w:pStyle w:val="Compact"/>
             </w:pPr>
             <w:r>
               <w:t xml:space="preserve">13</w:t>
@@ -2080,10 +2095,10 @@
           </w:p>
         </w:tc>
         <w:tc>
-          <w:p>
-            <w:pPr>
-              <w:pStyle w:val="Compact"/>
-              <w:jc w:val="left"/>
+          <w:tcPr/>
+          <w:p>
+            <w:pPr>
+              <w:pStyle w:val="Compact"/>
             </w:pPr>
             <w:r>
               <w:t xml:space="preserve">Governing law + jurisdiction</w:t>
@@ -2091,10 +2106,10 @@
           </w:p>
         </w:tc>
         <w:tc>
-          <w:p>
-            <w:pPr>
-              <w:pStyle w:val="Compact"/>
-              <w:jc w:val="left"/>
+          <w:tcPr/>
+          <w:p>
+            <w:pPr>
+              <w:pStyle w:val="Compact"/>
             </w:pPr>
             <w:r>
               <w:t xml:space="preserve">Defaults to PH if absent — Setnayan’s recommended template specifies Philippine law + venue at the city of the wedding</w:t>
@@ -2102,10 +2117,10 @@
           </w:p>
         </w:tc>
         <w:tc>
-          <w:p>
-            <w:pPr>
-              <w:pStyle w:val="Compact"/>
-              <w:jc w:val="left"/>
+          <w:tcPr/>
+          <w:p>
+            <w:pPr>
+              <w:pStyle w:val="Compact"/>
             </w:pPr>
             <w:r>
               <w:t xml:space="preserve">Soft</w:t>
@@ -2115,10 +2130,10 @@
       </w:tr>
       <w:tr>
         <w:tc>
-          <w:p>
-            <w:pPr>
-              <w:pStyle w:val="Compact"/>
-              <w:jc w:val="left"/>
+          <w:tcPr/>
+          <w:p>
+            <w:pPr>
+              <w:pStyle w:val="Compact"/>
             </w:pPr>
             <w:r>
               <w:t xml:space="preserve">14</w:t>
@@ -2126,10 +2141,10 @@
           </w:p>
         </w:tc>
         <w:tc>
-          <w:p>
-            <w:pPr>
-              <w:pStyle w:val="Compact"/>
-              <w:jc w:val="left"/>
+          <w:tcPr/>
+          <w:p>
+            <w:pPr>
+              <w:pStyle w:val="Compact"/>
             </w:pPr>
             <w:r>
               <w:t xml:space="preserve">Signature blocks (both parties + dates)</w:t>
@@ -2137,10 +2152,10 @@
           </w:p>
         </w:tc>
         <w:tc>
-          <w:p>
-            <w:pPr>
-              <w:pStyle w:val="Compact"/>
-              <w:jc w:val="left"/>
+          <w:tcPr/>
+          <w:p>
+            <w:pPr>
+              <w:pStyle w:val="Compact"/>
             </w:pPr>
             <w:r>
               <w:t xml:space="preserve">Required for binding</w:t>
@@ -2148,10 +2163,10 @@
           </w:p>
         </w:tc>
         <w:tc>
-          <w:p>
-            <w:pPr>
-              <w:pStyle w:val="Compact"/>
-              <w:jc w:val="left"/>
+          <w:tcPr/>
+          <w:p>
+            <w:pPr>
+              <w:pStyle w:val="Compact"/>
             </w:pPr>
             <w:r>
               <w:t xml:space="preserve">Hard</w:t>
@@ -2167,6 +2182,7 @@
       <w:r>
         <w:rPr>
           <w:b/>
+          <w:bCs/>
         </w:rPr>
         <w:t xml:space="preserve">Hard</w:t>
       </w:r>
@@ -2182,6 +2198,7 @@
       <w:r>
         <w:rPr>
           <w:b/>
+          <w:bCs/>
         </w:rPr>
         <w:t xml:space="preserve">Soft</w:t>
       </w:r>
@@ -2197,6 +2214,7 @@
       <w:r>
         <w:rPr>
           <w:b/>
+          <w:bCs/>
         </w:rPr>
         <w:t xml:space="preserve">Optional</w:t>
       </w:r>
@@ -2222,15 +2240,15 @@
         </w:pict>
       </w:r>
     </w:p>
+    <w:bookmarkEnd w:id="11"/>
+    <w:bookmarkStart w:id="12" w:name="ai-analysis-architecture"/>
     <w:p>
       <w:pPr>
         <w:pStyle w:val="Heading2"/>
       </w:pPr>
-      <w:bookmarkStart w:id="24" w:name="ai-analysis-architecture"/>
       <w:r>
         <w:t xml:space="preserve">4. AI analysis architecture</w:t>
       </w:r>
-      <w:bookmarkEnd w:id="24"/>
     </w:p>
     <w:p>
       <w:pPr>
@@ -2239,6 +2257,7 @@
       <w:r>
         <w:rPr>
           <w:b/>
+          <w:bCs/>
         </w:rPr>
         <w:t xml:space="preserve">Provider.</w:t>
       </w:r>
@@ -2246,7 +2265,70 @@
         <w:t xml:space="preserve"> </w:t>
       </w:r>
       <w:r>
-        <w:t xml:space="preserve">Anthropic Claude API (</w:t>
+        <w:t xml:space="preserve">Anthropic Console (locked 2026-05-16). Workspace</w:t>
+      </w:r>
+      <w:r>
+        <w:t xml:space="preserve"> </w:t>
+      </w:r>
+      <w:r>
+        <w:rPr>
+          <w:b/>
+          <w:bCs/>
+        </w:rPr>
+        <w:t xml:space="preserve">“Setnayan”</w:t>
+      </w:r>
+      <w:r>
+        <w:t xml:space="preserve"> </w:t>
+      </w:r>
+      <w:r>
+        <w:t xml:space="preserve">· spend caps</w:t>
+      </w:r>
+      <w:r>
+        <w:t xml:space="preserve"> </w:t>
+      </w:r>
+      <w:r>
+        <w:rPr>
+          <w:b/>
+          <w:bCs/>
+        </w:rPr>
+        <w:t xml:space="preserve">$500/mo soft alert · $2,000/mo hard cap · $100/day soft cap</w:t>
+      </w:r>
+      <w:r>
+        <w:t xml:space="preserve">.</w:t>
+      </w:r>
+      <w:r>
+        <w:t xml:space="preserve"> </w:t>
+      </w:r>
+      <w:r>
+        <w:rPr>
+          <w:b/>
+          <w:bCs/>
+        </w:rPr>
+        <w:t xml:space="preserve">Primary model for Contract Intelligence:</w:t>
+      </w:r>
+      <w:r>
+        <w:rPr>
+          <w:b/>
+          <w:bCs/>
+        </w:rPr>
+        <w:t xml:space="preserve"> </w:t>
+      </w:r>
+      <w:r>
+        <w:rPr>
+          <w:rStyle w:val="VerbatimChar"/>
+          <w:b/>
+          <w:bCs/>
+        </w:rPr>
+        <w:t xml:space="preserve">claude-haiku-4-5</w:t>
+      </w:r>
+      <w:r>
+        <w:t xml:space="preserve"> </w:t>
+      </w:r>
+      <w:r>
+        <w:t xml:space="preserve">(cheaper text-extraction tier — analysis runs at ~80% lower cost than Sonnet while retaining comparable extraction accuracy on Filipino-language wedding contracts per the Setnayan benchmark suite).</w:t>
+      </w:r>
+      <w:r>
+        <w:t xml:space="preserve"> </w:t>
       </w:r>
       <w:r>
         <w:rPr>
@@ -2258,7 +2340,7 @@
         <w:t xml:space="preserve"> </w:t>
       </w:r>
       <w:r>
-        <w:t xml:space="preserve">model). Setnayan already uses Claude for AI Video Highlight + AI Edited Highlight (per SKU catalog in CLAUDE.md), so there is no new vendor relationship to establish and the billing is consolidated.</w:t>
+        <w:t xml:space="preserve">reserved for vision tasks (AI Video Highlight + AI Edited Highlight when Papic ships V1.5+). OpenAI GPT-4 reserved as V1.5+ fallback. Setnayan billing consolidates AI Highlights + Contract Intelligence into one Anthropic Console invoice.</w:t>
       </w:r>
     </w:p>
     <w:p>
@@ -2268,17 +2350,18 @@
       <w:r>
         <w:rPr>
           <w:b/>
+          <w:bCs/>
         </w:rPr>
         <w:t xml:space="preserve">Pipeline.</w:t>
       </w:r>
     </w:p>
     <w:p>
       <w:pPr>
+        <w:pStyle w:val="Compact"/>
         <w:numPr>
           <w:ilvl w:val="0"/>
           <w:numId w:val="1006"/>
         </w:numPr>
-        <w:pStyle w:val="Compact"/>
       </w:pPr>
       <w:r>
         <w:t xml:space="preserve">Vendor uploads PDF/docx to a Cloudflare Worker endpoint</w:t>
@@ -2299,22 +2382,16 @@
         <w:t xml:space="preserve"> </w:t>
       </w:r>
       <w:r>
-        <w:t xml:space="preserve">“</w:t>
-      </w:r>
-      <w:r>
-        <w:t xml:space="preserve">Please upload a smaller file or paste the text directly.</w:t>
-      </w:r>
-      <w:r>
-        <w:t xml:space="preserve">”</w:t>
-      </w:r>
-    </w:p>
-    <w:p>
-      <w:pPr>
+        <w:t xml:space="preserve">“Please upload a smaller file or paste the text directly.”</w:t>
+      </w:r>
+    </w:p>
+    <w:p>
+      <w:pPr>
+        <w:pStyle w:val="Compact"/>
         <w:numPr>
           <w:ilvl w:val="0"/>
           <w:numId w:val="1006"/>
         </w:numPr>
-        <w:pStyle w:val="Compact"/>
       </w:pPr>
       <w:r>
         <w:t xml:space="preserve">Worker stores the source file in R2 at</w:t>
@@ -2349,11 +2426,11 @@
     </w:p>
     <w:p>
       <w:pPr>
+        <w:pStyle w:val="Compact"/>
         <w:numPr>
           <w:ilvl w:val="0"/>
           <w:numId w:val="1006"/>
         </w:numPr>
-        <w:pStyle w:val="Compact"/>
       </w:pPr>
       <w:r>
         <w:t xml:space="preserve">Worker invokes a Python sub-worker running</w:t>
@@ -2406,11 +2483,11 @@
     </w:p>
     <w:p>
       <w:pPr>
+        <w:pStyle w:val="Compact"/>
         <w:numPr>
           <w:ilvl w:val="0"/>
           <w:numId w:val="1006"/>
         </w:numPr>
-        <w:pStyle w:val="Compact"/>
       </w:pPr>
       <w:r>
         <w:t xml:space="preserve">Worker calls Claude API with the extracted text wrapped in the structured-output prompt (template below). Tokens budget ~6K input + ~2K output (typical 4–6 page vendor contract).</w:t>
@@ -2418,11 +2495,11 @@
     </w:p>
     <w:p>
       <w:pPr>
+        <w:pStyle w:val="Compact"/>
         <w:numPr>
           <w:ilvl w:val="0"/>
           <w:numId w:val="1006"/>
         </w:numPr>
-        <w:pStyle w:val="Compact"/>
       </w:pPr>
       <w:r>
         <w:t xml:space="preserve">Claude returns JSON matching the schema in step 6. Worker validates the schema; on validation error, retries once with a corrective prompt; on second failure, surfaces</w:t>
@@ -2431,22 +2508,16 @@
         <w:t xml:space="preserve"> </w:t>
       </w:r>
       <w:r>
-        <w:t xml:space="preserve">“</w:t>
-      </w:r>
-      <w:r>
-        <w:t xml:space="preserve">We couldn’t analyze this contract automatically. Please contact support.</w:t>
-      </w:r>
-      <w:r>
-        <w:t xml:space="preserve">”</w:t>
-      </w:r>
-    </w:p>
-    <w:p>
-      <w:pPr>
+        <w:t xml:space="preserve">“We couldn’t analyze this contract automatically. Please contact support.”</w:t>
+      </w:r>
+    </w:p>
+    <w:p>
+      <w:pPr>
+        <w:pStyle w:val="Compact"/>
         <w:numPr>
           <w:ilvl w:val="0"/>
           <w:numId w:val="1006"/>
         </w:numPr>
-        <w:pStyle w:val="Compact"/>
       </w:pPr>
       <w:r>
         <w:t xml:space="preserve">Worker writes the analysis to</w:t>
@@ -2474,6 +2545,7 @@
       <w:r>
         <w:rPr>
           <w:b/>
+          <w:bCs/>
         </w:rPr>
         <w:t xml:space="preserve">Claude prompt template (abridged).</w:t>
       </w:r>
@@ -2708,7 +2780,7 @@
         <w:rPr>
           <w:rStyle w:val="VerbatimChar"/>
         </w:rPr>
-        <w:t xml:space="preserve">  "model_version": "claude-sonnet-4-6",</w:t>
+        <w:t xml:space="preserve">  "model_version": "claude-haiku-4-5",</w:t>
       </w:r>
       <w:r>
         <w:br/>
@@ -2754,6 +2826,7 @@
       <w:r>
         <w:rPr>
           <w:b/>
+          <w:bCs/>
         </w:rPr>
         <w:t xml:space="preserve">Cost.</w:t>
       </w:r>
@@ -2761,7 +2834,64 @@
         <w:t xml:space="preserve"> </w:t>
       </w:r>
       <w:r>
-        <w:t xml:space="preserve">At Claude Sonnet 4.6 input pricing (~$3/M tokens) and output (~$15/M tokens), a typical analysis runs ~$0.03–$0.05 ≈ ₱1.50–₱3.00 per call. We round up to ~₱5 per analysis for the cost model to absorb retries and longer contracts.</w:t>
+        <w:t xml:space="preserve">Updated 2026-05-16 — at Claude</w:t>
+      </w:r>
+      <w:r>
+        <w:t xml:space="preserve"> </w:t>
+      </w:r>
+      <w:r>
+        <w:rPr>
+          <w:b/>
+          <w:bCs/>
+        </w:rPr>
+        <w:t xml:space="preserve">Haiku 4.5</w:t>
+      </w:r>
+      <w:r>
+        <w:t xml:space="preserve"> </w:t>
+      </w:r>
+      <w:r>
+        <w:t xml:space="preserve">input pricing (~$0.80/M tokens) and output (~$4/M tokens), a typical 6K-input + 2K-output analysis runs</w:t>
+      </w:r>
+      <w:r>
+        <w:t xml:space="preserve"> </w:t>
+      </w:r>
+      <w:r>
+        <w:rPr>
+          <w:b/>
+          <w:bCs/>
+        </w:rPr>
+        <w:t xml:space="preserve">~$0.013</w:t>
+      </w:r>
+      <w:r>
+        <w:t xml:space="preserve"> </w:t>
+      </w:r>
+      <w:r>
+        <w:t xml:space="preserve">≈ ₱0.65 per call (80% lower than the prior Sonnet 4.6 estimate of ~$0.03–$0.05 / ₱1.50–₱3.00). We round up to</w:t>
+      </w:r>
+      <w:r>
+        <w:t xml:space="preserve"> </w:t>
+      </w:r>
+      <w:r>
+        <w:rPr>
+          <w:b/>
+          <w:bCs/>
+        </w:rPr>
+        <w:t xml:space="preserve">~₱1 per analysis</w:t>
+      </w:r>
+      <w:r>
+        <w:t xml:space="preserve"> </w:t>
+      </w:r>
+      <w:r>
+        <w:t xml:space="preserve">in the cost model to absorb retries and longer contracts. Projected V1 spend at 500 contract analyses/month = ~$6.50/mo · well within the $500/mo soft alert (4× safety margin).</w:t>
+      </w:r>
+      <w:r>
+        <w:t xml:space="preserve"> </w:t>
+      </w:r>
+      <w:r>
+        <w:rPr>
+          <w:strike/>
+        </w:rPr>
+        <w:t xml:space="preserve">Prior Sonnet 4.6 estimate retired 2026-05-16.</w:t>
       </w:r>
     </w:p>
     <w:p>
@@ -2771,6 +2901,7 @@
       <w:r>
         <w:rPr>
           <w:b/>
+          <w:bCs/>
         </w:rPr>
         <w:t xml:space="preserve">Latency.</w:t>
       </w:r>
@@ -2788,6 +2919,7 @@
       <w:r>
         <w:rPr>
           <w:b/>
+          <w:bCs/>
         </w:rPr>
         <w:t xml:space="preserve">Retry / failure handling.</w:t>
       </w:r>
@@ -2800,15 +2932,16 @@
     </w:p>
     <w:p>
       <w:pPr>
+        <w:pStyle w:val="Compact"/>
         <w:numPr>
           <w:ilvl w:val="0"/>
           <w:numId w:val="1007"/>
         </w:numPr>
-        <w:pStyle w:val="Compact"/>
-      </w:pPr>
-      <w:r>
-        <w:rPr>
-          <w:b/>
+      </w:pPr>
+      <w:r>
+        <w:rPr>
+          <w:b/>
+          <w:bCs/>
         </w:rPr>
         <w:t xml:space="preserve">Success</w:t>
       </w:r>
@@ -2821,15 +2954,16 @@
     </w:p>
     <w:p>
       <w:pPr>
+        <w:pStyle w:val="Compact"/>
         <w:numPr>
           <w:ilvl w:val="0"/>
           <w:numId w:val="1007"/>
         </w:numPr>
-        <w:pStyle w:val="Compact"/>
-      </w:pPr>
-      <w:r>
-        <w:rPr>
-          <w:b/>
+      </w:pPr>
+      <w:r>
+        <w:rPr>
+          <w:b/>
+          <w:bCs/>
         </w:rPr>
         <w:t xml:space="preserve">OCR fallback</w:t>
       </w:r>
@@ -2843,13 +2977,7 @@
         <w:t xml:space="preserve"> </w:t>
       </w:r>
       <w:r>
-        <w:t xml:space="preserve">“</w:t>
-      </w:r>
-      <w:r>
-        <w:t xml:space="preserve">We’re reading a scanned contract — this takes a bit longer.</w:t>
-      </w:r>
-      <w:r>
-        <w:t xml:space="preserve">”</w:t>
+        <w:t xml:space="preserve">“We’re reading a scanned contract — this takes a bit longer.”</w:t>
       </w:r>
       <w:r>
         <w:t xml:space="preserve"> </w:t>
@@ -2860,15 +2988,16 @@
     </w:p>
     <w:p>
       <w:pPr>
+        <w:pStyle w:val="Compact"/>
         <w:numPr>
           <w:ilvl w:val="0"/>
           <w:numId w:val="1007"/>
         </w:numPr>
-        <w:pStyle w:val="Compact"/>
-      </w:pPr>
-      <w:r>
-        <w:rPr>
-          <w:b/>
+      </w:pPr>
+      <w:r>
+        <w:rPr>
+          <w:b/>
+          <w:bCs/>
         </w:rPr>
         <w:t xml:space="preserve">Failure</w:t>
       </w:r>
@@ -2882,13 +3011,7 @@
         <w:t xml:space="preserve"> </w:t>
       </w:r>
       <w:r>
-        <w:t xml:space="preserve">“</w:t>
-      </w:r>
-      <w:r>
-        <w:t xml:space="preserve">We couldn’t analyze this automatically. You can still build a contract from scratch using Setnayan’s templates [B button], or contact support.</w:t>
-      </w:r>
-      <w:r>
-        <w:t xml:space="preserve">”</w:t>
+        <w:t xml:space="preserve">“We couldn’t analyze this automatically. You can still build a contract from scratch using Setnayan’s templates [B button], or contact support.”</w:t>
       </w:r>
       <w:r>
         <w:t xml:space="preserve"> </w:t>
@@ -2904,15 +3027,344 @@
         </w:pict>
       </w:r>
     </w:p>
+    <w:bookmarkEnd w:id="12"/>
+    <w:bookmarkStart w:id="13" w:name="X1b54b80ca16423887561a78809c0bb3f8ae230b"/>
     <w:p>
       <w:pPr>
         <w:pStyle w:val="Heading2"/>
       </w:pPr>
-      <w:bookmarkStart w:id="25" w:name="setnayan-template-clause-library"/>
+      <w:r>
+        <w:t xml:space="preserve">4a. Cross-iteration model reuse — Concierge synthesis (Locked 2026-05-18)</w:t>
+      </w:r>
+    </w:p>
+    <w:p>
+      <w:pPr>
+        <w:pStyle w:val="FirstParagraph"/>
+      </w:pPr>
+      <w:r>
+        <w:t xml:space="preserve">The Anthropic workspace established in § 4 (Claude Console workspace</w:t>
+      </w:r>
+      <w:r>
+        <w:t xml:space="preserve"> </w:t>
+      </w:r>
+      <w:r>
+        <w:t xml:space="preserve">“Setnayan”</w:t>
+      </w:r>
+      <w:r>
+        <w:t xml:space="preserve"> </w:t>
+      </w:r>
+      <w:r>
+        <w:t xml:space="preserve">· spend caps locked $500/$2K/$100 · primary text model</w:t>
+      </w:r>
+      <w:r>
+        <w:t xml:space="preserve"> </w:t>
+      </w:r>
+      <w:r>
+        <w:rPr>
+          <w:b/>
+          <w:bCs/>
+        </w:rPr>
+        <w:t xml:space="preserve">Claude Haiku 4.5</w:t>
+      </w:r>
+      <w:r>
+        <w:t xml:space="preserve"> </w:t>
+      </w:r>
+      <w:r>
+        <w:t xml:space="preserve">· Sonnet 4.6 reserved for vision) is</w:t>
+      </w:r>
+      <w:r>
+        <w:t xml:space="preserve"> </w:t>
+      </w:r>
+      <w:r>
+        <w:rPr>
+          <w:b/>
+          <w:bCs/>
+        </w:rPr>
+        <w:t xml:space="preserve">also</w:t>
+      </w:r>
+      <w:r>
+        <w:rPr>
+          <w:b/>
+          <w:bCs/>
+        </w:rPr>
+        <w:t xml:space="preserve"> </w:t>
+      </w:r>
+      <w:r>
+        <w:rPr>
+          <w:b/>
+          <w:bCs/>
+        </w:rPr>
+        <w:t xml:space="preserve">the synthesis backend for the paid-tier Setnayan Concierge</w:t>
+      </w:r>
+      <w:r>
+        <w:t xml:space="preserve"> </w:t>
+      </w:r>
+      <w:r>
+        <w:t xml:space="preserve">conversational planner introduced in 0016 § 0a (locked 2026-05-18).</w:t>
+      </w:r>
+    </w:p>
+    <w:p>
+      <w:pPr>
+        <w:pStyle w:val="BodyText"/>
+      </w:pPr>
+      <w:r>
+        <w:rPr>
+          <w:b/>
+          <w:bCs/>
+        </w:rPr>
+        <w:t xml:space="preserve">No new workspace, no new spend caps, no new model approval.</w:t>
+      </w:r>
+      <w:r>
+        <w:t xml:space="preserve"> </w:t>
+      </w:r>
+      <w:r>
+        <w:t xml:space="preserve">Concierge paid-tier requests flow through the same workspace</w:t>
+      </w:r>
+      <w:r>
+        <w:t xml:space="preserve"> </w:t>
+      </w:r>
+      <w:r>
+        <w:t xml:space="preserve">already approved for contract intelligence; cost per concierge</w:t>
+      </w:r>
+      <w:r>
+        <w:t xml:space="preserve"> </w:t>
+      </w:r>
+      <w:r>
+        <w:t xml:space="preserve">question (~₱0.50) is one-eighth the per-contract analysis cost,</w:t>
+      </w:r>
+      <w:r>
+        <w:t xml:space="preserve"> </w:t>
+      </w:r>
+      <w:r>
+        <w:t xml:space="preserve">so the existing $500 hard cap covers both surfaces with significant</w:t>
+      </w:r>
+      <w:r>
+        <w:t xml:space="preserve"> </w:t>
+      </w:r>
+      <w:r>
+        <w:t xml:space="preserve">headroom even at peak.</w:t>
+      </w:r>
+    </w:p>
+    <w:p>
+      <w:pPr>
+        <w:pStyle w:val="BodyText"/>
+      </w:pPr>
+      <w:r>
+        <w:rPr>
+          <w:b/>
+          <w:bCs/>
+        </w:rPr>
+        <w:t xml:space="preserve">Free-tier Concierge synthesis</w:t>
+      </w:r>
+      <w:r>
+        <w:t xml:space="preserve"> </w:t>
+      </w:r>
+      <w:r>
+        <w:t xml:space="preserve">(DIY 3-question taste + 3-day</w:t>
+      </w:r>
+      <w:r>
+        <w:t xml:space="preserve"> </w:t>
+      </w:r>
+      <w:r>
+        <w:t xml:space="preserve">trial) does NOT touch this workspace — it runs against Cloudflare</w:t>
+      </w:r>
+      <w:r>
+        <w:t xml:space="preserve"> </w:t>
+      </w:r>
+      <w:r>
+        <w:t xml:space="preserve">Workers AI free tier (</w:t>
+      </w:r>
+      <w:r>
+        <w:rPr>
+          <w:rStyle w:val="VerbatimChar"/>
+        </w:rPr>
+        <w:t xml:space="preserve">@cf/meta/llama-3.1-8b-instruct-fast</w:t>
+      </w:r>
+      <w:r>
+        <w:t xml:space="preserve">). Only</w:t>
+      </w:r>
+      <w:r>
+        <w:t xml:space="preserve"> </w:t>
+      </w:r>
+      <w:r>
+        <w:t xml:space="preserve">the Active Concierge tier (₱4,999/12mo) routes through Anthropic.</w:t>
+      </w:r>
+      <w:r>
+        <w:t xml:space="preserve"> </w:t>
+      </w:r>
+      <w:r>
+        <w:t xml:space="preserve">See</w:t>
+      </w:r>
+      <w:r>
+        <w:t xml:space="preserve"> </w:t>
+      </w:r>
+      <w:r>
+        <w:rPr>
+          <w:rStyle w:val="VerbatimChar"/>
+        </w:rPr>
+        <w:t xml:space="preserve">02_Specifications/18_Concierge_Brain/00_Architecture.md</w:t>
+      </w:r>
+      <w:r>
+        <w:t xml:space="preserve"> </w:t>
+      </w:r>
+      <w:r>
+        <w:t xml:space="preserve">§ 4</w:t>
+      </w:r>
+      <w:r>
+        <w:t xml:space="preserve"> </w:t>
+      </w:r>
+      <w:r>
+        <w:t xml:space="preserve">for the full model-by-tier matrix.</w:t>
+      </w:r>
+    </w:p>
+    <w:p>
+      <w:pPr>
+        <w:pStyle w:val="BodyText"/>
+      </w:pPr>
+      <w:r>
+        <w:rPr>
+          <w:b/>
+          <w:bCs/>
+        </w:rPr>
+        <w:t xml:space="preserve">Failure mode crossover.</w:t>
+      </w:r>
+      <w:r>
+        <w:t xml:space="preserve"> </w:t>
+      </w:r>
+      <w:r>
+        <w:t xml:space="preserve">When Haiku is rate-limited or the</w:t>
+      </w:r>
+      <w:r>
+        <w:t xml:space="preserve"> </w:t>
+      </w:r>
+      <w:r>
+        <w:t xml:space="preserve">Anthropic API returns 5xx for Concierge requests, the synthesis</w:t>
+      </w:r>
+      <w:r>
+        <w:t xml:space="preserve"> </w:t>
+      </w:r>
+      <w:r>
+        <w:t xml:space="preserve">falls through to Cloudflare’s free Llama 8B (logged as a</w:t>
+      </w:r>
+      <w:r>
+        <w:t xml:space="preserve"> </w:t>
+      </w:r>
+      <w:r>
+        <w:t xml:space="preserve">degradation event in</w:t>
+      </w:r>
+      <w:r>
+        <w:t xml:space="preserve"> </w:t>
+      </w:r>
+      <w:r>
+        <w:rPr>
+          <w:rStyle w:val="VerbatimChar"/>
+        </w:rPr>
+        <w:t xml:space="preserve">admin_audit_log</w:t>
+      </w:r>
+      <w:r>
+        <w:t xml:space="preserve">). Contract Intelligence</w:t>
+      </w:r>
+      <w:r>
+        <w:t xml:space="preserve"> </w:t>
+      </w:r>
+      <w:r>
+        <w:t xml:space="preserve">itself does NOT have this fallback — contract analysis is paid</w:t>
+      </w:r>
+      <w:r>
+        <w:t xml:space="preserve"> </w:t>
+      </w:r>
+      <w:r>
+        <w:t xml:space="preserve">and synchronous; couples paying for Contract Intelligence get the</w:t>
+      </w:r>
+      <w:r>
+        <w:t xml:space="preserve"> </w:t>
+      </w:r>
+      <w:r>
+        <w:t xml:space="preserve">error toast and a refund-eligible retry, not a degraded fallback.</w:t>
+      </w:r>
+    </w:p>
+    <w:p>
+      <w:pPr>
+        <w:pStyle w:val="BodyText"/>
+      </w:pPr>
+      <w:r>
+        <w:rPr>
+          <w:b/>
+          <w:bCs/>
+        </w:rPr>
+        <w:t xml:space="preserve">Cost watch integration.</w:t>
+      </w:r>
+      <w:r>
+        <w:t xml:space="preserve"> </w:t>
+      </w:r>
+      <w:r>
+        <w:t xml:space="preserve">Concierge per-message cost</w:t>
+      </w:r>
+      <w:r>
+        <w:t xml:space="preserve"> </w:t>
+      </w:r>
+      <w:r>
+        <w:t xml:space="preserve">(</w:t>
+      </w:r>
+      <w:r>
+        <w:rPr>
+          <w:rStyle w:val="VerbatimChar"/>
+        </w:rPr>
+        <w:t xml:space="preserve">concierge_messages.cost_centavos</w:t>
+      </w:r>
+      <w:r>
+        <w:t xml:space="preserve">) joins the existing</w:t>
+      </w:r>
+      <w:r>
+        <w:t xml:space="preserve"> </w:t>
+      </w:r>
+      <w:r>
+        <w:rPr>
+          <w:rStyle w:val="VerbatimChar"/>
+        </w:rPr>
+        <w:t xml:space="preserve">service_catalog_cost_watch</w:t>
+      </w:r>
+      <w:r>
+        <w:t xml:space="preserve"> </w:t>
+      </w:r>
+      <w:r>
+        <w:t xml:space="preserve">health surface in 0023 § 3.12 admin</w:t>
+      </w:r>
+      <w:r>
+        <w:t xml:space="preserve"> </w:t>
+      </w:r>
+      <w:r>
+        <w:t xml:space="preserve">add-on management, broken down by tier (DIY vs Active) and by</w:t>
+      </w:r>
+      <w:r>
+        <w:t xml:space="preserve"> </w:t>
+      </w:r>
+      <w:r>
+        <w:t xml:space="preserve">synthesis model. The same surface watches Contract Intelligence</w:t>
+      </w:r>
+      <w:r>
+        <w:t xml:space="preserve"> </w:t>
+      </w:r>
+      <w:r>
+        <w:t xml:space="preserve">per-analysis cost. One pane of glass for all Anthropic spend.</w:t>
+      </w:r>
+    </w:p>
+    <w:p>
+      <w:r>
+        <w:pict>
+          <v:rect style="width:0;height:1.5pt" o:hralign="center" o:hrstd="t" o:hr="t"/>
+        </w:pict>
+      </w:r>
+    </w:p>
+    <w:bookmarkEnd w:id="13"/>
+    <w:bookmarkStart w:id="14" w:name="setnayan-template-clause-library"/>
+    <w:p>
+      <w:pPr>
+        <w:pStyle w:val="Heading2"/>
+      </w:pPr>
       <w:r>
         <w:t xml:space="preserve">5. Setnayan template clause library</w:t>
       </w:r>
-      <w:bookmarkEnd w:id="25"/>
     </w:p>
     <w:p>
       <w:pPr>
@@ -2924,16 +3376,17 @@
     </w:p>
     <w:p>
       <w:pPr>
+        <w:pStyle w:val="Compact"/>
         <w:numPr>
           <w:ilvl w:val="0"/>
           <w:numId w:val="1008"/>
         </w:numPr>
-        <w:pStyle w:val="Compact"/>
-      </w:pPr>
-      <w:r>
-        <w:rPr>
-          <w:rStyle w:val="VerbatimChar"/>
-          <w:b/>
+      </w:pPr>
+      <w:r>
+        <w:rPr>
+          <w:rStyle w:val="VerbatimChar"/>
+          <w:b/>
+          <w:bCs/>
         </w:rPr>
         <w:t xml:space="preserve">title</w:t>
       </w:r>
@@ -2944,13 +3397,7 @@
         <w:t xml:space="preserve">— short label shown in the picker (</w:t>
       </w:r>
       <w:r>
-        <w:t xml:space="preserve">“</w:t>
-      </w:r>
-      <w:r>
-        <w:t xml:space="preserve">Standard cancellation — 60-day refund window</w:t>
-      </w:r>
-      <w:r>
-        <w:t xml:space="preserve">”</w:t>
+        <w:t xml:space="preserve">“Standard cancellation — 60-day refund window”</w:t>
       </w:r>
       <w:r>
         <w:t xml:space="preserve">)</w:t>
@@ -2958,16 +3405,17 @@
     </w:p>
     <w:p>
       <w:pPr>
+        <w:pStyle w:val="Compact"/>
         <w:numPr>
           <w:ilvl w:val="0"/>
           <w:numId w:val="1008"/>
         </w:numPr>
-        <w:pStyle w:val="Compact"/>
-      </w:pPr>
-      <w:r>
-        <w:rPr>
-          <w:rStyle w:val="VerbatimChar"/>
-          <w:b/>
+      </w:pPr>
+      <w:r>
+        <w:rPr>
+          <w:rStyle w:val="VerbatimChar"/>
+          <w:b/>
+          <w:bCs/>
         </w:rPr>
         <w:t xml:space="preserve">element_type</w:t>
       </w:r>
@@ -3025,16 +3473,17 @@
     </w:p>
     <w:p>
       <w:pPr>
+        <w:pStyle w:val="Compact"/>
         <w:numPr>
           <w:ilvl w:val="0"/>
           <w:numId w:val="1008"/>
         </w:numPr>
-        <w:pStyle w:val="Compact"/>
-      </w:pPr>
-      <w:r>
-        <w:rPr>
-          <w:rStyle w:val="VerbatimChar"/>
-          <w:b/>
+      </w:pPr>
+      <w:r>
+        <w:rPr>
+          <w:rStyle w:val="VerbatimChar"/>
+          <w:b/>
+          <w:bCs/>
         </w:rPr>
         <w:t xml:space="preserve">plain_english</w:t>
       </w:r>
@@ -3047,16 +3496,17 @@
     </w:p>
     <w:p>
       <w:pPr>
+        <w:pStyle w:val="Compact"/>
         <w:numPr>
           <w:ilvl w:val="0"/>
           <w:numId w:val="1008"/>
         </w:numPr>
-        <w:pStyle w:val="Compact"/>
-      </w:pPr>
-      <w:r>
-        <w:rPr>
-          <w:rStyle w:val="VerbatimChar"/>
-          <w:b/>
+      </w:pPr>
+      <w:r>
+        <w:rPr>
+          <w:rStyle w:val="VerbatimChar"/>
+          <w:b/>
+          <w:bCs/>
         </w:rPr>
         <w:t xml:space="preserve">legal_text_en</w:t>
       </w:r>
@@ -3129,16 +3579,17 @@
     </w:p>
     <w:p>
       <w:pPr>
+        <w:pStyle w:val="Compact"/>
         <w:numPr>
           <w:ilvl w:val="0"/>
           <w:numId w:val="1008"/>
         </w:numPr>
-        <w:pStyle w:val="Compact"/>
-      </w:pPr>
-      <w:r>
-        <w:rPr>
-          <w:rStyle w:val="VerbatimChar"/>
-          <w:b/>
+      </w:pPr>
+      <w:r>
+        <w:rPr>
+          <w:rStyle w:val="VerbatimChar"/>
+          <w:b/>
+          <w:bCs/>
         </w:rPr>
         <w:t xml:space="preserve">legal_text_tl</w:t>
       </w:r>
@@ -3151,16 +3602,17 @@
     </w:p>
     <w:p>
       <w:pPr>
+        <w:pStyle w:val="Compact"/>
         <w:numPr>
           <w:ilvl w:val="0"/>
           <w:numId w:val="1008"/>
         </w:numPr>
-        <w:pStyle w:val="Compact"/>
-      </w:pPr>
-      <w:r>
-        <w:rPr>
-          <w:rStyle w:val="VerbatimChar"/>
-          <w:b/>
+      </w:pPr>
+      <w:r>
+        <w:rPr>
+          <w:rStyle w:val="VerbatimChar"/>
+          <w:b/>
+          <w:bCs/>
         </w:rPr>
         <w:t xml:space="preserve">applicable_categories</w:t>
       </w:r>
@@ -3293,16 +3745,17 @@
     </w:p>
     <w:p>
       <w:pPr>
+        <w:pStyle w:val="Compact"/>
         <w:numPr>
           <w:ilvl w:val="0"/>
           <w:numId w:val="1008"/>
         </w:numPr>
-        <w:pStyle w:val="Compact"/>
-      </w:pPr>
-      <w:r>
-        <w:rPr>
-          <w:rStyle w:val="VerbatimChar"/>
-          <w:b/>
+      </w:pPr>
+      <w:r>
+        <w:rPr>
+          <w:rStyle w:val="VerbatimChar"/>
+          <w:b/>
+          <w:bCs/>
         </w:rPr>
         <w:t xml:space="preserve">clause_version</w:t>
       </w:r>
@@ -3315,16 +3768,17 @@
     </w:p>
     <w:p>
       <w:pPr>
+        <w:pStyle w:val="Compact"/>
         <w:numPr>
           <w:ilvl w:val="0"/>
           <w:numId w:val="1008"/>
         </w:numPr>
-        <w:pStyle w:val="Compact"/>
-      </w:pPr>
-      <w:r>
-        <w:rPr>
-          <w:rStyle w:val="VerbatimChar"/>
-          <w:b/>
+      </w:pPr>
+      <w:r>
+        <w:rPr>
+          <w:rStyle w:val="VerbatimChar"/>
+          <w:b/>
+          <w:bCs/>
         </w:rPr>
         <w:t xml:space="preserve">is_active</w:t>
       </w:r>
@@ -3337,16 +3791,17 @@
     </w:p>
     <w:p>
       <w:pPr>
+        <w:pStyle w:val="Compact"/>
         <w:numPr>
           <w:ilvl w:val="0"/>
           <w:numId w:val="1008"/>
         </w:numPr>
-        <w:pStyle w:val="Compact"/>
-      </w:pPr>
-      <w:r>
-        <w:rPr>
-          <w:rStyle w:val="VerbatimChar"/>
-          <w:b/>
+      </w:pPr>
+      <w:r>
+        <w:rPr>
+          <w:rStyle w:val="VerbatimChar"/>
+          <w:b/>
+          <w:bCs/>
         </w:rPr>
         <w:t xml:space="preserve">reviewed_by_legal_at</w:t>
       </w:r>
@@ -3364,6 +3819,7 @@
       <w:r>
         <w:rPr>
           <w:b/>
+          <w:bCs/>
         </w:rPr>
         <w:t xml:space="preserve">Distribution across the 14 elements (V1 target, ~50 total):</w:t>
       </w:r>
@@ -3371,8 +3827,9 @@
     <w:tbl>
       <w:tblPr>
         <w:tblStyle w:val="Table"/>
-        <w:tblW w:type="pct" w:w="5000.0"/>
-        <w:tblLook w:firstRow="1"/>
+        <w:tblW w:type="pct" w:w="5000"/>
+        <w:tblLayout w:type="fixed"/>
+        <w:tblLook w:firstRow="1" w:lastRow="0" w:firstColumn="0" w:lastColumn="0" w:noHBand="0" w:noVBand="0" w:val="0020"/>
       </w:tblPr>
       <w:tblGrid>
         <w:gridCol w:w="2640"/>
@@ -3381,19 +3838,13 @@
       </w:tblGrid>
       <w:tr>
         <w:trPr>
-          <w:cnfStyle w:firstRow="1"/>
+          <w:tblHeader w:val="on"/>
         </w:trPr>
         <w:tc>
-          <w:tcPr>
-            <w:tcBorders>
-              <w:bottom w:val="single"/>
-            </w:tcBorders>
-            <w:vAlign w:val="bottom"/>
-          </w:tcPr>
-          <w:p>
-            <w:pPr>
-              <w:pStyle w:val="Compact"/>
-              <w:jc w:val="left"/>
+          <w:tcPr/>
+          <w:p>
+            <w:pPr>
+              <w:pStyle w:val="Compact"/>
             </w:pPr>
             <w:r>
               <w:t xml:space="preserve">Element</w:t>
@@ -3401,16 +3852,10 @@
           </w:p>
         </w:tc>
         <w:tc>
-          <w:tcPr>
-            <w:tcBorders>
-              <w:bottom w:val="single"/>
-            </w:tcBorders>
-            <w:vAlign w:val="bottom"/>
-          </w:tcPr>
-          <w:p>
-            <w:pPr>
-              <w:pStyle w:val="Compact"/>
-              <w:jc w:val="left"/>
+          <w:tcPr/>
+          <w:p>
+            <w:pPr>
+              <w:pStyle w:val="Compact"/>
             </w:pPr>
             <w:r>
               <w:t xml:space="preserve">Clause count V1</w:t>
@@ -3418,16 +3863,10 @@
           </w:p>
         </w:tc>
         <w:tc>
-          <w:tcPr>
-            <w:tcBorders>
-              <w:bottom w:val="single"/>
-            </w:tcBorders>
-            <w:vAlign w:val="bottom"/>
-          </w:tcPr>
-          <w:p>
-            <w:pPr>
-              <w:pStyle w:val="Compact"/>
-              <w:jc w:val="left"/>
+          <w:tcPr/>
+          <w:p>
+            <w:pPr>
+              <w:pStyle w:val="Compact"/>
             </w:pPr>
             <w:r>
               <w:t xml:space="preserve">Notes</w:t>
@@ -3437,10 +3876,10 @@
       </w:tr>
       <w:tr>
         <w:tc>
-          <w:p>
-            <w:pPr>
-              <w:pStyle w:val="Compact"/>
-              <w:jc w:val="left"/>
+          <w:tcPr/>
+          <w:p>
+            <w:pPr>
+              <w:pStyle w:val="Compact"/>
             </w:pPr>
             <w:r>
               <w:t xml:space="preserve">Parties identification</w:t>
@@ -3448,10 +3887,10 @@
           </w:p>
         </w:tc>
         <w:tc>
-          <w:p>
-            <w:pPr>
-              <w:pStyle w:val="Compact"/>
-              <w:jc w:val="left"/>
+          <w:tcPr/>
+          <w:p>
+            <w:pPr>
+              <w:pStyle w:val="Compact"/>
             </w:pPr>
             <w:r>
               <w:t xml:space="preserve">2</w:t>
@@ -3459,10 +3898,10 @@
           </w:p>
         </w:tc>
         <w:tc>
-          <w:p>
-            <w:pPr>
-              <w:pStyle w:val="Compact"/>
-              <w:jc w:val="left"/>
+          <w:tcPr/>
+          <w:p>
+            <w:pPr>
+              <w:pStyle w:val="Compact"/>
             </w:pPr>
             <w:r>
               <w:t xml:space="preserve">Standard (with full legal name) + with-rep (business represented by an officer)</w:t>
@@ -3472,10 +3911,10 @@
       </w:tr>
       <w:tr>
         <w:tc>
-          <w:p>
-            <w:pPr>
-              <w:pStyle w:val="Compact"/>
-              <w:jc w:val="left"/>
+          <w:tcPr/>
+          <w:p>
+            <w:pPr>
+              <w:pStyle w:val="Compact"/>
             </w:pPr>
             <w:r>
               <w:t xml:space="preserve">Service description</w:t>
@@ -3483,10 +3922,10 @@
           </w:p>
         </w:tc>
         <w:tc>
-          <w:p>
-            <w:pPr>
-              <w:pStyle w:val="Compact"/>
-              <w:jc w:val="left"/>
+          <w:tcPr/>
+          <w:p>
+            <w:pPr>
+              <w:pStyle w:val="Compact"/>
             </w:pPr>
             <w:r>
               <w:t xml:space="preserve">6</w:t>
@@ -3494,10 +3933,10 @@
           </w:p>
         </w:tc>
         <w:tc>
-          <w:p>
-            <w:pPr>
-              <w:pStyle w:val="Compact"/>
-              <w:jc w:val="left"/>
+          <w:tcPr/>
+          <w:p>
+            <w:pPr>
+              <w:pStyle w:val="Compact"/>
             </w:pPr>
             <w:r>
               <w:t xml:space="preserve">Photography full-day, videography full-day, catering pax-based, venue reception, flowers + setup, MUA per-head</w:t>
@@ -3507,10 +3946,10 @@
       </w:tr>
       <w:tr>
         <w:tc>
-          <w:p>
-            <w:pPr>
-              <w:pStyle w:val="Compact"/>
-              <w:jc w:val="left"/>
+          <w:tcPr/>
+          <w:p>
+            <w:pPr>
+              <w:pStyle w:val="Compact"/>
             </w:pPr>
             <w:r>
               <w:t xml:space="preserve">Pricing model</w:t>
@@ -3518,10 +3957,10 @@
           </w:p>
         </w:tc>
         <w:tc>
-          <w:p>
-            <w:pPr>
-              <w:pStyle w:val="Compact"/>
-              <w:jc w:val="left"/>
+          <w:tcPr/>
+          <w:p>
+            <w:pPr>
+              <w:pStyle w:val="Compact"/>
             </w:pPr>
             <w:r>
               <w:t xml:space="preserve">4</w:t>
@@ -3529,10 +3968,10 @@
           </w:p>
         </w:tc>
         <w:tc>
-          <w:p>
-            <w:pPr>
-              <w:pStyle w:val="Compact"/>
-              <w:jc w:val="left"/>
+          <w:tcPr/>
+          <w:p>
+            <w:pPr>
+              <w:pStyle w:val="Compact"/>
             </w:pPr>
             <w:r>
               <w:t xml:space="preserve">Fixed-fee, pax-based, per-hour, package-with-add-ons</w:t>
@@ -3542,10 +3981,10 @@
       </w:tr>
       <w:tr>
         <w:tc>
-          <w:p>
-            <w:pPr>
-              <w:pStyle w:val="Compact"/>
-              <w:jc w:val="left"/>
+          <w:tcPr/>
+          <w:p>
+            <w:pPr>
+              <w:pStyle w:val="Compact"/>
             </w:pPr>
             <w:r>
               <w:t xml:space="preserve">Payment schedule</w:t>
@@ -3553,10 +3992,10 @@
           </w:p>
         </w:tc>
         <w:tc>
-          <w:p>
-            <w:pPr>
-              <w:pStyle w:val="Compact"/>
-              <w:jc w:val="left"/>
+          <w:tcPr/>
+          <w:p>
+            <w:pPr>
+              <w:pStyle w:val="Compact"/>
             </w:pPr>
             <w:r>
               <w:t xml:space="preserve">4</w:t>
@@ -3564,10 +4003,10 @@
           </w:p>
         </w:tc>
         <w:tc>
-          <w:p>
-            <w:pPr>
-              <w:pStyle w:val="Compact"/>
-              <w:jc w:val="left"/>
+          <w:tcPr/>
+          <w:p>
+            <w:pPr>
+              <w:pStyle w:val="Compact"/>
             </w:pPr>
             <w:r>
               <w:t xml:space="preserve">3-stage (50/30/20), 2-stage (50/50), 4-stage (25/25/25/25), single-payment</w:t>
@@ -3577,10 +4016,10 @@
       </w:tr>
       <w:tr>
         <w:tc>
-          <w:p>
-            <w:pPr>
-              <w:pStyle w:val="Compact"/>
-              <w:jc w:val="left"/>
+          <w:tcPr/>
+          <w:p>
+            <w:pPr>
+              <w:pStyle w:val="Compact"/>
             </w:pPr>
             <w:r>
               <w:t xml:space="preserve">Cancellation policy</w:t>
@@ -3588,10 +4027,10 @@
           </w:p>
         </w:tc>
         <w:tc>
-          <w:p>
-            <w:pPr>
-              <w:pStyle w:val="Compact"/>
-              <w:jc w:val="left"/>
+          <w:tcPr/>
+          <w:p>
+            <w:pPr>
+              <w:pStyle w:val="Compact"/>
             </w:pPr>
             <w:r>
               <w:t xml:space="preserve">5</w:t>
@@ -3599,10 +4038,10 @@
           </w:p>
         </w:tc>
         <w:tc>
-          <w:p>
-            <w:pPr>
-              <w:pStyle w:val="Compact"/>
-              <w:jc w:val="left"/>
+          <w:tcPr/>
+          <w:p>
+            <w:pPr>
+              <w:pStyle w:val="Compact"/>
             </w:pPr>
             <w:r>
               <w:t xml:space="preserve">60-day refund, 90-day refund, sliding-scale, non-refundable deposit, force-majeure-clause-pointer</w:t>
@@ -3612,10 +4051,10 @@
       </w:tr>
       <w:tr>
         <w:tc>
-          <w:p>
-            <w:pPr>
-              <w:pStyle w:val="Compact"/>
-              <w:jc w:val="left"/>
+          <w:tcPr/>
+          <w:p>
+            <w:pPr>
+              <w:pStyle w:val="Compact"/>
             </w:pPr>
             <w:r>
               <w:t xml:space="preserve">Force majeure</w:t>
@@ -3623,10 +4062,10 @@
           </w:p>
         </w:tc>
         <w:tc>
-          <w:p>
-            <w:pPr>
-              <w:pStyle w:val="Compact"/>
-              <w:jc w:val="left"/>
+          <w:tcPr/>
+          <w:p>
+            <w:pPr>
+              <w:pStyle w:val="Compact"/>
             </w:pPr>
             <w:r>
               <w:t xml:space="preserve">3</w:t>
@@ -3634,10 +4073,10 @@
           </w:p>
         </w:tc>
         <w:tc>
-          <w:p>
-            <w:pPr>
-              <w:pStyle w:val="Compact"/>
-              <w:jc w:val="left"/>
+          <w:tcPr/>
+          <w:p>
+            <w:pPr>
+              <w:pStyle w:val="Compact"/>
             </w:pPr>
             <w:r>
               <w:t xml:space="preserve">Standard (acts of God + government action), wedding-specific (typhoons + venue closure + travel restrictions), broad (everything outside party control)</w:t>
@@ -3647,10 +4086,10 @@
       </w:tr>
       <w:tr>
         <w:tc>
-          <w:p>
-            <w:pPr>
-              <w:pStyle w:val="Compact"/>
-              <w:jc w:val="left"/>
+          <w:tcPr/>
+          <w:p>
+            <w:pPr>
+              <w:pStyle w:val="Compact"/>
             </w:pPr>
             <w:r>
               <w:t xml:space="preserve">Liability cap</w:t>
@@ -3658,10 +4097,10 @@
           </w:p>
         </w:tc>
         <w:tc>
-          <w:p>
-            <w:pPr>
-              <w:pStyle w:val="Compact"/>
-              <w:jc w:val="left"/>
+          <w:tcPr/>
+          <w:p>
+            <w:pPr>
+              <w:pStyle w:val="Compact"/>
             </w:pPr>
             <w:r>
               <w:t xml:space="preserve">3</w:t>
@@ -3669,10 +4108,10 @@
           </w:p>
         </w:tc>
         <w:tc>
-          <w:p>
-            <w:pPr>
-              <w:pStyle w:val="Compact"/>
-              <w:jc w:val="left"/>
+          <w:tcPr/>
+          <w:p>
+            <w:pPr>
+              <w:pStyle w:val="Compact"/>
             </w:pPr>
             <w:r>
               <w:t xml:space="preserve">Contract-amount cap, specified-amount cap, no-cap-with-disclaimer</w:t>
@@ -3682,10 +4121,10 @@
       </w:tr>
       <w:tr>
         <w:tc>
-          <w:p>
-            <w:pPr>
-              <w:pStyle w:val="Compact"/>
-              <w:jc w:val="left"/>
+          <w:tcPr/>
+          <w:p>
+            <w:pPr>
+              <w:pStyle w:val="Compact"/>
             </w:pPr>
             <w:r>
               <w:t xml:space="preserve">Deliverables timeline</w:t>
@@ -3693,10 +4132,10 @@
           </w:p>
         </w:tc>
         <w:tc>
-          <w:p>
-            <w:pPr>
-              <w:pStyle w:val="Compact"/>
-              <w:jc w:val="left"/>
+          <w:tcPr/>
+          <w:p>
+            <w:pPr>
+              <w:pStyle w:val="Compact"/>
             </w:pPr>
             <w:r>
               <w:t xml:space="preserve">6</w:t>
@@ -3704,10 +4143,10 @@
           </w:p>
         </w:tc>
         <w:tc>
-          <w:p>
-            <w:pPr>
-              <w:pStyle w:val="Compact"/>
-              <w:jc w:val="left"/>
+          <w:tcPr/>
+          <w:p>
+            <w:pPr>
+              <w:pStyle w:val="Compact"/>
             </w:pPr>
             <w:r>
               <w:t xml:space="preserve">Photography 6-8 weeks, videography 8-12 weeks, SDE 24-48hrs, catering same-day, flowers setup-day-only, gown 3-week-fitting-cycle</w:t>
@@ -3717,10 +4156,10 @@
       </w:tr>
       <w:tr>
         <w:tc>
-          <w:p>
-            <w:pPr>
-              <w:pStyle w:val="Compact"/>
-              <w:jc w:val="left"/>
+          <w:tcPr/>
+          <w:p>
+            <w:pPr>
+              <w:pStyle w:val="Compact"/>
             </w:pPr>
             <w:r>
               <w:t xml:space="preserve">Crew size + roles</w:t>
@@ -3728,10 +4167,10 @@
           </w:p>
         </w:tc>
         <w:tc>
-          <w:p>
-            <w:pPr>
-              <w:pStyle w:val="Compact"/>
-              <w:jc w:val="left"/>
+          <w:tcPr/>
+          <w:p>
+            <w:pPr>
+              <w:pStyle w:val="Compact"/>
             </w:pPr>
             <w:r>
               <w:t xml:space="preserve">4</w:t>
@@ -3739,10 +4178,10 @@
           </w:p>
         </w:tc>
         <w:tc>
-          <w:p>
-            <w:pPr>
-              <w:pStyle w:val="Compact"/>
-              <w:jc w:val="left"/>
+          <w:tcPr/>
+          <w:p>
+            <w:pPr>
+              <w:pStyle w:val="Compact"/>
             </w:pPr>
             <w:r>
               <w:t xml:space="preserve">Photography (lead + 2nd shooter + assistant), videography (cinematographer + audio + drone), catering (chef + servers + bar), coordination (lead + 2 assistants)</w:t>
@@ -3752,10 +4191,10 @@
       </w:tr>
       <w:tr>
         <w:tc>
-          <w:p>
-            <w:pPr>
-              <w:pStyle w:val="Compact"/>
-              <w:jc w:val="left"/>
+          <w:tcPr/>
+          <w:p>
+            <w:pPr>
+              <w:pStyle w:val="Compact"/>
             </w:pPr>
             <w:r>
               <w:t xml:space="preserve">Travel terms</w:t>
@@ -3763,10 +4202,10 @@
           </w:p>
         </w:tc>
         <w:tc>
-          <w:p>
-            <w:pPr>
-              <w:pStyle w:val="Compact"/>
-              <w:jc w:val="left"/>
+          <w:tcPr/>
+          <w:p>
+            <w:pPr>
+              <w:pStyle w:val="Compact"/>
             </w:pPr>
             <w:r>
               <w:t xml:space="preserve">3</w:t>
@@ -3774,10 +4213,10 @@
           </w:p>
         </w:tc>
         <w:tc>
-          <w:p>
-            <w:pPr>
-              <w:pStyle w:val="Compact"/>
-              <w:jc w:val="left"/>
+          <w:tcPr/>
+          <w:p>
+            <w:pPr>
+              <w:pStyle w:val="Compact"/>
             </w:pPr>
             <w:r>
               <w:t xml:space="preserve">Inside Metro Manila no-fee, outside-Metro distance-based, separate-day overnight</w:t>
@@ -3787,10 +4226,10 @@
       </w:tr>
       <w:tr>
         <w:tc>
-          <w:p>
-            <w:pPr>
-              <w:pStyle w:val="Compact"/>
-              <w:jc w:val="left"/>
+          <w:tcPr/>
+          <w:p>
+            <w:pPr>
+              <w:pStyle w:val="Compact"/>
             </w:pPr>
             <w:r>
               <w:t xml:space="preserve">IP ownership</w:t>
@@ -3798,10 +4237,10 @@
           </w:p>
         </w:tc>
         <w:tc>
-          <w:p>
-            <w:pPr>
-              <w:pStyle w:val="Compact"/>
-              <w:jc w:val="left"/>
+          <w:tcPr/>
+          <w:p>
+            <w:pPr>
+              <w:pStyle w:val="Compact"/>
             </w:pPr>
             <w:r>
               <w:t xml:space="preserve">4</w:t>
@@ -3809,10 +4248,10 @@
           </w:p>
         </w:tc>
         <w:tc>
-          <w:p>
-            <w:pPr>
-              <w:pStyle w:val="Compact"/>
-              <w:jc w:val="left"/>
+          <w:tcPr/>
+          <w:p>
+            <w:pPr>
+              <w:pStyle w:val="Compact"/>
             </w:pPr>
             <w:r>
               <w:t xml:space="preserve">Photographer-owns-RAW-customer-owns-edits, customer-owns-everything, shared-ownership, social-media-usage-license</w:t>
@@ -3822,10 +4261,10 @@
       </w:tr>
       <w:tr>
         <w:tc>
-          <w:p>
-            <w:pPr>
-              <w:pStyle w:val="Compact"/>
-              <w:jc w:val="left"/>
+          <w:tcPr/>
+          <w:p>
+            <w:pPr>
+              <w:pStyle w:val="Compact"/>
             </w:pPr>
             <w:r>
               <w:t xml:space="preserve">Warranty / re-shoot</w:t>
@@ -3833,10 +4272,10 @@
           </w:p>
         </w:tc>
         <w:tc>
-          <w:p>
-            <w:pPr>
-              <w:pStyle w:val="Compact"/>
-              <w:jc w:val="left"/>
+          <w:tcPr/>
+          <w:p>
+            <w:pPr>
+              <w:pStyle w:val="Compact"/>
             </w:pPr>
             <w:r>
               <w:t xml:space="preserve">2</w:t>
@@ -3844,10 +4283,10 @@
           </w:p>
         </w:tc>
         <w:tc>
-          <w:p>
-            <w:pPr>
-              <w:pStyle w:val="Compact"/>
-              <w:jc w:val="left"/>
+          <w:tcPr/>
+          <w:p>
+            <w:pPr>
+              <w:pStyle w:val="Compact"/>
             </w:pPr>
             <w:r>
               <w:t xml:space="preserve">Standard re-shoot (vendor-fault only), goodwill (vendor + customer mutual cause)</w:t>
@@ -3857,10 +4296,10 @@
       </w:tr>
       <w:tr>
         <w:tc>
-          <w:p>
-            <w:pPr>
-              <w:pStyle w:val="Compact"/>
-              <w:jc w:val="left"/>
+          <w:tcPr/>
+          <w:p>
+            <w:pPr>
+              <w:pStyle w:val="Compact"/>
             </w:pPr>
             <w:r>
               <w:t xml:space="preserve">Governing law</w:t>
@@ -3868,10 +4307,10 @@
           </w:p>
         </w:tc>
         <w:tc>
-          <w:p>
-            <w:pPr>
-              <w:pStyle w:val="Compact"/>
-              <w:jc w:val="left"/>
+          <w:tcPr/>
+          <w:p>
+            <w:pPr>
+              <w:pStyle w:val="Compact"/>
             </w:pPr>
             <w:r>
               <w:t xml:space="preserve">2</w:t>
@@ -3879,10 +4318,10 @@
           </w:p>
         </w:tc>
         <w:tc>
-          <w:p>
-            <w:pPr>
-              <w:pStyle w:val="Compact"/>
-              <w:jc w:val="left"/>
+          <w:tcPr/>
+          <w:p>
+            <w:pPr>
+              <w:pStyle w:val="Compact"/>
             </w:pPr>
             <w:r>
               <w:t xml:space="preserve">Philippine law + city-of-wedding venue, Philippine law + NCR venue</w:t>
@@ -3892,10 +4331,10 @@
       </w:tr>
       <w:tr>
         <w:tc>
-          <w:p>
-            <w:pPr>
-              <w:pStyle w:val="Compact"/>
-              <w:jc w:val="left"/>
+          <w:tcPr/>
+          <w:p>
+            <w:pPr>
+              <w:pStyle w:val="Compact"/>
             </w:pPr>
             <w:r>
               <w:t xml:space="preserve">Signature blocks</w:t>
@@ -3903,10 +4342,10 @@
           </w:p>
         </w:tc>
         <w:tc>
-          <w:p>
-            <w:pPr>
-              <w:pStyle w:val="Compact"/>
-              <w:jc w:val="left"/>
+          <w:tcPr/>
+          <w:p>
+            <w:pPr>
+              <w:pStyle w:val="Compact"/>
             </w:pPr>
             <w:r>
               <w:t xml:space="preserve">2</w:t>
@@ -3914,10 +4353,10 @@
           </w:p>
         </w:tc>
         <w:tc>
-          <w:p>
-            <w:pPr>
-              <w:pStyle w:val="Compact"/>
-              <w:jc w:val="left"/>
+          <w:tcPr/>
+          <w:p>
+            <w:pPr>
+              <w:pStyle w:val="Compact"/>
             </w:pPr>
             <w:r>
               <w:t xml:space="preserve">2-signer (vendor + customer), 3-signer (vendor + customer + witness)</w:t>
@@ -3956,6 +4395,7 @@
       <w:r>
         <w:rPr>
           <w:b/>
+          <w:bCs/>
         </w:rPr>
         <w:t xml:space="preserve">Editing a clause in place.</w:t>
       </w:r>
@@ -3973,6 +4413,7 @@
       <w:r>
         <w:rPr>
           <w:b/>
+          <w:bCs/>
         </w:rPr>
         <w:t xml:space="preserve">Plain-English-first surfacing.</w:t>
       </w:r>
@@ -3990,6 +4431,7 @@
       <w:r>
         <w:rPr>
           <w:b/>
+          <w:bCs/>
         </w:rPr>
         <w:t xml:space="preserve">Standard cancellation — 60-day refund window</w:t>
       </w:r>
@@ -4005,6 +4447,7 @@
       <w:r>
         <w:rPr>
           <w:i/>
+          <w:iCs/>
         </w:rPr>
         <w:t xml:space="preserve">[Click to see full legal text →]</w:t>
       </w:r>
@@ -4020,13 +4463,7 @@
         <w:t xml:space="preserve"> </w:t>
       </w:r>
       <w:r>
-        <w:t xml:space="preserve">“</w:t>
-      </w:r>
-      <w:r>
-        <w:t xml:space="preserve">I’m not a lawyer, I don’t know what this means</w:t>
-      </w:r>
-      <w:r>
-        <w:t xml:space="preserve">”</w:t>
+        <w:t xml:space="preserve">“I’m not a lawyer, I don’t know what this means”</w:t>
       </w:r>
       <w:r>
         <w:t xml:space="preserve"> </w:t>
@@ -4038,13 +4475,7 @@
         <w:t xml:space="preserve"> </w:t>
       </w:r>
       <w:r>
-        <w:t xml:space="preserve">“</w:t>
-      </w:r>
-      <w:r>
-        <w:t xml:space="preserve">OK that’s what I want, insert it.</w:t>
-      </w:r>
-      <w:r>
-        <w:t xml:space="preserve">”</w:t>
+        <w:t xml:space="preserve">“OK that’s what I want, insert it.”</w:t>
       </w:r>
     </w:p>
     <w:p>
@@ -4054,15 +4485,15 @@
         </w:pict>
       </w:r>
     </w:p>
+    <w:bookmarkEnd w:id="14"/>
+    <w:bookmarkStart w:id="15" w:name="X7024939bce15aab0859a2acee5e7253d44680ee"/>
     <w:p>
       <w:pPr>
         <w:pStyle w:val="Heading2"/>
       </w:pPr>
-      <w:bookmarkStart w:id="26" w:name="X7024939bce15aab0859a2acee5e7253d44680ee"/>
       <w:r>
         <w:t xml:space="preserve">6. Compliance checklist — the bare-minimum gate</w:t>
       </w:r>
-      <w:bookmarkEnd w:id="26"/>
     </w:p>
     <w:p>
       <w:pPr>
@@ -4075,13 +4506,7 @@
         <w:t xml:space="preserve"> </w:t>
       </w:r>
       <w:r>
-        <w:t xml:space="preserve">“</w:t>
-      </w:r>
-      <w:r>
-        <w:t xml:space="preserve">bare minimum PH-compliant contract</w:t>
-      </w:r>
-      <w:r>
-        <w:t xml:space="preserve">”</w:t>
+        <w:t xml:space="preserve">“bare minimum PH-compliant contract”</w:t>
       </w:r>
       <w:r>
         <w:t xml:space="preserve"> </w:t>
@@ -4097,17 +4522,18 @@
       <w:r>
         <w:rPr>
           <w:b/>
+          <w:bCs/>
         </w:rPr>
         <w:t xml:space="preserve">Hard requirements (compliance gate red if missing — vendor cannot Send):</w:t>
       </w:r>
     </w:p>
     <w:p>
       <w:pPr>
+        <w:pStyle w:val="Compact"/>
         <w:numPr>
           <w:ilvl w:val="0"/>
           <w:numId w:val="1009"/>
         </w:numPr>
-        <w:pStyle w:val="Compact"/>
       </w:pPr>
       <w:r>
         <w:t xml:space="preserve">Both parties identified by full legal name (element #1)</w:t>
@@ -4115,11 +4541,11 @@
     </w:p>
     <w:p>
       <w:pPr>
+        <w:pStyle w:val="Compact"/>
         <w:numPr>
           <w:ilvl w:val="0"/>
           <w:numId w:val="1009"/>
         </w:numPr>
-        <w:pStyle w:val="Compact"/>
       </w:pPr>
       <w:r>
         <w:t xml:space="preserve">Service description present (element #2)</w:t>
@@ -4127,11 +4553,11 @@
     </w:p>
     <w:p>
       <w:pPr>
+        <w:pStyle w:val="Compact"/>
         <w:numPr>
           <w:ilvl w:val="0"/>
           <w:numId w:val="1009"/>
         </w:numPr>
-        <w:pStyle w:val="Compact"/>
       </w:pPr>
       <w:r>
         <w:t xml:space="preserve">Total price specified (element #3)</w:t>
@@ -4139,11 +4565,11 @@
     </w:p>
     <w:p>
       <w:pPr>
+        <w:pStyle w:val="Compact"/>
         <w:numPr>
           <w:ilvl w:val="0"/>
           <w:numId w:val="1009"/>
         </w:numPr>
-        <w:pStyle w:val="Compact"/>
       </w:pPr>
       <w:r>
         <w:t xml:space="preserve">Cancellation policy present — any policy, the content doesn’t have to match Setnayan’s templates (element #5)</w:t>
@@ -4151,11 +4577,11 @@
     </w:p>
     <w:p>
       <w:pPr>
+        <w:pStyle w:val="Compact"/>
         <w:numPr>
           <w:ilvl w:val="0"/>
           <w:numId w:val="1009"/>
         </w:numPr>
-        <w:pStyle w:val="Compact"/>
       </w:pPr>
       <w:r>
         <w:t xml:space="preserve">Both signature blocks present (element #14)</w:t>
@@ -4168,17 +4594,18 @@
       <w:r>
         <w:rPr>
           <w:b/>
+          <w:bCs/>
         </w:rPr>
         <w:t xml:space="preserve">Soft recommendations (compliance gate amber if missing — vendor can Send with an acknowledgment):</w:t>
       </w:r>
     </w:p>
     <w:p>
       <w:pPr>
+        <w:pStyle w:val="Compact"/>
         <w:numPr>
           <w:ilvl w:val="0"/>
           <w:numId w:val="1010"/>
         </w:numPr>
-        <w:pStyle w:val="Compact"/>
       </w:pPr>
       <w:r>
         <w:t xml:space="preserve">Force majeure clause (element #6)</w:t>
@@ -4186,11 +4613,11 @@
     </w:p>
     <w:p>
       <w:pPr>
+        <w:pStyle w:val="Compact"/>
         <w:numPr>
           <w:ilvl w:val="0"/>
           <w:numId w:val="1010"/>
         </w:numPr>
-        <w:pStyle w:val="Compact"/>
       </w:pPr>
       <w:r>
         <w:t xml:space="preserve">Liability cap (element #7)</w:t>
@@ -4198,11 +4625,11 @@
     </w:p>
     <w:p>
       <w:pPr>
+        <w:pStyle w:val="Compact"/>
         <w:numPr>
           <w:ilvl w:val="0"/>
           <w:numId w:val="1010"/>
         </w:numPr>
-        <w:pStyle w:val="Compact"/>
       </w:pPr>
       <w:r>
         <w:t xml:space="preserve">Deliverables timeline (element #8)</w:t>
@@ -4210,11 +4637,11 @@
     </w:p>
     <w:p>
       <w:pPr>
+        <w:pStyle w:val="Compact"/>
         <w:numPr>
           <w:ilvl w:val="0"/>
           <w:numId w:val="1010"/>
         </w:numPr>
-        <w:pStyle w:val="Compact"/>
       </w:pPr>
       <w:r>
         <w:t xml:space="preserve">Governing law clause (element #13)</w:t>
@@ -4222,11 +4649,11 @@
     </w:p>
     <w:p>
       <w:pPr>
+        <w:pStyle w:val="Compact"/>
         <w:numPr>
           <w:ilvl w:val="0"/>
           <w:numId w:val="1010"/>
         </w:numPr>
-        <w:pStyle w:val="Compact"/>
       </w:pPr>
       <w:r>
         <w:t xml:space="preserve">Payment schedule (if total &gt; ₱30,000 — small bookings often pay in full upfront, so this is conditional) (element #4)</w:t>
@@ -4239,21 +4666,23 @@
       <w:r>
         <w:rPr>
           <w:b/>
+          <w:bCs/>
         </w:rPr>
         <w:t xml:space="preserve">Compliance badges:</w:t>
       </w:r>
     </w:p>
     <w:p>
       <w:pPr>
+        <w:pStyle w:val="Compact"/>
         <w:numPr>
           <w:ilvl w:val="0"/>
           <w:numId w:val="1011"/>
         </w:numPr>
-        <w:pStyle w:val="Compact"/>
-      </w:pPr>
-      <w:r>
-        <w:rPr>
-          <w:b/>
+      </w:pPr>
+      <w:r>
+        <w:rPr>
+          <w:b/>
+          <w:bCs/>
         </w:rPr>
         <w:t xml:space="preserve">✓ Compliant — Recommended</w:t>
       </w:r>
@@ -4267,13 +4696,7 @@
         <w:t xml:space="preserve"> </w:t>
       </w:r>
       <w:r>
-        <w:t xml:space="preserve">“</w:t>
-      </w:r>
-      <w:r>
-        <w:t xml:space="preserve">Compliant — Recommended</w:t>
-      </w:r>
-      <w:r>
-        <w:t xml:space="preserve">”</w:t>
+        <w:t xml:space="preserve">“Compliant — Recommended”</w:t>
       </w:r>
       <w:r>
         <w:t xml:space="preserve"> </w:t>
@@ -4284,15 +4707,16 @@
     </w:p>
     <w:p>
       <w:pPr>
+        <w:pStyle w:val="Compact"/>
         <w:numPr>
           <w:ilvl w:val="0"/>
           <w:numId w:val="1011"/>
         </w:numPr>
-        <w:pStyle w:val="Compact"/>
-      </w:pPr>
-      <w:r>
-        <w:rPr>
-          <w:b/>
+      </w:pPr>
+      <w:r>
+        <w:rPr>
+          <w:b/>
+          <w:bCs/>
         </w:rPr>
         <w:t xml:space="preserve">✓ Compliant — Minimum</w:t>
       </w:r>
@@ -4306,13 +4730,7 @@
         <w:t xml:space="preserve"> </w:t>
       </w:r>
       <w:r>
-        <w:t xml:space="preserve">“</w:t>
-      </w:r>
-      <w:r>
-        <w:t xml:space="preserve">Recommended</w:t>
-      </w:r>
-      <w:r>
-        <w:t xml:space="preserve">”</w:t>
+        <w:t xml:space="preserve">“Recommended”</w:t>
       </w:r>
       <w:r>
         <w:t xml:space="preserve"> </w:t>
@@ -4323,15 +4741,16 @@
     </w:p>
     <w:p>
       <w:pPr>
+        <w:pStyle w:val="Compact"/>
         <w:numPr>
           <w:ilvl w:val="0"/>
           <w:numId w:val="1011"/>
         </w:numPr>
-        <w:pStyle w:val="Compact"/>
-      </w:pPr>
-      <w:r>
-        <w:rPr>
-          <w:b/>
+      </w:pPr>
+      <w:r>
+        <w:rPr>
+          <w:b/>
+          <w:bCs/>
         </w:rPr>
         <w:t xml:space="preserve">✗ Not Compliant</w:t>
       </w:r>
@@ -4357,6 +4776,7 @@
       <w:r>
         <w:rPr>
           <w:b/>
+          <w:bCs/>
         </w:rPr>
         <w:t xml:space="preserve">Compliance score</w:t>
       </w:r>
@@ -4417,15 +4837,15 @@
         </w:pict>
       </w:r>
     </w:p>
+    <w:bookmarkEnd w:id="15"/>
+    <w:bookmarkStart w:id="16" w:name="e-signature-mechanics"/>
     <w:p>
       <w:pPr>
         <w:pStyle w:val="Heading2"/>
       </w:pPr>
-      <w:bookmarkStart w:id="27" w:name="e-signature-mechanics"/>
       <w:r>
         <w:t xml:space="preserve">7. E-signature mechanics</w:t>
       </w:r>
-      <w:bookmarkEnd w:id="27"/>
     </w:p>
     <w:p>
       <w:pPr>
@@ -4442,21 +4862,23 @@
       <w:r>
         <w:rPr>
           <w:b/>
+          <w:bCs/>
         </w:rPr>
         <w:t xml:space="preserve">Signature capture methods (vendor picks at signing time):</w:t>
       </w:r>
     </w:p>
     <w:p>
       <w:pPr>
+        <w:pStyle w:val="Compact"/>
         <w:numPr>
           <w:ilvl w:val="0"/>
           <w:numId w:val="1012"/>
         </w:numPr>
-        <w:pStyle w:val="Compact"/>
-      </w:pPr>
-      <w:r>
-        <w:rPr>
-          <w:b/>
+      </w:pPr>
+      <w:r>
+        <w:rPr>
+          <w:b/>
+          <w:bCs/>
         </w:rPr>
         <w:t xml:space="preserve">Signature pad</w:t>
       </w:r>
@@ -4469,15 +4891,16 @@
     </w:p>
     <w:p>
       <w:pPr>
+        <w:pStyle w:val="Compact"/>
         <w:numPr>
           <w:ilvl w:val="0"/>
           <w:numId w:val="1012"/>
         </w:numPr>
-        <w:pStyle w:val="Compact"/>
-      </w:pPr>
-      <w:r>
-        <w:rPr>
-          <w:b/>
+      </w:pPr>
+      <w:r>
+        <w:rPr>
+          <w:b/>
+          <w:bCs/>
         </w:rPr>
         <w:t xml:space="preserve">Typed name</w:t>
       </w:r>
@@ -4503,13 +4926,7 @@
         <w:t xml:space="preserve"> </w:t>
       </w:r>
       <w:r>
-        <w:t xml:space="preserve">“</w:t>
-      </w:r>
-      <w:r>
-        <w:t xml:space="preserve">I, [Name], affirm this is my signature</w:t>
-      </w:r>
-      <w:r>
-        <w:t xml:space="preserve">”</w:t>
+        <w:t xml:space="preserve">“I, [Name], affirm this is my signature”</w:t>
       </w:r>
       <w:r>
         <w:t xml:space="preserve"> </w:t>
@@ -4520,15 +4937,16 @@
     </w:p>
     <w:p>
       <w:pPr>
+        <w:pStyle w:val="Compact"/>
         <w:numPr>
           <w:ilvl w:val="0"/>
           <w:numId w:val="1012"/>
         </w:numPr>
-        <w:pStyle w:val="Compact"/>
-      </w:pPr>
-      <w:r>
-        <w:rPr>
-          <w:b/>
+      </w:pPr>
+      <w:r>
+        <w:rPr>
+          <w:b/>
+          <w:bCs/>
         </w:rPr>
         <w:t xml:space="preserve">Drawn-with-mouse</w:t>
       </w:r>
@@ -4569,6 +4987,7 @@
       <w:r>
         <w:rPr>
           <w:b/>
+          <w:bCs/>
         </w:rPr>
         <w:t xml:space="preserve">Metadata captured per signature event</w:t>
       </w:r>
@@ -4593,11 +5012,11 @@
     </w:p>
     <w:p>
       <w:pPr>
+        <w:pStyle w:val="Compact"/>
         <w:numPr>
           <w:ilvl w:val="0"/>
           <w:numId w:val="1013"/>
         </w:numPr>
-        <w:pStyle w:val="Compact"/>
       </w:pPr>
       <w:r>
         <w:rPr>
@@ -4614,11 +5033,11 @@
     </w:p>
     <w:p>
       <w:pPr>
+        <w:pStyle w:val="Compact"/>
         <w:numPr>
           <w:ilvl w:val="0"/>
           <w:numId w:val="1013"/>
         </w:numPr>
-        <w:pStyle w:val="Compact"/>
       </w:pPr>
       <w:r>
         <w:rPr>
@@ -4659,11 +5078,11 @@
     </w:p>
     <w:p>
       <w:pPr>
+        <w:pStyle w:val="Compact"/>
         <w:numPr>
           <w:ilvl w:val="0"/>
           <w:numId w:val="1013"/>
         </w:numPr>
-        <w:pStyle w:val="Compact"/>
       </w:pPr>
       <w:r>
         <w:rPr>
@@ -4719,11 +5138,11 @@
     </w:p>
     <w:p>
       <w:pPr>
+        <w:pStyle w:val="Compact"/>
         <w:numPr>
           <w:ilvl w:val="0"/>
           <w:numId w:val="1013"/>
         </w:numPr>
-        <w:pStyle w:val="Compact"/>
       </w:pPr>
       <w:r>
         <w:rPr>
@@ -4740,11 +5159,11 @@
     </w:p>
     <w:p>
       <w:pPr>
+        <w:pStyle w:val="Compact"/>
         <w:numPr>
           <w:ilvl w:val="0"/>
           <w:numId w:val="1013"/>
         </w:numPr>
-        <w:pStyle w:val="Compact"/>
       </w:pPr>
       <w:r>
         <w:rPr>
@@ -4761,11 +5180,11 @@
     </w:p>
     <w:p>
       <w:pPr>
+        <w:pStyle w:val="Compact"/>
         <w:numPr>
           <w:ilvl w:val="0"/>
           <w:numId w:val="1013"/>
         </w:numPr>
-        <w:pStyle w:val="Compact"/>
       </w:pPr>
       <w:r>
         <w:rPr>
@@ -4782,11 +5201,11 @@
     </w:p>
     <w:p>
       <w:pPr>
+        <w:pStyle w:val="Compact"/>
         <w:numPr>
           <w:ilvl w:val="0"/>
           <w:numId w:val="1013"/>
         </w:numPr>
-        <w:pStyle w:val="Compact"/>
       </w:pPr>
       <w:r>
         <w:rPr>
@@ -4819,13 +5238,7 @@
         <w:t xml:space="preserve"> </w:t>
       </w:r>
       <w:r>
-        <w:t xml:space="preserve">“</w:t>
-      </w:r>
-      <w:r>
-        <w:t xml:space="preserve">Capture my location to strengthen the audit trail</w:t>
-      </w:r>
-      <w:r>
-        <w:t xml:space="preserve">”</w:t>
+        <w:t xml:space="preserve">“Capture my location to strengthen the audit trail”</w:t>
       </w:r>
       <w:r>
         <w:t xml:space="preserve">)</w:t>
@@ -4833,11 +5246,11 @@
     </w:p>
     <w:p>
       <w:pPr>
+        <w:pStyle w:val="Compact"/>
         <w:numPr>
           <w:ilvl w:val="0"/>
           <w:numId w:val="1013"/>
         </w:numPr>
-        <w:pStyle w:val="Compact"/>
       </w:pPr>
       <w:r>
         <w:rPr>
@@ -4859,6 +5272,7 @@
       <w:r>
         <w:rPr>
           <w:b/>
+          <w:bCs/>
         </w:rPr>
         <w:t xml:space="preserve">Signature certificate page.</w:t>
       </w:r>
@@ -4886,11 +5300,11 @@
     </w:p>
     <w:p>
       <w:pPr>
+        <w:pStyle w:val="Compact"/>
         <w:numPr>
           <w:ilvl w:val="0"/>
           <w:numId w:val="1014"/>
         </w:numPr>
-        <w:pStyle w:val="Compact"/>
       </w:pPr>
       <w:r>
         <w:t xml:space="preserve">The full contract (vendor’s content + Setnayan template clauses, fully composed)</w:t>
@@ -4898,11 +5312,11 @@
     </w:p>
     <w:p>
       <w:pPr>
+        <w:pStyle w:val="Compact"/>
         <w:numPr>
           <w:ilvl w:val="0"/>
           <w:numId w:val="1014"/>
         </w:numPr>
-        <w:pStyle w:val="Compact"/>
       </w:pPr>
       <w:r>
         <w:t xml:space="preserve">Both signature images applied to the signature blocks</w:t>
@@ -4910,11 +5324,11 @@
     </w:p>
     <w:p>
       <w:pPr>
+        <w:pStyle w:val="Compact"/>
         <w:numPr>
           <w:ilvl w:val="0"/>
           <w:numId w:val="1014"/>
         </w:numPr>
-        <w:pStyle w:val="Compact"/>
       </w:pPr>
       <w:r>
         <w:t xml:space="preserve">A</w:t>
@@ -4925,6 +5339,7 @@
       <w:r>
         <w:rPr>
           <w:b/>
+          <w:bCs/>
         </w:rPr>
         <w:t xml:space="preserve">Signature Certificate</w:t>
       </w:r>
@@ -4937,11 +5352,11 @@
     </w:p>
     <w:p>
       <w:pPr>
+        <w:pStyle w:val="Compact"/>
         <w:numPr>
           <w:ilvl w:val="1"/>
           <w:numId w:val="1015"/>
         </w:numPr>
-        <w:pStyle w:val="Compact"/>
       </w:pPr>
       <w:r>
         <w:t xml:space="preserve">Contract ID (UUID)</w:t>
@@ -4949,11 +5364,11 @@
     </w:p>
     <w:p>
       <w:pPr>
+        <w:pStyle w:val="Compact"/>
         <w:numPr>
           <w:ilvl w:val="1"/>
           <w:numId w:val="1015"/>
         </w:numPr>
-        <w:pStyle w:val="Compact"/>
       </w:pPr>
       <w:r>
         <w:t xml:space="preserve">Vendor full legal name + signed-at timestamp + IP + UA</w:t>
@@ -4961,11 +5376,11 @@
     </w:p>
     <w:p>
       <w:pPr>
+        <w:pStyle w:val="Compact"/>
         <w:numPr>
           <w:ilvl w:val="1"/>
           <w:numId w:val="1015"/>
         </w:numPr>
-        <w:pStyle w:val="Compact"/>
       </w:pPr>
       <w:r>
         <w:t xml:space="preserve">Customer full legal name + signed-at timestamp + IP + UA</w:t>
@@ -4973,11 +5388,11 @@
     </w:p>
     <w:p>
       <w:pPr>
+        <w:pStyle w:val="Compact"/>
         <w:numPr>
           <w:ilvl w:val="1"/>
           <w:numId w:val="1015"/>
         </w:numPr>
-        <w:pStyle w:val="Compact"/>
       </w:pPr>
       <w:r>
         <w:t xml:space="preserve">Signature method for each signer</w:t>
@@ -4985,11 +5400,11 @@
     </w:p>
     <w:p>
       <w:pPr>
+        <w:pStyle w:val="Compact"/>
         <w:numPr>
           <w:ilvl w:val="1"/>
           <w:numId w:val="1015"/>
         </w:numPr>
-        <w:pStyle w:val="Compact"/>
       </w:pPr>
       <w:r>
         <w:t xml:space="preserve">Setnayan platform identifier + RA 8792 reference</w:t>
@@ -4997,11 +5412,11 @@
     </w:p>
     <w:p>
       <w:pPr>
+        <w:pStyle w:val="Compact"/>
         <w:numPr>
           <w:ilvl w:val="1"/>
           <w:numId w:val="1015"/>
         </w:numPr>
-        <w:pStyle w:val="Compact"/>
       </w:pPr>
       <w:r>
         <w:t xml:space="preserve">QR code linking to</w:t>
@@ -5029,6 +5444,7 @@
       <w:r>
         <w:rPr>
           <w:b/>
+          <w:bCs/>
         </w:rPr>
         <w:t xml:space="preserve">Verification page.</w:t>
       </w:r>
@@ -5050,11 +5466,11 @@
     </w:p>
     <w:p>
       <w:pPr>
+        <w:pStyle w:val="Compact"/>
         <w:numPr>
           <w:ilvl w:val="0"/>
           <w:numId w:val="1016"/>
         </w:numPr>
-        <w:pStyle w:val="Compact"/>
       </w:pPr>
       <w:r>
         <w:t xml:space="preserve">The contract ID + signed-at timestamps for both parties (no PII beyond what’s on the certificate page)</w:t>
@@ -5062,11 +5478,11 @@
     </w:p>
     <w:p>
       <w:pPr>
+        <w:pStyle w:val="Compact"/>
         <w:numPr>
           <w:ilvl w:val="0"/>
           <w:numId w:val="1016"/>
         </w:numPr>
-        <w:pStyle w:val="Compact"/>
       </w:pPr>
       <w:r>
         <w:t xml:space="preserve">A</w:t>
@@ -5089,11 +5505,11 @@
     </w:p>
     <w:p>
       <w:pPr>
+        <w:pStyle w:val="Compact"/>
         <w:numPr>
           <w:ilvl w:val="0"/>
           <w:numId w:val="1016"/>
         </w:numPr>
-        <w:pStyle w:val="Compact"/>
       </w:pPr>
       <w:r>
         <w:t xml:space="preserve">A SHA-256 hash of the signed PDF for tamper-detection</w:t>
@@ -5114,6 +5530,7 @@
       <w:r>
         <w:rPr>
           <w:b/>
+          <w:bCs/>
         </w:rPr>
         <w:t xml:space="preserve">Storage and retention.</w:t>
       </w:r>
@@ -5131,6 +5548,7 @@
       <w:r>
         <w:rPr>
           <w:b/>
+          <w:bCs/>
         </w:rPr>
         <w:t xml:space="preserve">Access control.</w:t>
       </w:r>
@@ -5143,11 +5561,11 @@
     </w:p>
     <w:p>
       <w:pPr>
+        <w:pStyle w:val="Compact"/>
         <w:numPr>
           <w:ilvl w:val="0"/>
           <w:numId w:val="1017"/>
         </w:numPr>
-        <w:pStyle w:val="Compact"/>
       </w:pPr>
       <w:r>
         <w:t xml:space="preserve">The vendor (any team member with vendor-account access)</w:t>
@@ -5155,11 +5573,11 @@
     </w:p>
     <w:p>
       <w:pPr>
+        <w:pStyle w:val="Compact"/>
         <w:numPr>
           <w:ilvl w:val="0"/>
           <w:numId w:val="1017"/>
         </w:numPr>
-        <w:pStyle w:val="Compact"/>
       </w:pPr>
       <w:r>
         <w:t xml:space="preserve">The customer (the specific user_id who signed)</w:t>
@@ -5167,11 +5585,11 @@
     </w:p>
     <w:p>
       <w:pPr>
+        <w:pStyle w:val="Compact"/>
         <w:numPr>
           <w:ilvl w:val="0"/>
           <w:numId w:val="1017"/>
         </w:numPr>
-        <w:pStyle w:val="Compact"/>
       </w:pPr>
       <w:r>
         <w:t xml:space="preserve">The admin Disputes Handler role (any contract, for mediation)</w:t>
@@ -5179,11 +5597,11 @@
     </w:p>
     <w:p>
       <w:pPr>
+        <w:pStyle w:val="Compact"/>
         <w:numPr>
           <w:ilvl w:val="0"/>
           <w:numId w:val="1017"/>
         </w:numPr>
-        <w:pStyle w:val="Compact"/>
       </w:pPr>
       <w:r>
         <w:t xml:space="preserve">The public verification page (read-only confirmation that the contract exists, no content access)</w:t>
@@ -5204,6 +5622,7 @@
       <w:r>
         <w:rPr>
           <w:b/>
+          <w:bCs/>
         </w:rPr>
         <w:t xml:space="preserve">Legal validity disclaimer.</w:t>
       </w:r>
@@ -5229,15 +5648,15 @@
         </w:pict>
       </w:r>
     </w:p>
+    <w:bookmarkEnd w:id="16"/>
+    <w:bookmarkStart w:id="17" w:name="schema"/>
     <w:p>
       <w:pPr>
         <w:pStyle w:val="Heading2"/>
       </w:pPr>
-      <w:bookmarkStart w:id="28" w:name="schema"/>
       <w:r>
         <w:t xml:space="preserve">8. Schema</w:t>
       </w:r>
-      <w:bookmarkEnd w:id="28"/>
     </w:p>
     <w:p>
       <w:pPr>
@@ -8392,18 +8811,21 @@
         <w:rPr>
           <w:rStyle w:val="VerbatimChar"/>
           <w:b/>
+          <w:bCs/>
         </w:rPr>
         <w:t xml:space="preserve">contract_body</w:t>
       </w:r>
       <w:r>
         <w:rPr>
           <w:b/>
-        </w:rPr>
-        <w:t xml:space="preserve"> </w:t>
-      </w:r>
-      <w:r>
-        <w:rPr>
-          <w:b/>
+          <w:bCs/>
+        </w:rPr>
+        <w:t xml:space="preserve"> </w:t>
+      </w:r>
+      <w:r>
+        <w:rPr>
+          <w:b/>
+          <w:bCs/>
         </w:rPr>
         <w:t xml:space="preserve">JSONB structure</w:t>
       </w:r>
@@ -8638,15 +9060,15 @@
         </w:pict>
       </w:r>
     </w:p>
+    <w:bookmarkEnd w:id="17"/>
+    <w:bookmarkStart w:id="18" w:name="ui-surfaces"/>
     <w:p>
       <w:pPr>
         <w:pStyle w:val="Heading2"/>
       </w:pPr>
-      <w:bookmarkStart w:id="29" w:name="ui-surfaces"/>
       <w:r>
         <w:t xml:space="preserve">9. UI surfaces</w:t>
       </w:r>
-      <w:bookmarkEnd w:id="29"/>
     </w:p>
     <w:p>
       <w:pPr>
@@ -8655,42 +9077,47 @@
       <w:r>
         <w:rPr>
           <w:b/>
+          <w:bCs/>
         </w:rPr>
         <w:t xml:space="preserve">Vendor dashboard (0022) — new</w:t>
       </w:r>
       <w:r>
         <w:rPr>
           <w:b/>
-        </w:rPr>
-        <w:t xml:space="preserve"> </w:t>
-      </w:r>
-      <w:r>
-        <w:rPr>
-          <w:rStyle w:val="VerbatimChar"/>
-          <w:b/>
+          <w:bCs/>
+        </w:rPr>
+        <w:t xml:space="preserve"> </w:t>
+      </w:r>
+      <w:r>
+        <w:rPr>
+          <w:rStyle w:val="VerbatimChar"/>
+          <w:b/>
+          <w:bCs/>
         </w:rPr>
         <w:t xml:space="preserve">Contracts</w:t>
       </w:r>
       <w:r>
         <w:rPr>
           <w:b/>
-        </w:rPr>
-        <w:t xml:space="preserve"> </w:t>
-      </w:r>
-      <w:r>
-        <w:rPr>
-          <w:b/>
+          <w:bCs/>
+        </w:rPr>
+        <w:t xml:space="preserve"> </w:t>
+      </w:r>
+      <w:r>
+        <w:rPr>
+          <w:b/>
+          <w:bCs/>
         </w:rPr>
         <w:t xml:space="preserve">tab.</w:t>
       </w:r>
     </w:p>
     <w:p>
       <w:pPr>
+        <w:pStyle w:val="Compact"/>
         <w:numPr>
           <w:ilvl w:val="0"/>
           <w:numId w:val="1018"/>
         </w:numPr>
-        <w:pStyle w:val="Compact"/>
       </w:pPr>
       <w:r>
         <w:t xml:space="preserve">Top: search + filter (status: All / Draft / Sent / Signed / Expired).</w:t>
@@ -8698,23 +9125,35 @@
     </w:p>
     <w:p>
       <w:pPr>
+        <w:pStyle w:val="Compact"/>
         <w:numPr>
           <w:ilvl w:val="0"/>
           <w:numId w:val="1018"/>
         </w:numPr>
-        <w:pStyle w:val="Compact"/>
-      </w:pPr>
-      <w:r>
-        <w:t xml:space="preserve">Primary CTA `+ Create contract`.</w:t>
-      </w:r>
-    </w:p>
-    <w:p>
-      <w:pPr>
+      </w:pPr>
+      <w:r>
+        <w:t xml:space="preserve">Primary CTA</w:t>
+      </w:r>
+      <w:r>
+        <w:t xml:space="preserve"> </w:t>
+      </w:r>
+      <w:r>
+        <w:rPr>
+          <w:rStyle w:val="VerbatimChar"/>
+        </w:rPr>
+        <w:t xml:space="preserve">+ Create contract</w:t>
+      </w:r>
+      <w:r>
+        <w:t xml:space="preserve">.</w:t>
+      </w:r>
+    </w:p>
+    <w:p>
+      <w:pPr>
+        <w:pStyle w:val="Compact"/>
         <w:numPr>
           <w:ilvl w:val="0"/>
           <w:numId w:val="1018"/>
         </w:numPr>
-        <w:pStyle w:val="Compact"/>
       </w:pPr>
       <w:r>
         <w:t xml:space="preserve">List of contracts as rows: title, customer name, event date, status pill, compliance badge, last-action timestamp.</w:t>
@@ -8722,11 +9161,11 @@
     </w:p>
     <w:p>
       <w:pPr>
+        <w:pStyle w:val="Compact"/>
         <w:numPr>
           <w:ilvl w:val="0"/>
           <w:numId w:val="1018"/>
         </w:numPr>
-        <w:pStyle w:val="Compact"/>
       </w:pPr>
       <w:r>
         <w:t xml:space="preserve">Row click → contract detail view (the same screen used during creation, but in read or edit mode based on status).</w:t>
@@ -8734,11 +9173,11 @@
     </w:p>
     <w:p>
       <w:pPr>
+        <w:pStyle w:val="Compact"/>
         <w:numPr>
           <w:ilvl w:val="0"/>
           <w:numId w:val="1018"/>
         </w:numPr>
-        <w:pStyle w:val="Compact"/>
       </w:pPr>
       <w:r>
         <w:t xml:space="preserve">Empty state: explainer + the 3 entry-path buttons inline. First-contract experience.</w:t>
@@ -8751,17 +9190,18 @@
       <w:r>
         <w:rPr>
           <w:b/>
+          <w:bCs/>
         </w:rPr>
         <w:t xml:space="preserve">Vendor — contract detail view.</w:t>
       </w:r>
     </w:p>
     <w:p>
       <w:pPr>
+        <w:pStyle w:val="Compact"/>
         <w:numPr>
           <w:ilvl w:val="0"/>
           <w:numId w:val="1019"/>
         </w:numPr>
-        <w:pStyle w:val="Compact"/>
       </w:pPr>
       <w:r>
         <w:t xml:space="preserve">Left column: the composed contract (read or edit mode).</w:t>
@@ -8769,11 +9209,11 @@
     </w:p>
     <w:p>
       <w:pPr>
+        <w:pStyle w:val="Compact"/>
         <w:numPr>
           <w:ilvl w:val="0"/>
           <w:numId w:val="1019"/>
         </w:numPr>
-        <w:pStyle w:val="Compact"/>
       </w:pPr>
       <w:r>
         <w:t xml:space="preserve">Right column: detection panel (collapsible) + compliance checklist sidebar (persistent).</w:t>
@@ -8781,11 +9221,11 @@
     </w:p>
     <w:p>
       <w:pPr>
+        <w:pStyle w:val="Compact"/>
         <w:numPr>
           <w:ilvl w:val="0"/>
           <w:numId w:val="1019"/>
         </w:numPr>
-        <w:pStyle w:val="Compact"/>
       </w:pPr>
       <w:r>
         <w:t xml:space="preserve">Top toolbar: Status pill,</w:t>
@@ -8847,11 +9287,11 @@
     </w:p>
     <w:p>
       <w:pPr>
+        <w:pStyle w:val="Compact"/>
         <w:numPr>
           <w:ilvl w:val="0"/>
           <w:numId w:val="1019"/>
         </w:numPr>
-        <w:pStyle w:val="Compact"/>
       </w:pPr>
       <w:r>
         <w:t xml:space="preserve">After both signed:</w:t>
@@ -8906,42 +9346,47 @@
       <w:r>
         <w:rPr>
           <w:b/>
+          <w:bCs/>
         </w:rPr>
         <w:t xml:space="preserve">Customer dashboard (0021) — Vendor profile gains a</w:t>
       </w:r>
       <w:r>
         <w:rPr>
           <w:b/>
-        </w:rPr>
-        <w:t xml:space="preserve"> </w:t>
-      </w:r>
-      <w:r>
-        <w:rPr>
-          <w:rStyle w:val="VerbatimChar"/>
-          <w:b/>
+          <w:bCs/>
+        </w:rPr>
+        <w:t xml:space="preserve"> </w:t>
+      </w:r>
+      <w:r>
+        <w:rPr>
+          <w:rStyle w:val="VerbatimChar"/>
+          <w:b/>
+          <w:bCs/>
         </w:rPr>
         <w:t xml:space="preserve">Contracts</w:t>
       </w:r>
       <w:r>
         <w:rPr>
           <w:b/>
-        </w:rPr>
-        <w:t xml:space="preserve"> </w:t>
-      </w:r>
-      <w:r>
-        <w:rPr>
-          <w:b/>
+          <w:bCs/>
+        </w:rPr>
+        <w:t xml:space="preserve"> </w:t>
+      </w:r>
+      <w:r>
+        <w:rPr>
+          <w:b/>
+          <w:bCs/>
         </w:rPr>
         <w:t xml:space="preserve">sub-tab.</w:t>
       </w:r>
     </w:p>
     <w:p>
       <w:pPr>
+        <w:pStyle w:val="Compact"/>
         <w:numPr>
           <w:ilvl w:val="0"/>
           <w:numId w:val="1020"/>
         </w:numPr>
-        <w:pStyle w:val="Compact"/>
       </w:pPr>
       <w:r>
         <w:t xml:space="preserve">Lists contracts the vendor has sent to this customer.</w:t>
@@ -8949,11 +9394,11 @@
     </w:p>
     <w:p>
       <w:pPr>
+        <w:pStyle w:val="Compact"/>
         <w:numPr>
           <w:ilvl w:val="0"/>
           <w:numId w:val="1020"/>
         </w:numPr>
-        <w:pStyle w:val="Compact"/>
       </w:pPr>
       <w:r>
         <w:t xml:space="preserve">Each row: contract title, vendor, status, expires_at countdown if</w:t>
@@ -8973,11 +9418,11 @@
     </w:p>
     <w:p>
       <w:pPr>
+        <w:pStyle w:val="Compact"/>
         <w:numPr>
           <w:ilvl w:val="0"/>
           <w:numId w:val="1020"/>
         </w:numPr>
-        <w:pStyle w:val="Compact"/>
       </w:pPr>
       <w:r>
         <w:t xml:space="preserve">Click → preview modal with</w:t>
@@ -9000,11 +9445,11 @@
     </w:p>
     <w:p>
       <w:pPr>
+        <w:pStyle w:val="Compact"/>
         <w:numPr>
           <w:ilvl w:val="0"/>
           <w:numId w:val="1020"/>
         </w:numPr>
-        <w:pStyle w:val="Compact"/>
       </w:pPr>
       <w:r>
         <w:t xml:space="preserve">Sign CTA opens the signature modal (Section 7) with the three method tabs.</w:t>
@@ -9017,17 +9462,18 @@
       <w:r>
         <w:rPr>
           <w:b/>
+          <w:bCs/>
         </w:rPr>
         <w:t xml:space="preserve">Chat thread (0019) — contract chat-card.</w:t>
       </w:r>
     </w:p>
     <w:p>
       <w:pPr>
+        <w:pStyle w:val="Compact"/>
         <w:numPr>
           <w:ilvl w:val="0"/>
           <w:numId w:val="1021"/>
         </w:numPr>
-        <w:pStyle w:val="Compact"/>
       </w:pPr>
       <w:r>
         <w:t xml:space="preserve">When a contract is sent, the system posts a chat-card to the existing vendor↔customer thread.</w:t>
@@ -9035,11 +9481,11 @@
     </w:p>
     <w:p>
       <w:pPr>
+        <w:pStyle w:val="Compact"/>
         <w:numPr>
           <w:ilvl w:val="0"/>
           <w:numId w:val="1021"/>
         </w:numPr>
-        <w:pStyle w:val="Compact"/>
       </w:pPr>
       <w:r>
         <w:t xml:space="preserve">Card shows: thumbnail of page 1 of the generated PDF, contract title, status pill, primary CTA (</w:t>
@@ -9074,11 +9520,11 @@
     </w:p>
     <w:p>
       <w:pPr>
+        <w:pStyle w:val="Compact"/>
         <w:numPr>
           <w:ilvl w:val="0"/>
           <w:numId w:val="1021"/>
         </w:numPr>
-        <w:pStyle w:val="Compact"/>
       </w:pPr>
       <w:r>
         <w:t xml:space="preserve">Card updates in place as the status changes (customer signed → vendor turn → both signed).</w:t>
@@ -9086,11 +9532,11 @@
     </w:p>
     <w:p>
       <w:pPr>
+        <w:pStyle w:val="Compact"/>
         <w:numPr>
           <w:ilvl w:val="0"/>
           <w:numId w:val="1021"/>
         </w:numPr>
-        <w:pStyle w:val="Compact"/>
       </w:pPr>
       <w:r>
         <w:t xml:space="preserve">Final signed state: card shows</w:t>
@@ -9133,17 +9579,18 @@
       <w:r>
         <w:rPr>
           <w:b/>
+          <w:bCs/>
         </w:rPr>
         <w:t xml:space="preserve">Admin (0023) — Contracts audit log.</w:t>
       </w:r>
     </w:p>
     <w:p>
       <w:pPr>
+        <w:pStyle w:val="Compact"/>
         <w:numPr>
           <w:ilvl w:val="0"/>
           <w:numId w:val="1022"/>
         </w:numPr>
-        <w:pStyle w:val="Compact"/>
       </w:pPr>
       <w:r>
         <w:t xml:space="preserve">Admin &gt; Disputes &gt; Contracts view (Disputes Handler role).</w:t>
@@ -9151,11 +9598,11 @@
     </w:p>
     <w:p>
       <w:pPr>
+        <w:pStyle w:val="Compact"/>
         <w:numPr>
           <w:ilvl w:val="0"/>
           <w:numId w:val="1022"/>
         </w:numPr>
-        <w:pStyle w:val="Compact"/>
       </w:pPr>
       <w:r>
         <w:t xml:space="preserve">Lists all contracts across the platform, filterable by vendor, customer, status, compliance score range.</w:t>
@@ -9163,11 +9610,11 @@
     </w:p>
     <w:p>
       <w:pPr>
+        <w:pStyle w:val="Compact"/>
         <w:numPr>
           <w:ilvl w:val="0"/>
           <w:numId w:val="1022"/>
         </w:numPr>
-        <w:pStyle w:val="Compact"/>
       </w:pPr>
       <w:r>
         <w:t xml:space="preserve">Click any → admin contract detail with full audit trail visible:</w:t>
@@ -9175,11 +9622,11 @@
     </w:p>
     <w:p>
       <w:pPr>
+        <w:pStyle w:val="Compact"/>
         <w:numPr>
           <w:ilvl w:val="1"/>
           <w:numId w:val="1023"/>
         </w:numPr>
-        <w:pStyle w:val="Compact"/>
       </w:pPr>
       <w:r>
         <w:t xml:space="preserve">Source PDF (if any)</w:t>
@@ -9187,11 +9634,11 @@
     </w:p>
     <w:p>
       <w:pPr>
+        <w:pStyle w:val="Compact"/>
         <w:numPr>
           <w:ilvl w:val="1"/>
           <w:numId w:val="1023"/>
         </w:numPr>
-        <w:pStyle w:val="Compact"/>
       </w:pPr>
       <w:r>
         <w:t xml:space="preserve">Detection results</w:t>
@@ -9199,11 +9646,11 @@
     </w:p>
     <w:p>
       <w:pPr>
+        <w:pStyle w:val="Compact"/>
         <w:numPr>
           <w:ilvl w:val="1"/>
           <w:numId w:val="1023"/>
         </w:numPr>
-        <w:pStyle w:val="Compact"/>
       </w:pPr>
       <w:r>
         <w:t xml:space="preserve">Composed contract body</w:t>
@@ -9211,11 +9658,11 @@
     </w:p>
     <w:p>
       <w:pPr>
+        <w:pStyle w:val="Compact"/>
         <w:numPr>
           <w:ilvl w:val="1"/>
           <w:numId w:val="1023"/>
         </w:numPr>
-        <w:pStyle w:val="Compact"/>
       </w:pPr>
       <w:r>
         <w:t xml:space="preserve">Both signature events with full metadata (IP, UA, geo if consented)</w:t>
@@ -9223,11 +9670,11 @@
     </w:p>
     <w:p>
       <w:pPr>
+        <w:pStyle w:val="Compact"/>
         <w:numPr>
           <w:ilvl w:val="1"/>
           <w:numId w:val="1023"/>
         </w:numPr>
-        <w:pStyle w:val="Compact"/>
       </w:pPr>
       <w:r>
         <w:t xml:space="preserve">Signed PDF</w:t>
@@ -9235,11 +9682,11 @@
     </w:p>
     <w:p>
       <w:pPr>
+        <w:pStyle w:val="Compact"/>
         <w:numPr>
           <w:ilvl w:val="0"/>
           <w:numId w:val="1022"/>
         </w:numPr>
-        <w:pStyle w:val="Compact"/>
       </w:pPr>
       <w:r>
         <w:t xml:space="preserve">Used during disputes mediation — the Disputes Handler can confirm</w:t>
@@ -9248,13 +9695,7 @@
         <w:t xml:space="preserve"> </w:t>
       </w:r>
       <w:r>
-        <w:t xml:space="preserve">“</w:t>
-      </w:r>
-      <w:r>
-        <w:t xml:space="preserve">yes, the customer signed this on [date] from this IP</w:t>
-      </w:r>
-      <w:r>
-        <w:t xml:space="preserve">”</w:t>
+        <w:t xml:space="preserve">“yes, the customer signed this on [date] from this IP”</w:t>
       </w:r>
       <w:r>
         <w:t xml:space="preserve"> </w:t>
@@ -9266,13 +9707,7 @@
         <w:t xml:space="preserve"> </w:t>
       </w:r>
       <w:r>
-        <w:t xml:space="preserve">“</w:t>
-      </w:r>
-      <w:r>
-        <w:t xml:space="preserve">no, this contract was never signed by the customer.</w:t>
-      </w:r>
-      <w:r>
-        <w:t xml:space="preserve">”</w:t>
+        <w:t xml:space="preserve">“no, this contract was never signed by the customer.”</w:t>
       </w:r>
     </w:p>
     <w:p>
@@ -9282,17 +9717,18 @@
       <w:r>
         <w:rPr>
           <w:b/>
+          <w:bCs/>
         </w:rPr>
         <w:t xml:space="preserve">Notifications.</w:t>
       </w:r>
     </w:p>
     <w:p>
       <w:pPr>
+        <w:pStyle w:val="Compact"/>
         <w:numPr>
           <w:ilvl w:val="0"/>
           <w:numId w:val="1024"/>
         </w:numPr>
-        <w:pStyle w:val="Compact"/>
       </w:pPr>
       <w:r>
         <w:t xml:space="preserve">Contract sent → customer in-app notification (V1) + email (when 0028 ships in parallel)</w:t>
@@ -9300,11 +9736,11 @@
     </w:p>
     <w:p>
       <w:pPr>
+        <w:pStyle w:val="Compact"/>
         <w:numPr>
           <w:ilvl w:val="0"/>
           <w:numId w:val="1024"/>
         </w:numPr>
-        <w:pStyle w:val="Compact"/>
       </w:pPr>
       <w:r>
         <w:t xml:space="preserve">Customer signed → vendor in-app notification + email</w:t>
@@ -9312,11 +9748,11 @@
     </w:p>
     <w:p>
       <w:pPr>
+        <w:pStyle w:val="Compact"/>
         <w:numPr>
           <w:ilvl w:val="0"/>
           <w:numId w:val="1024"/>
         </w:numPr>
-        <w:pStyle w:val="Compact"/>
       </w:pPr>
       <w:r>
         <w:t xml:space="preserve">Both signed → both parties in-app notification + email with the signed PDF attached</w:t>
@@ -9324,11 +9760,11 @@
     </w:p>
     <w:p>
       <w:pPr>
+        <w:pStyle w:val="Compact"/>
         <w:numPr>
           <w:ilvl w:val="0"/>
           <w:numId w:val="1024"/>
         </w:numPr>
-        <w:pStyle w:val="Compact"/>
       </w:pPr>
       <w:r>
         <w:t xml:space="preserve">Contract expiring in 3 days → vendor + customer reminder</w:t>
@@ -9336,11 +9772,11 @@
     </w:p>
     <w:p>
       <w:pPr>
+        <w:pStyle w:val="Compact"/>
         <w:numPr>
           <w:ilvl w:val="0"/>
           <w:numId w:val="1024"/>
         </w:numPr>
-        <w:pStyle w:val="Compact"/>
       </w:pPr>
       <w:r>
         <w:t xml:space="preserve">Contract expired → vendor in-app notification (offer to resend)</w:t>
@@ -9353,15 +9789,15 @@
         </w:pict>
       </w:r>
     </w:p>
+    <w:bookmarkEnd w:id="18"/>
+    <w:bookmarkStart w:id="19" w:name="pro-subscription-positioning"/>
     <w:p>
       <w:pPr>
         <w:pStyle w:val="Heading2"/>
       </w:pPr>
-      <w:bookmarkStart w:id="30" w:name="pro-subscription-positioning"/>
       <w:r>
         <w:t xml:space="preserve">10. Pro Subscription positioning</w:t>
       </w:r>
-      <w:bookmarkEnd w:id="30"/>
     </w:p>
     <w:p>
       <w:pPr>
@@ -9374,13 +9810,7 @@
         <w:t xml:space="preserve"> </w:t>
       </w:r>
       <w:r>
-        <w:t xml:space="preserve">“</w:t>
-      </w:r>
-      <w:r>
-        <w:t xml:space="preserve">marketing perks</w:t>
-      </w:r>
-      <w:r>
-        <w:t xml:space="preserve">”</w:t>
+        <w:t xml:space="preserve">“marketing perks”</w:t>
       </w:r>
       <w:r>
         <w:t xml:space="preserve"> </w:t>
@@ -9392,13 +9822,7 @@
         <w:t xml:space="preserve"> </w:t>
       </w:r>
       <w:r>
-        <w:t xml:space="preserve">“</w:t>
-      </w:r>
-      <w:r>
-        <w:t xml:space="preserve">operational SaaS</w:t>
-      </w:r>
-      <w:r>
-        <w:t xml:space="preserve">”</w:t>
+        <w:t xml:space="preserve">“operational SaaS”</w:t>
       </w:r>
       <w:r>
         <w:t xml:space="preserve"> </w:t>
@@ -9414,17 +9838,18 @@
       <w:r>
         <w:rPr>
           <w:b/>
+          <w:bCs/>
         </w:rPr>
         <w:t xml:space="preserve">New Pro Subscription benefit list (replaces the 0022 version):</w:t>
       </w:r>
     </w:p>
     <w:p>
       <w:pPr>
+        <w:pStyle w:val="Compact"/>
         <w:numPr>
           <w:ilvl w:val="0"/>
           <w:numId w:val="1025"/>
         </w:numPr>
-        <w:pStyle w:val="Compact"/>
       </w:pPr>
       <w:r>
         <w:t xml:space="preserve">Unlimited contract generation + e-signature</w:t>
@@ -9435,17 +9860,18 @@
       <w:r>
         <w:rPr>
           <w:b/>
+          <w:bCs/>
         </w:rPr>
         <w:t xml:space="preserve">(NEW)</w:t>
       </w:r>
     </w:p>
     <w:p>
       <w:pPr>
+        <w:pStyle w:val="Compact"/>
         <w:numPr>
           <w:ilvl w:val="0"/>
           <w:numId w:val="1025"/>
         </w:numPr>
-        <w:pStyle w:val="Compact"/>
       </w:pPr>
       <w:r>
         <w:t xml:space="preserve">Vendor analytics dashboard</w:t>
@@ -9453,11 +9879,11 @@
     </w:p>
     <w:p>
       <w:pPr>
+        <w:pStyle w:val="Compact"/>
         <w:numPr>
           <w:ilvl w:val="0"/>
           <w:numId w:val="1025"/>
         </w:numPr>
-        <w:pStyle w:val="Compact"/>
       </w:pPr>
       <w:r>
         <w:t xml:space="preserve">Landing styling (custom theme picker from the four themes)</w:t>
@@ -9465,11 +9891,11 @@
     </w:p>
     <w:p>
       <w:pPr>
+        <w:pStyle w:val="Compact"/>
         <w:numPr>
           <w:ilvl w:val="0"/>
           <w:numId w:val="1025"/>
         </w:numPr>
-        <w:pStyle w:val="Compact"/>
       </w:pPr>
       <w:r>
         <w:t xml:space="preserve">Boost purchase eligibility (Boost is a separate SKU; Pro just unlocks the right to purchase it)</w:t>
@@ -9477,11 +9903,11 @@
     </w:p>
     <w:p>
       <w:pPr>
+        <w:pStyle w:val="Compact"/>
         <w:numPr>
           <w:ilvl w:val="0"/>
           <w:numId w:val="1025"/>
         </w:numPr>
-        <w:pStyle w:val="Compact"/>
       </w:pPr>
       <w:r>
         <w:t xml:space="preserve">Verified-badge gold tint (cosmetic, identifies Pro vendors visually in marketplace listings)</w:t>
@@ -9489,11 +9915,11 @@
     </w:p>
     <w:p>
       <w:pPr>
+        <w:pStyle w:val="Compact"/>
         <w:numPr>
           <w:ilvl w:val="0"/>
           <w:numId w:val="1025"/>
         </w:numPr>
-        <w:pStyle w:val="Compact"/>
       </w:pPr>
       <w:r>
         <w:t xml:space="preserve">Priority verification re-review (admin Verification Handler bumps Pro applications to the top of the queue)</w:t>
@@ -9506,6 +9932,7 @@
       <w:r>
         <w:rPr>
           <w:b/>
+          <w:bCs/>
         </w:rPr>
         <w:t xml:space="preserve">ROI math</w:t>
       </w:r>
@@ -9535,6 +9962,7 @@
       <w:r>
         <w:rPr>
           <w:b/>
+          <w:bCs/>
         </w:rPr>
         <w:t xml:space="preserve">3+ contracts per month</w:t>
       </w:r>
@@ -9556,6 +9984,7 @@
       <w:r>
         <w:rPr>
           <w:i/>
+          <w:iCs/>
         </w:rPr>
         <w:t xml:space="preserve">3 contracts × ₱199 × 52 weeks = ₱31,044 &gt; ₱25,948.</w:t>
       </w:r>
@@ -9571,13 +10000,7 @@
         <w:t xml:space="preserve"> </w:t>
       </w:r>
       <w:r>
-        <w:t xml:space="preserve">“</w:t>
-      </w:r>
-      <w:r>
-        <w:t xml:space="preserve">I want to look fancier</w:t>
-      </w:r>
-      <w:r>
-        <w:t xml:space="preserve">”</w:t>
+        <w:t xml:space="preserve">“I want to look fancier”</w:t>
       </w:r>
       <w:r>
         <w:t xml:space="preserve"> </w:t>
@@ -9589,13 +10012,7 @@
         <w:t xml:space="preserve"> </w:t>
       </w:r>
       <w:r>
-        <w:t xml:space="preserve">“</w:t>
-      </w:r>
-      <w:r>
-        <w:t xml:space="preserve">I run a real business and 3+ bookings/month is normal.</w:t>
-      </w:r>
-      <w:r>
-        <w:t xml:space="preserve">”</w:t>
+        <w:t xml:space="preserve">“I run a real business and 3+ bookings/month is normal.”</w:t>
       </w:r>
       <w:r>
         <w:t xml:space="preserve"> </w:t>
@@ -9611,6 +10028,7 @@
       <w:r>
         <w:rPr>
           <w:b/>
+          <w:bCs/>
         </w:rPr>
         <w:t xml:space="preserve">Pro subscription badge differentiation.</w:t>
       </w:r>
@@ -9639,13 +10057,7 @@
         <w:t xml:space="preserve"> </w:t>
       </w:r>
       <w:r>
-        <w:t xml:space="preserve">“</w:t>
-      </w:r>
-      <w:r>
-        <w:t xml:space="preserve">Contracts this billing period</w:t>
-      </w:r>
-      <w:r>
-        <w:t xml:space="preserve">”</w:t>
+        <w:t xml:space="preserve">“Contracts this billing period”</w:t>
       </w:r>
       <w:r>
         <w:t xml:space="preserve"> </w:t>
@@ -9661,15 +10073,15 @@
         </w:pict>
       </w:r>
     </w:p>
+    <w:bookmarkEnd w:id="19"/>
+    <w:bookmarkStart w:id="20" w:name="compliance-legal-posture"/>
     <w:p>
       <w:pPr>
         <w:pStyle w:val="Heading2"/>
       </w:pPr>
-      <w:bookmarkStart w:id="31" w:name="compliance-legal-posture"/>
       <w:r>
         <w:t xml:space="preserve">11. Compliance + legal posture</w:t>
       </w:r>
-      <w:bookmarkEnd w:id="31"/>
     </w:p>
     <w:p>
       <w:pPr>
@@ -9678,6 +10090,7 @@
       <w:r>
         <w:rPr>
           <w:b/>
+          <w:bCs/>
         </w:rPr>
         <w:t xml:space="preserve">External counsel review (gate to V1 launch).</w:t>
       </w:r>
@@ -9693,6 +10106,7 @@
       <w:r>
         <w:rPr>
           <w:b/>
+          <w:bCs/>
         </w:rPr>
         <w:t xml:space="preserve">Disini &amp; Disini Law Office</w:t>
       </w:r>
@@ -9708,6 +10122,7 @@
       <w:r>
         <w:rPr>
           <w:b/>
+          <w:bCs/>
         </w:rPr>
         <w:t xml:space="preserve">ALA Law</w:t>
       </w:r>
@@ -9723,6 +10138,7 @@
       <w:r>
         <w:rPr>
           <w:b/>
+          <w:bCs/>
         </w:rPr>
         <w:t xml:space="preserve">Romulo Law</w:t>
       </w:r>
@@ -9738,6 +10154,7 @@
       <w:r>
         <w:rPr>
           <w:b/>
+          <w:bCs/>
         </w:rPr>
         <w:t xml:space="preserve">₱30,000–₱50,000</w:t>
       </w:r>
@@ -9782,6 +10199,7 @@
       <w:r>
         <w:rPr>
           <w:b/>
+          <w:bCs/>
         </w:rPr>
         <w:t xml:space="preserve">Setnayan is NOT a law firm.</w:t>
       </w:r>
@@ -9815,6 +10233,7 @@
       <w:r>
         <w:rPr>
           <w:b/>
+          <w:bCs/>
         </w:rPr>
         <w:t xml:space="preserve">AI analysis is advisory only.</w:t>
       </w:r>
@@ -9828,13 +10247,7 @@
         <w:t xml:space="preserve"> </w:t>
       </w:r>
       <w:r>
-        <w:t xml:space="preserve">“</w:t>
-      </w:r>
-      <w:r>
-        <w:t xml:space="preserve">Setnayan’s read</w:t>
-      </w:r>
-      <w:r>
-        <w:t xml:space="preserve">”</w:t>
+        <w:t xml:space="preserve">“Setnayan’s read”</w:t>
       </w:r>
       <w:r>
         <w:t xml:space="preserve"> </w:t>
@@ -9846,13 +10259,7 @@
         <w:t xml:space="preserve"> </w:t>
       </w:r>
       <w:r>
-        <w:t xml:space="preserve">“</w:t>
-      </w:r>
-      <w:r>
-        <w:t xml:space="preserve">the legal verdict.</w:t>
-      </w:r>
-      <w:r>
-        <w:t xml:space="preserve">”</w:t>
+        <w:t xml:space="preserve">“the legal verdict.”</w:t>
       </w:r>
       <w:r>
         <w:t xml:space="preserve"> </w:t>
@@ -9864,13 +10271,7 @@
         <w:t xml:space="preserve"> </w:t>
       </w:r>
       <w:r>
-        <w:t xml:space="preserve">“</w:t>
-      </w:r>
-      <w:r>
-        <w:t xml:space="preserve">I confirm this contract is accurate and reflects my agreement with the customer</w:t>
-      </w:r>
-      <w:r>
-        <w:t xml:space="preserve">”</w:t>
+        <w:t xml:space="preserve">“I confirm this contract is accurate and reflects my agreement with the customer”</w:t>
       </w:r>
       <w:r>
         <w:t xml:space="preserve"> </w:t>
@@ -9886,6 +10287,7 @@
       <w:r>
         <w:rPr>
           <w:b/>
+          <w:bCs/>
         </w:rPr>
         <w:t xml:space="preserve">Liability invariant.</w:t>
       </w:r>
@@ -9903,6 +10305,7 @@
       <w:r>
         <w:rPr>
           <w:b/>
+          <w:bCs/>
         </w:rPr>
         <w:t xml:space="preserve">Data privacy (RA 10173).</w:t>
       </w:r>
@@ -9935,6 +10338,7 @@
       <w:r>
         <w:rPr>
           <w:b/>
+          <w:bCs/>
         </w:rPr>
         <w:t xml:space="preserve">RA 8792 e-signature posture.</w:t>
       </w:r>
@@ -9947,11 +10351,11 @@
     </w:p>
     <w:p>
       <w:pPr>
+        <w:pStyle w:val="Compact"/>
         <w:numPr>
           <w:ilvl w:val="0"/>
           <w:numId w:val="1026"/>
         </w:numPr>
-        <w:pStyle w:val="Compact"/>
       </w:pPr>
       <w:r>
         <w:t xml:space="preserve">Uniquely linked: tied to</w:t>
@@ -9974,11 +10378,11 @@
     </w:p>
     <w:p>
       <w:pPr>
+        <w:pStyle w:val="Compact"/>
         <w:numPr>
           <w:ilvl w:val="0"/>
           <w:numId w:val="1026"/>
         </w:numPr>
-        <w:pStyle w:val="Compact"/>
       </w:pPr>
       <w:r>
         <w:t xml:space="preserve">Identifies the signatory: full legal name + IP + UA + signed-at</w:t>
@@ -9986,11 +10390,11 @@
     </w:p>
     <w:p>
       <w:pPr>
+        <w:pStyle w:val="Compact"/>
         <w:numPr>
           <w:ilvl w:val="0"/>
           <w:numId w:val="1026"/>
         </w:numPr>
-        <w:pStyle w:val="Compact"/>
       </w:pPr>
       <w:r>
         <w:t xml:space="preserve">Sole control: auth gate at signing time (re-auth required for the signature step)</w:t>
@@ -9998,11 +10402,11 @@
     </w:p>
     <w:p>
       <w:pPr>
+        <w:pStyle w:val="Compact"/>
         <w:numPr>
           <w:ilvl w:val="0"/>
           <w:numId w:val="1026"/>
         </w:numPr>
-        <w:pStyle w:val="Compact"/>
       </w:pPr>
       <w:r>
         <w:t xml:space="preserve">Change detection: SHA-256 hash of the signed PDF stored at</w:t>
@@ -10035,15 +10439,15 @@
         </w:pict>
       </w:r>
     </w:p>
+    <w:bookmarkEnd w:id="20"/>
+    <w:bookmarkStart w:id="21" w:name="acceptance-tests"/>
     <w:p>
       <w:pPr>
         <w:pStyle w:val="Heading2"/>
       </w:pPr>
-      <w:bookmarkStart w:id="32" w:name="acceptance-tests"/>
       <w:r>
         <w:t xml:space="preserve">12. Acceptance tests</w:t>
       </w:r>
-      <w:bookmarkEnd w:id="32"/>
     </w:p>
     <w:p>
       <w:pPr>
@@ -10055,15 +10459,16 @@
     </w:p>
     <w:p>
       <w:pPr>
+        <w:pStyle w:val="Compact"/>
         <w:numPr>
           <w:ilvl w:val="0"/>
           <w:numId w:val="1027"/>
         </w:numPr>
-        <w:pStyle w:val="Compact"/>
-      </w:pPr>
-      <w:r>
-        <w:rPr>
-          <w:b/>
+      </w:pPr>
+      <w:r>
+        <w:rPr>
+          <w:b/>
+          <w:bCs/>
         </w:rPr>
         <w:t xml:space="preserve">Upload PDF → detection panel.</w:t>
       </w:r>
@@ -10076,15 +10481,16 @@
     </w:p>
     <w:p>
       <w:pPr>
+        <w:pStyle w:val="Compact"/>
         <w:numPr>
           <w:ilvl w:val="0"/>
           <w:numId w:val="1027"/>
         </w:numPr>
-        <w:pStyle w:val="Compact"/>
-      </w:pPr>
-      <w:r>
-        <w:rPr>
-          <w:b/>
+      </w:pPr>
+      <w:r>
+        <w:rPr>
+          <w:b/>
+          <w:bCs/>
         </w:rPr>
         <w:t xml:space="preserve">Upload scanned PDF → OCR fallback.</w:t>
       </w:r>
@@ -10097,15 +10503,16 @@
     </w:p>
     <w:p>
       <w:pPr>
+        <w:pStyle w:val="Compact"/>
         <w:numPr>
           <w:ilvl w:val="0"/>
           <w:numId w:val="1027"/>
         </w:numPr>
-        <w:pStyle w:val="Compact"/>
-      </w:pPr>
-      <w:r>
-        <w:rPr>
-          <w:b/>
+      </w:pPr>
+      <w:r>
+        <w:rPr>
+          <w:b/>
+          <w:bCs/>
         </w:rPr>
         <w:t xml:space="preserve">Upload .docx → detection panel.</w:t>
       </w:r>
@@ -10118,15 +10525,16 @@
     </w:p>
     <w:p>
       <w:pPr>
+        <w:pStyle w:val="Compact"/>
         <w:numPr>
           <w:ilvl w:val="0"/>
           <w:numId w:val="1027"/>
         </w:numPr>
-        <w:pStyle w:val="Compact"/>
-      </w:pPr>
-      <w:r>
-        <w:rPr>
-          <w:b/>
+      </w:pPr>
+      <w:r>
+        <w:rPr>
+          <w:b/>
+          <w:bCs/>
         </w:rPr>
         <w:t xml:space="preserve">Start from template path.</w:t>
       </w:r>
@@ -10140,13 +10548,7 @@
         <w:t xml:space="preserve"> </w:t>
       </w:r>
       <w:r>
-        <w:t xml:space="preserve">“</w:t>
-      </w:r>
-      <w:r>
-        <w:t xml:space="preserve">Start from template</w:t>
-      </w:r>
-      <w:r>
-        <w:t xml:space="preserve">”</w:t>
+        <w:t xml:space="preserve">“Start from template”</w:t>
       </w:r>
       <w:r>
         <w:t xml:space="preserve"> </w:t>
@@ -10157,15 +10559,16 @@
     </w:p>
     <w:p>
       <w:pPr>
+        <w:pStyle w:val="Compact"/>
         <w:numPr>
           <w:ilvl w:val="0"/>
           <w:numId w:val="1027"/>
         </w:numPr>
-        <w:pStyle w:val="Compact"/>
-      </w:pPr>
-      <w:r>
-        <w:rPr>
-          <w:b/>
+      </w:pPr>
+      <w:r>
+        <w:rPr>
+          <w:b/>
+          <w:bCs/>
         </w:rPr>
         <w:t xml:space="preserve">Compliance gate red — Send disabled.</w:t>
       </w:r>
@@ -10178,15 +10581,16 @@
     </w:p>
     <w:p>
       <w:pPr>
+        <w:pStyle w:val="Compact"/>
         <w:numPr>
           <w:ilvl w:val="0"/>
           <w:numId w:val="1027"/>
         </w:numPr>
-        <w:pStyle w:val="Compact"/>
-      </w:pPr>
-      <w:r>
-        <w:rPr>
-          <w:b/>
+      </w:pPr>
+      <w:r>
+        <w:rPr>
+          <w:b/>
+          <w:bCs/>
         </w:rPr>
         <w:t xml:space="preserve">Compliance gate amber — Send with acknowledgment.</w:t>
       </w:r>
@@ -10200,13 +10604,7 @@
         <w:t xml:space="preserve"> </w:t>
       </w:r>
       <w:r>
-        <w:t xml:space="preserve">“</w:t>
-      </w:r>
-      <w:r>
-        <w:t xml:space="preserve">This contract is missing recommended clauses. Send anyway?</w:t>
-      </w:r>
-      <w:r>
-        <w:t xml:space="preserve">”</w:t>
+        <w:t xml:space="preserve">“This contract is missing recommended clauses. Send anyway?”</w:t>
       </w:r>
       <w:r>
         <w:t xml:space="preserve"> </w:t>
@@ -10217,15 +10615,16 @@
     </w:p>
     <w:p>
       <w:pPr>
+        <w:pStyle w:val="Compact"/>
         <w:numPr>
           <w:ilvl w:val="0"/>
           <w:numId w:val="1027"/>
         </w:numPr>
-        <w:pStyle w:val="Compact"/>
-      </w:pPr>
-      <w:r>
-        <w:rPr>
-          <w:b/>
+      </w:pPr>
+      <w:r>
+        <w:rPr>
+          <w:b/>
+          <w:bCs/>
         </w:rPr>
         <w:t xml:space="preserve">Pay-as-you-go vendor pays ₱199 before Send.</w:t>
       </w:r>
@@ -10253,15 +10652,16 @@
     </w:p>
     <w:p>
       <w:pPr>
+        <w:pStyle w:val="Compact"/>
         <w:numPr>
           <w:ilvl w:val="0"/>
           <w:numId w:val="1027"/>
         </w:numPr>
-        <w:pStyle w:val="Compact"/>
-      </w:pPr>
-      <w:r>
-        <w:rPr>
-          <w:b/>
+      </w:pPr>
+      <w:r>
+        <w:rPr>
+          <w:b/>
+          <w:bCs/>
         </w:rPr>
         <w:t xml:space="preserve">Pro vendor sends free.</w:t>
       </w:r>
@@ -10316,15 +10716,16 @@
     </w:p>
     <w:p>
       <w:pPr>
+        <w:pStyle w:val="Compact"/>
         <w:numPr>
           <w:ilvl w:val="0"/>
           <w:numId w:val="1027"/>
         </w:numPr>
-        <w:pStyle w:val="Compact"/>
-      </w:pPr>
-      <w:r>
-        <w:rPr>
-          <w:b/>
+      </w:pPr>
+      <w:r>
+        <w:rPr>
+          <w:b/>
+          <w:bCs/>
         </w:rPr>
         <w:t xml:space="preserve">Customer signs via signature pad.</w:t>
       </w:r>
@@ -10376,15 +10777,16 @@
     </w:p>
     <w:p>
       <w:pPr>
+        <w:pStyle w:val="Compact"/>
         <w:numPr>
           <w:ilvl w:val="0"/>
           <w:numId w:val="1027"/>
         </w:numPr>
-        <w:pStyle w:val="Compact"/>
-      </w:pPr>
-      <w:r>
-        <w:rPr>
-          <w:b/>
+      </w:pPr>
+      <w:r>
+        <w:rPr>
+          <w:b/>
+          <w:bCs/>
         </w:rPr>
         <w:t xml:space="preserve">Vendor signs → both_signed → PDF generated.</w:t>
       </w:r>
@@ -10427,15 +10829,16 @@
     </w:p>
     <w:p>
       <w:pPr>
+        <w:pStyle w:val="Compact"/>
         <w:numPr>
           <w:ilvl w:val="0"/>
           <w:numId w:val="1027"/>
         </w:numPr>
-        <w:pStyle w:val="Compact"/>
-      </w:pPr>
-      <w:r>
-        <w:rPr>
-          <w:b/>
+      </w:pPr>
+      <w:r>
+        <w:rPr>
+          <w:b/>
+          <w:bCs/>
         </w:rPr>
         <w:t xml:space="preserve">Verify page resolves.</w:t>
       </w:r>
@@ -10457,15 +10860,16 @@
     </w:p>
     <w:p>
       <w:pPr>
+        <w:pStyle w:val="Compact"/>
         <w:numPr>
           <w:ilvl w:val="0"/>
           <w:numId w:val="1027"/>
         </w:numPr>
-        <w:pStyle w:val="Compact"/>
-      </w:pPr>
-      <w:r>
-        <w:rPr>
-          <w:b/>
+      </w:pPr>
+      <w:r>
+        <w:rPr>
+          <w:b/>
+          <w:bCs/>
         </w:rPr>
         <w:t xml:space="preserve">Admin Disputes Handler view.</w:t>
       </w:r>
@@ -10490,15 +10894,16 @@
     </w:p>
     <w:p>
       <w:pPr>
+        <w:pStyle w:val="Compact"/>
         <w:numPr>
           <w:ilvl w:val="0"/>
           <w:numId w:val="1027"/>
         </w:numPr>
-        <w:pStyle w:val="Compact"/>
-      </w:pPr>
-      <w:r>
-        <w:rPr>
-          <w:b/>
+      </w:pPr>
+      <w:r>
+        <w:rPr>
+          <w:b/>
+          <w:bCs/>
         </w:rPr>
         <w:t xml:space="preserve">Customer rejection.</w:t>
       </w:r>
@@ -10523,15 +10928,16 @@
     </w:p>
     <w:p>
       <w:pPr>
+        <w:pStyle w:val="Compact"/>
         <w:numPr>
           <w:ilvl w:val="0"/>
           <w:numId w:val="1027"/>
         </w:numPr>
-        <w:pStyle w:val="Compact"/>
-      </w:pPr>
-      <w:r>
-        <w:rPr>
-          <w:b/>
+      </w:pPr>
+      <w:r>
+        <w:rPr>
+          <w:b/>
+          <w:bCs/>
         </w:rPr>
         <w:t xml:space="preserve">30-day expiry.</w:t>
       </w:r>
@@ -10559,15 +10965,16 @@
     </w:p>
     <w:p>
       <w:pPr>
+        <w:pStyle w:val="Compact"/>
         <w:numPr>
           <w:ilvl w:val="0"/>
           <w:numId w:val="1027"/>
         </w:numPr>
-        <w:pStyle w:val="Compact"/>
-      </w:pPr>
-      <w:r>
-        <w:rPr>
-          <w:b/>
+      </w:pPr>
+      <w:r>
+        <w:rPr>
+          <w:b/>
+          <w:bCs/>
         </w:rPr>
         <w:t xml:space="preserve">Compliance score accuracy.</w:t>
       </w:r>
@@ -10612,21 +11019,22 @@
         </w:pict>
       </w:r>
     </w:p>
+    <w:bookmarkEnd w:id="21"/>
+    <w:bookmarkStart w:id="22" w:name="decision-log"/>
     <w:p>
       <w:pPr>
         <w:pStyle w:val="Heading2"/>
       </w:pPr>
-      <w:bookmarkStart w:id="33" w:name="decision-log"/>
       <w:r>
         <w:t xml:space="preserve">13. Decision log</w:t>
       </w:r>
-      <w:bookmarkEnd w:id="33"/>
     </w:p>
     <w:tbl>
       <w:tblPr>
         <w:tblStyle w:val="Table"/>
-        <w:tblW w:type="pct" w:w="5000.0"/>
-        <w:tblLook w:firstRow="1"/>
+        <w:tblW w:type="pct" w:w="5000"/>
+        <w:tblLayout w:type="fixed"/>
+        <w:tblLook w:firstRow="1" w:lastRow="0" w:firstColumn="0" w:lastColumn="0" w:noHBand="0" w:noVBand="0" w:val="0020"/>
       </w:tblPr>
       <w:tblGrid>
         <w:gridCol w:w="2640"/>
@@ -10635,19 +11043,13 @@
       </w:tblGrid>
       <w:tr>
         <w:trPr>
-          <w:cnfStyle w:firstRow="1"/>
+          <w:tblHeader w:val="on"/>
         </w:trPr>
         <w:tc>
-          <w:tcPr>
-            <w:tcBorders>
-              <w:bottom w:val="single"/>
-            </w:tcBorders>
-            <w:vAlign w:val="bottom"/>
-          </w:tcPr>
-          <w:p>
-            <w:pPr>
-              <w:pStyle w:val="Compact"/>
-              <w:jc w:val="left"/>
+          <w:tcPr/>
+          <w:p>
+            <w:pPr>
+              <w:pStyle w:val="Compact"/>
             </w:pPr>
             <w:r>
               <w:t xml:space="preserve">Date</w:t>
@@ -10655,16 +11057,10 @@
           </w:p>
         </w:tc>
         <w:tc>
-          <w:tcPr>
-            <w:tcBorders>
-              <w:bottom w:val="single"/>
-            </w:tcBorders>
-            <w:vAlign w:val="bottom"/>
-          </w:tcPr>
-          <w:p>
-            <w:pPr>
-              <w:pStyle w:val="Compact"/>
-              <w:jc w:val="left"/>
+          <w:tcPr/>
+          <w:p>
+            <w:pPr>
+              <w:pStyle w:val="Compact"/>
             </w:pPr>
             <w:r>
               <w:t xml:space="preserve">Decision</w:t>
@@ -10672,16 +11068,10 @@
           </w:p>
         </w:tc>
         <w:tc>
-          <w:tcPr>
-            <w:tcBorders>
-              <w:bottom w:val="single"/>
-            </w:tcBorders>
-            <w:vAlign w:val="bottom"/>
-          </w:tcPr>
-          <w:p>
-            <w:pPr>
-              <w:pStyle w:val="Compact"/>
-              <w:jc w:val="left"/>
+          <w:tcPr/>
+          <w:p>
+            <w:pPr>
+              <w:pStyle w:val="Compact"/>
             </w:pPr>
             <w:r>
               <w:t xml:space="preserve">Why</w:t>
@@ -10691,10 +11081,10 @@
       </w:tr>
       <w:tr>
         <w:tc>
-          <w:p>
-            <w:pPr>
-              <w:pStyle w:val="Compact"/>
-              <w:jc w:val="left"/>
+          <w:tcPr/>
+          <w:p>
+            <w:pPr>
+              <w:pStyle w:val="Compact"/>
             </w:pPr>
             <w:r>
               <w:t xml:space="preserve">2026-05-12</w:t>
@@ -10702,14 +11092,15 @@
           </w:p>
         </w:tc>
         <w:tc>
-          <w:p>
-            <w:pPr>
-              <w:pStyle w:val="Compact"/>
-              <w:jc w:val="left"/>
+          <w:tcPr/>
+          <w:p>
+            <w:pPr>
+              <w:pStyle w:val="Compact"/>
             </w:pPr>
             <w:r>
               <w:rPr>
                 <w:b/>
+                <w:bCs/>
               </w:rPr>
               <w:t xml:space="preserve">Pricing locked: ₱199 pay-as-you-go + free for Vendor Pro Weekly.</w:t>
             </w:r>
@@ -10752,10 +11143,10 @@
           </w:p>
         </w:tc>
         <w:tc>
-          <w:p>
-            <w:pPr>
-              <w:pStyle w:val="Compact"/>
-              <w:jc w:val="left"/>
+          <w:tcPr/>
+          <w:p>
+            <w:pPr>
+              <w:pStyle w:val="Compact"/>
             </w:pPr>
             <w:r>
               <w:t xml:space="preserve">₱199 is the same charm-priced tier as the Pro Widget (₱99) and Pro Bundle (₱199) — vendor-facing pricing already established at that level for individual feature unlocks. Pro inclusion converts the Pro Subscription pitch from</w:t>
@@ -10764,13 +11155,7 @@
               <w:t xml:space="preserve"> </w:t>
             </w:r>
             <w:r>
-              <w:t xml:space="preserve">“</w:t>
-            </w:r>
-            <w:r>
-              <w:t xml:space="preserve">marketing perks</w:t>
-            </w:r>
-            <w:r>
-              <w:t xml:space="preserve">”</w:t>
+              <w:t xml:space="preserve">“marketing perks”</w:t>
             </w:r>
             <w:r>
               <w:t xml:space="preserve"> </w:t>
@@ -10782,13 +11167,7 @@
               <w:t xml:space="preserve"> </w:t>
             </w:r>
             <w:r>
-              <w:t xml:space="preserve">“</w:t>
-            </w:r>
-            <w:r>
-              <w:t xml:space="preserve">operational SaaS</w:t>
-            </w:r>
-            <w:r>
-              <w:t xml:space="preserve">”</w:t>
+              <w:t xml:space="preserve">“operational SaaS”</w:t>
             </w:r>
             <w:r>
               <w:t xml:space="preserve"> </w:t>
@@ -10801,10 +11180,10 @@
       </w:tr>
       <w:tr>
         <w:tc>
-          <w:p>
-            <w:pPr>
-              <w:pStyle w:val="Compact"/>
-              <w:jc w:val="left"/>
+          <w:tcPr/>
+          <w:p>
+            <w:pPr>
+              <w:pStyle w:val="Compact"/>
             </w:pPr>
             <w:r>
               <w:t xml:space="preserve">2026-05-12</w:t>
@@ -10812,14 +11191,15 @@
           </w:p>
         </w:tc>
         <w:tc>
-          <w:p>
-            <w:pPr>
-              <w:pStyle w:val="Compact"/>
-              <w:jc w:val="left"/>
+          <w:tcPr/>
+          <w:p>
+            <w:pPr>
+              <w:pStyle w:val="Compact"/>
             </w:pPr>
             <w:r>
               <w:rPr>
                 <w:b/>
+                <w:bCs/>
               </w:rPr>
               <w:t xml:space="preserve">All verification tiers can purchase.</w:t>
             </w:r>
@@ -10832,10 +11212,10 @@
           </w:p>
         </w:tc>
         <w:tc>
-          <w:p>
-            <w:pPr>
-              <w:pStyle w:val="Compact"/>
-              <w:jc w:val="left"/>
+          <w:tcPr/>
+          <w:p>
+            <w:pPr>
+              <w:pStyle w:val="Compact"/>
             </w:pPr>
             <w:r>
               <w:t xml:space="preserve">Even Standard Verified vendors close real bookings and need contracts. Restricting to higher tiers would gate the feature behind progression that’s slow at launch.</w:t>
@@ -10845,10 +11225,10 @@
       </w:tr>
       <w:tr>
         <w:tc>
-          <w:p>
-            <w:pPr>
-              <w:pStyle w:val="Compact"/>
-              <w:jc w:val="left"/>
+          <w:tcPr/>
+          <w:p>
+            <w:pPr>
+              <w:pStyle w:val="Compact"/>
             </w:pPr>
             <w:r>
               <w:t xml:space="preserve">2026-05-12</w:t>
@@ -10856,14 +11236,15 @@
           </w:p>
         </w:tc>
         <w:tc>
-          <w:p>
-            <w:pPr>
-              <w:pStyle w:val="Compact"/>
-              <w:jc w:val="left"/>
+          <w:tcPr/>
+          <w:p>
+            <w:pPr>
+              <w:pStyle w:val="Compact"/>
             </w:pPr>
             <w:r>
               <w:rPr>
                 <w:b/>
+                <w:bCs/>
               </w:rPr>
               <w:t xml:space="preserve">AI analysis via Claude Sonnet 4.6.</w:t>
             </w:r>
@@ -10873,13 +11254,32 @@
             <w:r>
               <w:t xml:space="preserve">Same provider as AI Video Highlight + AI Edited Highlight; consolidated billing relationship.</w:t>
             </w:r>
-          </w:p>
-        </w:tc>
-        <w:tc>
-          <w:p>
-            <w:pPr>
-              <w:pStyle w:val="Compact"/>
-              <w:jc w:val="left"/>
+            <w:r>
+              <w:t xml:space="preserve"> </w:t>
+            </w:r>
+            <w:r>
+              <w:rPr>
+                <w:strike/>
+              </w:rPr>
+              <w:t xml:space="preserve">Sonnet 4.6 for Contract Intelligence</w:t>
+            </w:r>
+            <w:r>
+              <w:t xml:space="preserve"> </w:t>
+            </w:r>
+            <w:r>
+              <w:rPr>
+                <w:b/>
+                <w:bCs/>
+              </w:rPr>
+              <w:t xml:space="preserve">SUPERSEDED 2026-05-16 — see next row.</w:t>
+            </w:r>
+          </w:p>
+        </w:tc>
+        <w:tc>
+          <w:tcPr/>
+          <w:p>
+            <w:pPr>
+              <w:pStyle w:val="Compact"/>
             </w:pPr>
             <w:r>
               <w:t xml:space="preserve">No new vendor relationship. Existing Claude API quota covers the additional load (analysis runs ~₱5 per call).</w:t>
@@ -10889,25 +11289,93 @@
       </w:tr>
       <w:tr>
         <w:tc>
-          <w:p>
-            <w:pPr>
-              <w:pStyle w:val="Compact"/>
-              <w:jc w:val="left"/>
-            </w:pPr>
-            <w:r>
-              <w:t xml:space="preserve">2026-05-12</w:t>
-            </w:r>
-          </w:p>
-        </w:tc>
-        <w:tc>
-          <w:p>
-            <w:pPr>
-              <w:pStyle w:val="Compact"/>
-              <w:jc w:val="left"/>
+          <w:tcPr/>
+          <w:p>
+            <w:pPr>
+              <w:pStyle w:val="Compact"/>
+            </w:pPr>
+            <w:r>
+              <w:t xml:space="preserve">2026-05-16</w:t>
+            </w:r>
+          </w:p>
+        </w:tc>
+        <w:tc>
+          <w:tcPr/>
+          <w:p>
+            <w:pPr>
+              <w:pStyle w:val="Compact"/>
             </w:pPr>
             <w:r>
               <w:rPr>
                 <w:b/>
+                <w:bCs/>
+              </w:rPr>
+              <w:t xml:space="preserve">Contract Intelligence model switched to Claude Haiku 4.5; Anthropic Console workspace</w:t>
+            </w:r>
+            <w:r>
+              <w:rPr>
+                <w:b/>
+                <w:bCs/>
+              </w:rPr>
+              <w:t xml:space="preserve"> </w:t>
+            </w:r>
+            <w:r>
+              <w:rPr>
+                <w:b/>
+                <w:bCs/>
+              </w:rPr>
+              <w:t xml:space="preserve">“Setnayan”</w:t>
+            </w:r>
+            <w:r>
+              <w:rPr>
+                <w:b/>
+                <w:bCs/>
+              </w:rPr>
+              <w:t xml:space="preserve"> </w:t>
+            </w:r>
+            <w:r>
+              <w:rPr>
+                <w:b/>
+                <w:bCs/>
+              </w:rPr>
+              <w:t xml:space="preserve">with spend caps ($500/mo soft / $2K/mo hard / $100/day soft); Sonnet 4.6 reserved for vision tasks; OpenAI GPT-4 reserved as V1.5+ fallback. Unblocks 0032 for V1 ship.</w:t>
+            </w:r>
+          </w:p>
+        </w:tc>
+        <w:tc>
+          <w:tcPr/>
+          <w:p>
+            <w:pPr>
+              <w:pStyle w:val="Compact"/>
+            </w:pPr>
+            <w:r>
+              <w:t xml:space="preserve">Haiku 4.5 cuts per-call cost ~80% (₱5 → ~₱1) while retaining extraction accuracy on Filipino-language wedding contracts (benchmark suite passes). Sonnet 4.6 stays the vision/highlights model; the budget tier is correct for text-extraction at scale. The Anthropic Console signup with hard $2K/mo cap was the last blocking dependency on 0032 V1 ship — closed.</w:t>
+            </w:r>
+          </w:p>
+        </w:tc>
+      </w:tr>
+      <w:tr>
+        <w:tc>
+          <w:tcPr/>
+          <w:p>
+            <w:pPr>
+              <w:pStyle w:val="Compact"/>
+            </w:pPr>
+            <w:r>
+              <w:t xml:space="preserve">2026-05-12</w:t>
+            </w:r>
+          </w:p>
+        </w:tc>
+        <w:tc>
+          <w:tcPr/>
+          <w:p>
+            <w:pPr>
+              <w:pStyle w:val="Compact"/>
+            </w:pPr>
+            <w:r>
+              <w:rPr>
+                <w:b/>
+                <w:bCs/>
               </w:rPr>
               <w:t xml:space="preserve">14-element detection schema locked.</w:t>
             </w:r>
@@ -10920,10 +11388,10 @@
           </w:p>
         </w:tc>
         <w:tc>
-          <w:p>
-            <w:pPr>
-              <w:pStyle w:val="Compact"/>
-              <w:jc w:val="left"/>
+          <w:tcPr/>
+          <w:p>
+            <w:pPr>
+              <w:pStyle w:val="Compact"/>
             </w:pPr>
             <w:r>
               <w:t xml:space="preserve">A larger element list would balloon the Claude prompt and slow analysis. A smaller list would miss things vendors care about. 14 is the goldilocks.</w:t>
@@ -10933,10 +11401,10 @@
       </w:tr>
       <w:tr>
         <w:tc>
-          <w:p>
-            <w:pPr>
-              <w:pStyle w:val="Compact"/>
-              <w:jc w:val="left"/>
+          <w:tcPr/>
+          <w:p>
+            <w:pPr>
+              <w:pStyle w:val="Compact"/>
             </w:pPr>
             <w:r>
               <w:t xml:space="preserve">2026-05-12</w:t>
@@ -10944,14 +11412,15 @@
           </w:p>
         </w:tc>
         <w:tc>
-          <w:p>
-            <w:pPr>
-              <w:pStyle w:val="Compact"/>
-              <w:jc w:val="left"/>
+          <w:tcPr/>
+          <w:p>
+            <w:pPr>
+              <w:pStyle w:val="Compact"/>
             </w:pPr>
             <w:r>
               <w:rPr>
                 <w:b/>
+                <w:bCs/>
               </w:rPr>
               <w:t xml:space="preserve">5 hard + 5 soft compliance requirements.</w:t>
             </w:r>
@@ -10964,10 +11433,10 @@
           </w:p>
         </w:tc>
         <w:tc>
-          <w:p>
-            <w:pPr>
-              <w:pStyle w:val="Compact"/>
-              <w:jc w:val="left"/>
+          <w:tcPr/>
+          <w:p>
+            <w:pPr>
+              <w:pStyle w:val="Compact"/>
             </w:pPr>
             <w:r>
               <w:t xml:space="preserve">Hard requirements track the actual legal-binding floor (parties, service, price, cancellation policy, signature). Soft requirements track best practices that responsible vendors include. This split avoids forcing template-perfection on vendors with simple bookings while still flagging weak contracts.</w:t>
@@ -10977,10 +11446,10 @@
       </w:tr>
       <w:tr>
         <w:tc>
-          <w:p>
-            <w:pPr>
-              <w:pStyle w:val="Compact"/>
-              <w:jc w:val="left"/>
+          <w:tcPr/>
+          <w:p>
+            <w:pPr>
+              <w:pStyle w:val="Compact"/>
             </w:pPr>
             <w:r>
               <w:t xml:space="preserve">2026-05-12</w:t>
@@ -10988,14 +11457,15 @@
           </w:p>
         </w:tc>
         <w:tc>
-          <w:p>
-            <w:pPr>
-              <w:pStyle w:val="Compact"/>
-              <w:jc w:val="left"/>
+          <w:tcPr/>
+          <w:p>
+            <w:pPr>
+              <w:pStyle w:val="Compact"/>
             </w:pPr>
             <w:r>
               <w:rPr>
                 <w:b/>
+                <w:bCs/>
               </w:rPr>
               <w:t xml:space="preserve">PH E-Commerce Act of 2000 (RA 8792) as the e-signature basis.</w:t>
             </w:r>
@@ -11008,10 +11478,10 @@
           </w:p>
         </w:tc>
         <w:tc>
-          <w:p>
-            <w:pPr>
-              <w:pStyle w:val="Compact"/>
-              <w:jc w:val="left"/>
+          <w:tcPr/>
+          <w:p>
+            <w:pPr>
+              <w:pStyle w:val="Compact"/>
             </w:pPr>
             <w:r>
               <w:t xml:space="preserve">RA 8792 is the binding PH law for e-signatures. Three capture methods cover the full device matrix (touch, keyboard, mouse). Optional geolocation respects the privacy invariants in the Setnayan Privacy &amp; Security Policy without sacrificing audit-trail strength.</w:t>
@@ -11021,10 +11491,10 @@
       </w:tr>
       <w:tr>
         <w:tc>
-          <w:p>
-            <w:pPr>
-              <w:pStyle w:val="Compact"/>
-              <w:jc w:val="left"/>
+          <w:tcPr/>
+          <w:p>
+            <w:pPr>
+              <w:pStyle w:val="Compact"/>
             </w:pPr>
             <w:r>
               <w:t xml:space="preserve">2026-05-12</w:t>
@@ -11032,14 +11502,15 @@
           </w:p>
         </w:tc>
         <w:tc>
-          <w:p>
-            <w:pPr>
-              <w:pStyle w:val="Compact"/>
-              <w:jc w:val="left"/>
+          <w:tcPr/>
+          <w:p>
+            <w:pPr>
+              <w:pStyle w:val="Compact"/>
             </w:pPr>
             <w:r>
               <w:rPr>
                 <w:b/>
+                <w:bCs/>
               </w:rPr>
               <w:t xml:space="preserve">External counsel review gate before V1 launch.</w:t>
             </w:r>
@@ -11052,10 +11523,10 @@
           </w:p>
         </w:tc>
         <w:tc>
-          <w:p>
-            <w:pPr>
-              <w:pStyle w:val="Compact"/>
-              <w:jc w:val="left"/>
+          <w:tcPr/>
+          <w:p>
+            <w:pPr>
+              <w:pStyle w:val="Compact"/>
             </w:pPr>
             <w:r>
               <w:t xml:space="preserve">Without external counsel review,</w:t>
@@ -11064,13 +11535,7 @@
               <w:t xml:space="preserve"> </w:t>
             </w:r>
             <w:r>
-              <w:t xml:space="preserve">“</w:t>
-            </w:r>
-            <w:r>
-              <w:t xml:space="preserve">Setnayan template clauses</w:t>
-            </w:r>
-            <w:r>
-              <w:t xml:space="preserve">”</w:t>
+              <w:t xml:space="preserve">“Setnayan template clauses”</w:t>
             </w:r>
             <w:r>
               <w:t xml:space="preserve"> </w:t>
@@ -11083,10 +11548,10 @@
       </w:tr>
       <w:tr>
         <w:tc>
-          <w:p>
-            <w:pPr>
-              <w:pStyle w:val="Compact"/>
-              <w:jc w:val="left"/>
+          <w:tcPr/>
+          <w:p>
+            <w:pPr>
+              <w:pStyle w:val="Compact"/>
             </w:pPr>
             <w:r>
               <w:t xml:space="preserve">2026-05-12</w:t>
@@ -11094,14 +11559,15 @@
           </w:p>
         </w:tc>
         <w:tc>
-          <w:p>
-            <w:pPr>
-              <w:pStyle w:val="Compact"/>
-              <w:jc w:val="left"/>
+          <w:tcPr/>
+          <w:p>
+            <w:pPr>
+              <w:pStyle w:val="Compact"/>
             </w:pPr>
             <w:r>
               <w:rPr>
                 <w:b/>
+                <w:bCs/>
               </w:rPr>
               <w:t xml:space="preserve">Setnayan is NOT a law firm — disclaimer on every contract.</w:t>
             </w:r>
@@ -11115,13 +11581,7 @@
               <w:t xml:space="preserve"> </w:t>
             </w:r>
             <w:r>
-              <w:t xml:space="preserve">“</w:t>
-            </w:r>
-            <w:r>
-              <w:t xml:space="preserve">I confirm this is accurate</w:t>
-            </w:r>
-            <w:r>
-              <w:t xml:space="preserve">”</w:t>
+              <w:t xml:space="preserve">“I confirm this is accurate”</w:t>
             </w:r>
             <w:r>
               <w:t xml:space="preserve"> </w:t>
@@ -11132,10 +11592,10 @@
           </w:p>
         </w:tc>
         <w:tc>
-          <w:p>
-            <w:pPr>
-              <w:pStyle w:val="Compact"/>
-              <w:jc w:val="left"/>
+          <w:tcPr/>
+          <w:p>
+            <w:pPr>
+              <w:pStyle w:val="Compact"/>
             </w:pPr>
             <w:r>
               <w:t xml:space="preserve">Liability invariant. Vendor accepts final responsibility for contract content. Setnayan provides the tool, not the legal opinion. The external counsel review is the diligence that supports this disclaimer.</w:t>
@@ -11145,10 +11605,10 @@
       </w:tr>
       <w:tr>
         <w:tc>
-          <w:p>
-            <w:pPr>
-              <w:pStyle w:val="Compact"/>
-              <w:jc w:val="left"/>
+          <w:tcPr/>
+          <w:p>
+            <w:pPr>
+              <w:pStyle w:val="Compact"/>
             </w:pPr>
             <w:r>
               <w:t xml:space="preserve">2026-05-12</w:t>
@@ -11156,14 +11616,15 @@
           </w:p>
         </w:tc>
         <w:tc>
-          <w:p>
-            <w:pPr>
-              <w:pStyle w:val="Compact"/>
-              <w:jc w:val="left"/>
+          <w:tcPr/>
+          <w:p>
+            <w:pPr>
+              <w:pStyle w:val="Compact"/>
             </w:pPr>
             <w:r>
               <w:rPr>
                 <w:b/>
+                <w:bCs/>
               </w:rPr>
               <w:t xml:space="preserve">Signed contracts stored permanently in R2.</w:t>
             </w:r>
@@ -11176,10 +11637,10 @@
           </w:p>
         </w:tc>
         <w:tc>
-          <w:p>
-            <w:pPr>
-              <w:pStyle w:val="Compact"/>
-              <w:jc w:val="left"/>
+          <w:tcPr/>
+          <w:p>
+            <w:pPr>
+              <w:pStyle w:val="Compact"/>
             </w:pPr>
             <w:r>
               <w:t xml:space="preserve">Legal records. PH retention requirement is typically 5+ years post-event; over-retention is the safe default. R2 storage cost is negligible relative to legal risk of premature deletion.</w:t>
@@ -11189,10 +11650,10 @@
       </w:tr>
       <w:tr>
         <w:tc>
-          <w:p>
-            <w:pPr>
-              <w:pStyle w:val="Compact"/>
-              <w:jc w:val="left"/>
+          <w:tcPr/>
+          <w:p>
+            <w:pPr>
+              <w:pStyle w:val="Compact"/>
             </w:pPr>
             <w:r>
               <w:t xml:space="preserve">2026-05-12</w:t>
@@ -11200,14 +11661,15 @@
           </w:p>
         </w:tc>
         <w:tc>
-          <w:p>
-            <w:pPr>
-              <w:pStyle w:val="Compact"/>
-              <w:jc w:val="left"/>
+          <w:tcPr/>
+          <w:p>
+            <w:pPr>
+              <w:pStyle w:val="Compact"/>
             </w:pPr>
             <w:r>
               <w:rPr>
                 <w:b/>
+                <w:bCs/>
               </w:rPr>
               <w:t xml:space="preserve">30-day default expiry for sent-unsigned contracts.</w:t>
             </w:r>
@@ -11220,10 +11682,10 @@
           </w:p>
         </w:tc>
         <w:tc>
-          <w:p>
-            <w:pPr>
-              <w:pStyle w:val="Compact"/>
-              <w:jc w:val="left"/>
+          <w:tcPr/>
+          <w:p>
+            <w:pPr>
+              <w:pStyle w:val="Compact"/>
             </w:pPr>
             <w:r>
               <w:t xml:space="preserve">A sent-unsigned contract that sits for months is more confusing than helpful. 30 days is enough for most customers to act. Resend is one click.</w:t>
@@ -11233,10 +11695,10 @@
       </w:tr>
       <w:tr>
         <w:tc>
-          <w:p>
-            <w:pPr>
-              <w:pStyle w:val="Compact"/>
-              <w:jc w:val="left"/>
+          <w:tcPr/>
+          <w:p>
+            <w:pPr>
+              <w:pStyle w:val="Compact"/>
             </w:pPr>
             <w:r>
               <w:t xml:space="preserve">2026-05-12</w:t>
@@ -11244,14 +11706,15 @@
           </w:p>
         </w:tc>
         <w:tc>
-          <w:p>
-            <w:pPr>
-              <w:pStyle w:val="Compact"/>
-              <w:jc w:val="left"/>
+          <w:tcPr/>
+          <w:p>
+            <w:pPr>
+              <w:pStyle w:val="Compact"/>
             </w:pPr>
             <w:r>
               <w:rPr>
                 <w:b/>
+                <w:bCs/>
               </w:rPr>
               <w:t xml:space="preserve">Customer rejection requires a reason.</w:t>
             </w:r>
@@ -11294,10 +11757,10 @@
           </w:p>
         </w:tc>
         <w:tc>
-          <w:p>
-            <w:pPr>
-              <w:pStyle w:val="Compact"/>
-              <w:jc w:val="left"/>
+          <w:tcPr/>
+          <w:p>
+            <w:pPr>
+              <w:pStyle w:val="Compact"/>
             </w:pPr>
             <w:r>
               <w:t xml:space="preserve">Force a clear break between</w:t>
@@ -11306,13 +11769,7 @@
               <w:t xml:space="preserve"> </w:t>
             </w:r>
             <w:r>
-              <w:t xml:space="preserve">“</w:t>
-            </w:r>
-            <w:r>
-              <w:t xml:space="preserve">this contract was discussed and rejected</w:t>
-            </w:r>
-            <w:r>
-              <w:t xml:space="preserve">”</w:t>
+              <w:t xml:space="preserve">“this contract was discussed and rejected”</w:t>
             </w:r>
             <w:r>
               <w:t xml:space="preserve"> </w:t>
@@ -11324,13 +11781,7 @@
               <w:t xml:space="preserve"> </w:t>
             </w:r>
             <w:r>
-              <w:t xml:space="preserve">“</w:t>
-            </w:r>
-            <w:r>
-              <w:t xml:space="preserve">this is the new offer.</w:t>
-            </w:r>
-            <w:r>
-              <w:t xml:space="preserve">”</w:t>
+              <w:t xml:space="preserve">“this is the new offer.”</w:t>
             </w:r>
             <w:r>
               <w:t xml:space="preserve"> </w:t>
@@ -11343,10 +11794,10 @@
       </w:tr>
       <w:tr>
         <w:tc>
-          <w:p>
-            <w:pPr>
-              <w:pStyle w:val="Compact"/>
-              <w:jc w:val="left"/>
+          <w:tcPr/>
+          <w:p>
+            <w:pPr>
+              <w:pStyle w:val="Compact"/>
             </w:pPr>
             <w:r>
               <w:t xml:space="preserve">2026-05-12</w:t>
@@ -11354,14 +11805,15 @@
           </w:p>
         </w:tc>
         <w:tc>
-          <w:p>
-            <w:pPr>
-              <w:pStyle w:val="Compact"/>
-              <w:jc w:val="left"/>
+          <w:tcPr/>
+          <w:p>
+            <w:pPr>
+              <w:pStyle w:val="Compact"/>
             </w:pPr>
             <w:r>
               <w:rPr>
                 <w:b/>
+                <w:bCs/>
               </w:rPr>
               <w:t xml:space="preserve">Chat-card delivery via 0019 thread, not standalone email.</w:t>
             </w:r>
@@ -11374,10 +11826,10 @@
           </w:p>
         </w:tc>
         <w:tc>
-          <w:p>
-            <w:pPr>
-              <w:pStyle w:val="Compact"/>
-              <w:jc w:val="left"/>
+          <w:tcPr/>
+          <w:p>
+            <w:pPr>
+              <w:pStyle w:val="Compact"/>
             </w:pPr>
             <w:r>
               <w:t xml:space="preserve">Keeps the booking conversation + contract in one place. Customers don’t have to context-switch to email + back. Aligns with the 0019</w:t>
@@ -11386,13 +11838,7 @@
               <w:t xml:space="preserve"> </w:t>
             </w:r>
             <w:r>
-              <w:t xml:space="preserve">“</w:t>
-            </w:r>
-            <w:r>
-              <w:t xml:space="preserve">all communications in one place</w:t>
-            </w:r>
-            <w:r>
-              <w:t xml:space="preserve">”</w:t>
+              <w:t xml:space="preserve">“all communications in one place”</w:t>
             </w:r>
             <w:r>
               <w:t xml:space="preserve"> </w:t>
@@ -11405,10 +11851,10 @@
       </w:tr>
       <w:tr>
         <w:tc>
-          <w:p>
-            <w:pPr>
-              <w:pStyle w:val="Compact"/>
-              <w:jc w:val="left"/>
+          <w:tcPr/>
+          <w:p>
+            <w:pPr>
+              <w:pStyle w:val="Compact"/>
             </w:pPr>
             <w:r>
               <w:t xml:space="preserve">2026-05-12</w:t>
@@ -11416,20 +11862,22 @@
           </w:p>
         </w:tc>
         <w:tc>
-          <w:p>
-            <w:pPr>
-              <w:pStyle w:val="Compact"/>
-              <w:jc w:val="left"/>
+          <w:tcPr/>
+          <w:p>
+            <w:pPr>
+              <w:pStyle w:val="Compact"/>
             </w:pPr>
             <w:r>
               <w:rPr>
                 <w:b/>
+                <w:bCs/>
               </w:rPr>
               <w:t xml:space="preserve">Public verify page at</w:t>
             </w:r>
             <w:r>
               <w:rPr>
                 <w:b/>
+                <w:bCs/>
               </w:rPr>
               <w:t xml:space="preserve"> </w:t>
             </w:r>
@@ -11437,12 +11885,14 @@
               <w:rPr>
                 <w:rStyle w:val="VerbatimChar"/>
                 <w:b/>
+                <w:bCs/>
               </w:rPr>
               <w:t xml:space="preserve">setnayan.com/c/[contract_id]/verify</w:t>
             </w:r>
             <w:r>
               <w:rPr>
                 <w:b/>
+                <w:bCs/>
               </w:rPr>
               <w:t xml:space="preserve">.</w:t>
             </w:r>
@@ -11455,10 +11905,10 @@
           </w:p>
         </w:tc>
         <w:tc>
-          <w:p>
-            <w:pPr>
-              <w:pStyle w:val="Compact"/>
-              <w:jc w:val="left"/>
+          <w:tcPr/>
+          <w:p>
+            <w:pPr>
+              <w:pStyle w:val="Compact"/>
             </w:pPr>
             <w:r>
               <w:t xml:space="preserve">Equivalent to DocuSign’s verification page. Either party can confirm a contract is real without exposing customer/vendor identities to anyone with the link. The SHA-256 hash supports tamper detection.</w:t>
@@ -11468,10 +11918,10 @@
       </w:tr>
       <w:tr>
         <w:tc>
-          <w:p>
-            <w:pPr>
-              <w:pStyle w:val="Compact"/>
-              <w:jc w:val="left"/>
+          <w:tcPr/>
+          <w:p>
+            <w:pPr>
+              <w:pStyle w:val="Compact"/>
             </w:pPr>
             <w:r>
               <w:t xml:space="preserve">2026-05-12</w:t>
@@ -11479,14 +11929,15 @@
           </w:p>
         </w:tc>
         <w:tc>
-          <w:p>
-            <w:pPr>
-              <w:pStyle w:val="Compact"/>
-              <w:jc w:val="left"/>
+          <w:tcPr/>
+          <w:p>
+            <w:pPr>
+              <w:pStyle w:val="Compact"/>
             </w:pPr>
             <w:r>
               <w:rPr>
                 <w:b/>
+                <w:bCs/>
               </w:rPr>
               <w:t xml:space="preserve">Compliance score 0–100 stored for analytics.</w:t>
             </w:r>
@@ -11499,10 +11950,10 @@
           </w:p>
         </w:tc>
         <w:tc>
-          <w:p>
-            <w:pPr>
-              <w:pStyle w:val="Compact"/>
-              <w:jc w:val="left"/>
+          <w:tcPr/>
+          <w:p>
+            <w:pPr>
+              <w:pStyle w:val="Compact"/>
             </w:pPr>
             <w:r>
               <w:t xml:space="preserve">Vendor self-improvement signal. Doesn’t gate anything; just informs. Lets us track platform-wide contract quality over time as a Setnayan-wide health metric.</w:t>
@@ -11512,10 +11963,10 @@
       </w:tr>
       <w:tr>
         <w:tc>
-          <w:p>
-            <w:pPr>
-              <w:pStyle w:val="Compact"/>
-              <w:jc w:val="left"/>
+          <w:tcPr/>
+          <w:p>
+            <w:pPr>
+              <w:pStyle w:val="Compact"/>
             </w:pPr>
             <w:r>
               <w:t xml:space="preserve">2026-05-12</w:t>
@@ -11523,14 +11974,15 @@
           </w:p>
         </w:tc>
         <w:tc>
-          <w:p>
-            <w:pPr>
-              <w:pStyle w:val="Compact"/>
-              <w:jc w:val="left"/>
+          <w:tcPr/>
+          <w:p>
+            <w:pPr>
+              <w:pStyle w:val="Compact"/>
             </w:pPr>
             <w:r>
               <w:rPr>
                 <w:b/>
+                <w:bCs/>
               </w:rPr>
               <w:t xml:space="preserve">PII-deletion conflict resolution: anonymization, not deletion.</w:t>
             </w:r>
@@ -11543,10 +11995,10 @@
           </w:p>
         </w:tc>
         <w:tc>
-          <w:p>
-            <w:pPr>
-              <w:pStyle w:val="Compact"/>
-              <w:jc w:val="left"/>
+          <w:tcPr/>
+          <w:p>
+            <w:pPr>
+              <w:pStyle w:val="Compact"/>
             </w:pPr>
             <w:r>
               <w:t xml:space="preserve">PH contract law retention requirement (5+ years post-event) conflicts with RA 10173 deletion right (§ 16 e). Anonymization splits the difference — public-facing PII removed, legal record preserved.</w:t>
@@ -11562,27 +12014,28 @@
         </w:pict>
       </w:r>
     </w:p>
+    <w:bookmarkEnd w:id="22"/>
+    <w:bookmarkStart w:id="23" w:name="companion-docs"/>
     <w:p>
       <w:pPr>
         <w:pStyle w:val="Heading2"/>
       </w:pPr>
-      <w:bookmarkStart w:id="34" w:name="companion-docs"/>
       <w:r>
         <w:t xml:space="preserve">14. Companion docs</w:t>
       </w:r>
-      <w:bookmarkEnd w:id="34"/>
-    </w:p>
-    <w:p>
-      <w:pPr>
+    </w:p>
+    <w:p>
+      <w:pPr>
+        <w:pStyle w:val="Compact"/>
         <w:numPr>
           <w:ilvl w:val="0"/>
           <w:numId w:val="1028"/>
         </w:numPr>
-        <w:pStyle w:val="Compact"/>
-      </w:pPr>
-      <w:r>
-        <w:rPr>
-          <w:b/>
+      </w:pPr>
+      <w:r>
+        <w:rPr>
+          <w:b/>
+          <w:bCs/>
         </w:rPr>
         <w:t xml:space="preserve">Vendor Agreement § 12.1</w:t>
       </w:r>
@@ -11595,15 +12048,16 @@
     </w:p>
     <w:p>
       <w:pPr>
+        <w:pStyle w:val="Compact"/>
         <w:numPr>
           <w:ilvl w:val="0"/>
           <w:numId w:val="1028"/>
         </w:numPr>
-        <w:pStyle w:val="Compact"/>
-      </w:pPr>
-      <w:r>
-        <w:rPr>
-          <w:b/>
+      </w:pPr>
+      <w:r>
+        <w:rPr>
+          <w:b/>
+          <w:bCs/>
         </w:rPr>
         <w:t xml:space="preserve">0019 Communications</w:t>
       </w:r>
@@ -11616,15 +12070,16 @@
     </w:p>
     <w:p>
       <w:pPr>
+        <w:pStyle w:val="Compact"/>
         <w:numPr>
           <w:ilvl w:val="0"/>
           <w:numId w:val="1028"/>
         </w:numPr>
-        <w:pStyle w:val="Compact"/>
-      </w:pPr>
-      <w:r>
-        <w:rPr>
-          <w:b/>
+      </w:pPr>
+      <w:r>
+        <w:rPr>
+          <w:b/>
+          <w:bCs/>
         </w:rPr>
         <w:t xml:space="preserve">0021 Couple Dashboard</w:t>
       </w:r>
@@ -11637,15 +12092,16 @@
     </w:p>
     <w:p>
       <w:pPr>
+        <w:pStyle w:val="Compact"/>
         <w:numPr>
           <w:ilvl w:val="0"/>
           <w:numId w:val="1028"/>
         </w:numPr>
-        <w:pStyle w:val="Compact"/>
-      </w:pPr>
-      <w:r>
-        <w:rPr>
-          <w:b/>
+      </w:pPr>
+      <w:r>
+        <w:rPr>
+          <w:b/>
+          <w:bCs/>
         </w:rPr>
         <w:t xml:space="preserve">0022 Vendor Dashboard</w:t>
       </w:r>
@@ -11658,15 +12114,16 @@
     </w:p>
     <w:p>
       <w:pPr>
+        <w:pStyle w:val="Compact"/>
         <w:numPr>
           <w:ilvl w:val="0"/>
           <w:numId w:val="1028"/>
         </w:numPr>
-        <w:pStyle w:val="Compact"/>
-      </w:pPr>
-      <w:r>
-        <w:rPr>
-          <w:b/>
+      </w:pPr>
+      <w:r>
+        <w:rPr>
+          <w:b/>
+          <w:bCs/>
         </w:rPr>
         <w:t xml:space="preserve">0023 Admin Console</w:t>
       </w:r>
@@ -11679,15 +12136,16 @@
     </w:p>
     <w:p>
       <w:pPr>
+        <w:pStyle w:val="Compact"/>
         <w:numPr>
           <w:ilvl w:val="0"/>
           <w:numId w:val="1028"/>
         </w:numPr>
-        <w:pStyle w:val="Compact"/>
-      </w:pPr>
-      <w:r>
-        <w:rPr>
-          <w:b/>
+      </w:pPr>
+      <w:r>
+        <w:rPr>
+          <w:b/>
+          <w:bCs/>
         </w:rPr>
         <w:t xml:space="preserve">0025 Profile Settings</w:t>
       </w:r>
@@ -11700,15 +12158,16 @@
     </w:p>
     <w:p>
       <w:pPr>
+        <w:pStyle w:val="Compact"/>
         <w:numPr>
           <w:ilvl w:val="0"/>
           <w:numId w:val="1028"/>
         </w:numPr>
-        <w:pStyle w:val="Compact"/>
-      </w:pPr>
-      <w:r>
-        <w:rPr>
-          <w:b/>
+      </w:pPr>
+      <w:r>
+        <w:rPr>
+          <w:b/>
+          <w:bCs/>
         </w:rPr>
         <w:t xml:space="preserve">0026 BIR / Tax Compliance</w:t>
       </w:r>
@@ -11721,15 +12180,16 @@
     </w:p>
     <w:p>
       <w:pPr>
+        <w:pStyle w:val="Compact"/>
         <w:numPr>
           <w:ilvl w:val="0"/>
           <w:numId w:val="1028"/>
         </w:numPr>
-        <w:pStyle w:val="Compact"/>
-      </w:pPr>
-      <w:r>
-        <w:rPr>
-          <w:b/>
+      </w:pPr>
+      <w:r>
+        <w:rPr>
+          <w:b/>
+          <w:bCs/>
         </w:rPr>
         <w:t xml:space="preserve">0028 Email Notifications</w:t>
       </w:r>
@@ -11742,15 +12202,16 @@
     </w:p>
     <w:p>
       <w:pPr>
+        <w:pStyle w:val="Compact"/>
         <w:numPr>
           <w:ilvl w:val="0"/>
           <w:numId w:val="1028"/>
         </w:numPr>
-        <w:pStyle w:val="Compact"/>
-      </w:pPr>
-      <w:r>
-        <w:rPr>
-          <w:b/>
+      </w:pPr>
+      <w:r>
+        <w:rPr>
+          <w:b/>
+          <w:bCs/>
         </w:rPr>
         <w:t xml:space="preserve">Setnayan Privacy &amp; Security Policy (2026-05-12)</w:t>
       </w:r>
@@ -11763,15 +12224,16 @@
     </w:p>
     <w:p>
       <w:pPr>
+        <w:pStyle w:val="Compact"/>
         <w:numPr>
           <w:ilvl w:val="0"/>
           <w:numId w:val="1028"/>
         </w:numPr>
-        <w:pStyle w:val="Compact"/>
-      </w:pPr>
-      <w:r>
-        <w:rPr>
-          <w:b/>
+      </w:pPr>
+      <w:r>
+        <w:rPr>
+          <w:b/>
+          <w:bCs/>
         </w:rPr>
         <w:t xml:space="preserve">Pricing Workbook</w:t>
       </w:r>
@@ -11815,13 +12277,7 @@
         <w:t xml:space="preserve"> </w:t>
       </w:r>
       <w:r>
-        <w:t xml:space="preserve">“</w:t>
-      </w:r>
-      <w:r>
-        <w:t xml:space="preserve">unlimited contracts</w:t>
-      </w:r>
-      <w:r>
-        <w:t xml:space="preserve">”</w:t>
+        <w:t xml:space="preserve">“unlimited contracts”</w:t>
       </w:r>
       <w:r>
         <w:t xml:space="preserve"> </w:t>
@@ -11844,11 +12300,18 @@
       <w:r>
         <w:rPr>
           <w:b/>
+          <w:bCs/>
         </w:rPr>
         <w:t xml:space="preserve">End of iteration 0032.</w:t>
       </w:r>
     </w:p>
-    <w:sectPr/>
+    <w:bookmarkEnd w:id="23"/>
+    <w:bookmarkEnd w:id="24"/>
+    <w:sectPr>
+      <w:footnotePr>
+        <w:numRestart w:val="eachSect"/>
+      </w:footnotePr>
+    </w:sectPr>
   </w:body>
 </w:document>
 </file>
@@ -11879,17 +12342,14 @@
 <file path=word/numbering.xml><?xml version="1.0" encoding="utf-8"?>
 <w:numbering xmlns:w="http://schemas.openxmlformats.org/wordprocessingml/2006/main">
   <w:abstractNum w:abstractNumId="990">
-    <w:nsid w:val="2c1ae401"/>
+    <w:nsid w:val="0000A990"/>
     <w:multiLevelType w:val="multilevel"/>
     <w:lvl w:ilvl="0">
       <w:numFmt w:val="bullet"/>
       <w:lvlText w:val=" "/>
       <w:lvlJc w:val="left"/>
       <w:pPr>
-        <w:tabs>
-          <w:tab w:val="num" w:pos="0"/>
-        </w:tabs>
-        <w:ind w:left="480" w:hanging="480"/>
+        <w:ind w:left="720" w:hanging="360"/>
       </w:pPr>
     </w:lvl>
     <w:lvl w:ilvl="1">
@@ -11897,10 +12357,7 @@
       <w:lvlText w:val=" "/>
       <w:lvlJc w:val="left"/>
       <w:pPr>
-        <w:tabs>
-          <w:tab w:val="num" w:pos="720"/>
-        </w:tabs>
-        <w:ind w:left="1200" w:hanging="480"/>
+        <w:ind w:left="1440" w:hanging="360"/>
       </w:pPr>
     </w:lvl>
     <w:lvl w:ilvl="2">
@@ -11908,10 +12365,7 @@
       <w:lvlText w:val=" "/>
       <w:lvlJc w:val="left"/>
       <w:pPr>
-        <w:tabs>
-          <w:tab w:val="num" w:pos="1440"/>
-        </w:tabs>
-        <w:ind w:left="1920" w:hanging="480"/>
+        <w:ind w:left="2160" w:hanging="360"/>
       </w:pPr>
     </w:lvl>
     <w:lvl w:ilvl="3">
@@ -11919,10 +12373,7 @@
       <w:lvlText w:val=" "/>
       <w:lvlJc w:val="left"/>
       <w:pPr>
-        <w:tabs>
-          <w:tab w:val="num" w:pos="2160"/>
-        </w:tabs>
-        <w:ind w:left="2640" w:hanging="480"/>
+        <w:ind w:left="2880" w:hanging="360"/>
       </w:pPr>
     </w:lvl>
     <w:lvl w:ilvl="4">
@@ -11930,10 +12381,7 @@
       <w:lvlText w:val=" "/>
       <w:lvlJc w:val="left"/>
       <w:pPr>
-        <w:tabs>
-          <w:tab w:val="num" w:pos="2880"/>
-        </w:tabs>
-        <w:ind w:left="3360" w:hanging="480"/>
+        <w:ind w:left="3600" w:hanging="360"/>
       </w:pPr>
     </w:lvl>
     <w:lvl w:ilvl="5">
@@ -11941,10 +12389,7 @@
       <w:lvlText w:val=" "/>
       <w:lvlJc w:val="left"/>
       <w:pPr>
-        <w:tabs>
-          <w:tab w:val="num" w:pos="3600"/>
-        </w:tabs>
-        <w:ind w:left="4080" w:hanging="480"/>
+        <w:ind w:left="4320" w:hanging="360"/>
       </w:pPr>
     </w:lvl>
     <w:lvl w:ilvl="6">
@@ -11952,10 +12397,7 @@
       <w:lvlText w:val=" "/>
       <w:lvlJc w:val="left"/>
       <w:pPr>
-        <w:tabs>
-          <w:tab w:val="num" w:pos="4320"/>
-        </w:tabs>
-        <w:ind w:left="4800" w:hanging="480"/>
+        <w:ind w:left="5040" w:hanging="360"/>
       </w:pPr>
     </w:lvl>
     <w:lvl w:ilvl="7">
@@ -11963,10 +12405,7 @@
       <w:lvlText w:val=" "/>
       <w:lvlJc w:val="left"/>
       <w:pPr>
-        <w:tabs>
-          <w:tab w:val="num" w:pos="5040"/>
-        </w:tabs>
-        <w:ind w:left="5520" w:hanging="480"/>
+        <w:ind w:left="5760" w:hanging="360"/>
       </w:pPr>
     </w:lvl>
     <w:lvl w:ilvl="8">
@@ -11974,118 +12413,115 @@
       <w:lvlText w:val=" "/>
       <w:lvlJc w:val="left"/>
       <w:pPr>
-        <w:tabs>
-          <w:tab w:val="num" w:pos="5760"/>
-        </w:tabs>
-        <w:ind w:left="6240" w:hanging="480"/>
+        <w:ind w:left="6480" w:hanging="360"/>
       </w:pPr>
     </w:lvl>
   </w:abstractNum>
   <w:abstractNum w:abstractNumId="991">
-    <w:nsid w:val="ea454b4c"/>
+    <w:nsid w:val="0000A991"/>
     <w:multiLevelType w:val="multilevel"/>
     <w:lvl w:ilvl="0">
       <w:numFmt w:val="bullet"/>
-      <w:lvlText w:val="•"/>
+      <w:lvlText w:val=""/>
       <w:lvlJc w:val="left"/>
       <w:pPr>
-        <w:tabs>
-          <w:tab w:val="num" w:pos="0"/>
-        </w:tabs>
-        <w:ind w:left="480" w:hanging="480"/>
-      </w:pPr>
+        <w:ind w:left="720" w:hanging="360"/>
+      </w:pPr>
+      <w:rPr>
+        <w:rFonts w:ascii="Symbol" w:hAnsi="Symbol" w:cs="Symbol" w:hint="default"/>
+      </w:rPr>
     </w:lvl>
     <w:lvl w:ilvl="1">
       <w:numFmt w:val="bullet"/>
-      <w:lvlText w:val="–"/>
+      <w:lvlText w:val="o"/>
       <w:lvlJc w:val="left"/>
       <w:pPr>
-        <w:tabs>
-          <w:tab w:val="num" w:pos="720"/>
-        </w:tabs>
-        <w:ind w:left="1200" w:hanging="480"/>
-      </w:pPr>
+        <w:ind w:left="1440" w:hanging="360"/>
+      </w:pPr>
+      <w:rPr>
+        <w:rFonts w:ascii="Courier New" w:hAnsi="Courier New" w:cs="Courier New" w:hint="default"/>
+      </w:rPr>
     </w:lvl>
     <w:lvl w:ilvl="2">
       <w:numFmt w:val="bullet"/>
-      <w:lvlText w:val="•"/>
+      <w:lvlText w:val=""/>
       <w:lvlJc w:val="left"/>
       <w:pPr>
-        <w:tabs>
-          <w:tab w:val="num" w:pos="1440"/>
-        </w:tabs>
-        <w:ind w:left="1920" w:hanging="480"/>
-      </w:pPr>
+        <w:ind w:left="2160" w:hanging="360"/>
+      </w:pPr>
+      <w:rPr>
+        <w:rFonts w:ascii="Wingdings" w:hAnsi="Wingdings" w:cs="Wingdings" w:hint="default"/>
+      </w:rPr>
     </w:lvl>
     <w:lvl w:ilvl="3">
       <w:numFmt w:val="bullet"/>
-      <w:lvlText w:val="–"/>
+      <w:lvlText w:val=""/>
       <w:lvlJc w:val="left"/>
       <w:pPr>
-        <w:tabs>
-          <w:tab w:val="num" w:pos="2160"/>
-        </w:tabs>
-        <w:ind w:left="2640" w:hanging="480"/>
-      </w:pPr>
+        <w:ind w:left="2880" w:hanging="360"/>
+      </w:pPr>
+      <w:rPr>
+        <w:rFonts w:ascii="Symbol" w:hAnsi="Symbol" w:cs="Symbol" w:hint="default"/>
+      </w:rPr>
     </w:lvl>
     <w:lvl w:ilvl="4">
       <w:numFmt w:val="bullet"/>
-      <w:lvlText w:val="•"/>
+      <w:lvlText w:val="o"/>
       <w:lvlJc w:val="left"/>
       <w:pPr>
-        <w:tabs>
-          <w:tab w:val="num" w:pos="2880"/>
-        </w:tabs>
-        <w:ind w:left="3360" w:hanging="480"/>
-      </w:pPr>
+        <w:ind w:left="3600" w:hanging="360"/>
+      </w:pPr>
+      <w:rPr>
+        <w:rFonts w:ascii="Courier New" w:hAnsi="Courier New" w:cs="Courier New" w:hint="default"/>
+      </w:rPr>
     </w:lvl>
     <w:lvl w:ilvl="5">
       <w:numFmt w:val="bullet"/>
-      <w:lvlText w:val="–"/>
+      <w:lvlText w:val=""/>
       <w:lvlJc w:val="left"/>
       <w:pPr>
-        <w:tabs>
-          <w:tab w:val="num" w:pos="3600"/>
-        </w:tabs>
-        <w:ind w:left="4080" w:hanging="480"/>
-      </w:pPr>
+        <w:ind w:left="4320" w:hanging="360"/>
+      </w:pPr>
+      <w:rPr>
+        <w:rFonts w:ascii="Wingdings" w:hAnsi="Wingdings" w:cs="Wingdings" w:hint="default"/>
+      </w:rPr>
     </w:lvl>
     <w:lvl w:ilvl="6">
       <w:numFmt w:val="bullet"/>
-      <w:lvlText w:val="•"/>
+      <w:lvlText w:val=""/>
       <w:lvlJc w:val="left"/>
       <w:pPr>
-        <w:tabs>
-          <w:tab w:val="num" w:pos="4320"/>
-        </w:tabs>
-        <w:ind w:left="4800" w:hanging="480"/>
-      </w:pPr>
+        <w:ind w:left="5040" w:hanging="360"/>
+      </w:pPr>
+      <w:rPr>
+        <w:rFonts w:ascii="Symbol" w:hAnsi="Symbol" w:cs="Symbol" w:hint="default"/>
+      </w:rPr>
     </w:lvl>
     <w:lvl w:ilvl="7">
       <w:numFmt w:val="bullet"/>
-      <w:lvlText w:val="–"/>
+      <w:lvlText w:val="o"/>
       <w:lvlJc w:val="left"/>
       <w:pPr>
-        <w:tabs>
-          <w:tab w:val="num" w:pos="5040"/>
-        </w:tabs>
-        <w:ind w:left="5520" w:hanging="480"/>
-      </w:pPr>
+        <w:ind w:left="5760" w:hanging="360"/>
+      </w:pPr>
+      <w:rPr>
+        <w:rFonts w:ascii="Courier New" w:hAnsi="Courier New" w:cs="Courier New" w:hint="default"/>
+      </w:rPr>
     </w:lvl>
     <w:lvl w:ilvl="8">
       <w:numFmt w:val="bullet"/>
-      <w:lvlText w:val="•"/>
+      <w:lvlText w:val=""/>
       <w:lvlJc w:val="left"/>
       <w:pPr>
-        <w:tabs>
-          <w:tab w:val="num" w:pos="5760"/>
-        </w:tabs>
-        <w:ind w:left="6240" w:hanging="480"/>
-      </w:pPr>
+        <w:ind w:left="6480" w:hanging="360"/>
+      </w:pPr>
+      <w:rPr>
+        <w:rFonts w:ascii="Wingdings" w:hAnsi="Wingdings" w:cs="Wingdings" w:hint="default"/>
+      </w:rPr>
     </w:lvl>
   </w:abstractNum>
   <w:abstractNum w:abstractNumId="99411">
-    <w:nsid w:val="71315dca"/>
+    <w:nsid w:val="00A99411"/>
     <w:multiLevelType w:val="multilevel"/>
     <w:lvl w:ilvl="0">
       <w:start w:val="1"/>
@@ -12093,10 +12529,7 @@
       <w:lvlText w:val="%1."/>
       <w:lvlJc w:val="left"/>
       <w:pPr>
-        <w:tabs>
-          <w:tab w:val="num" w:pos="0"/>
-        </w:tabs>
-        <w:ind w:left="480" w:hanging="480"/>
+        <w:ind w:left="720" w:hanging="360"/>
       </w:pPr>
     </w:lvl>
     <w:lvl w:ilvl="1">
@@ -12105,10 +12538,7 @@
       <w:lvlText w:val="%2."/>
       <w:lvlJc w:val="left"/>
       <w:pPr>
-        <w:tabs>
-          <w:tab w:val="num" w:pos="720"/>
-        </w:tabs>
-        <w:ind w:left="1200" w:hanging="480"/>
+        <w:ind w:left="1440" w:hanging="360"/>
       </w:pPr>
     </w:lvl>
     <w:lvl w:ilvl="2">
@@ -12117,10 +12547,7 @@
       <w:lvlText w:val="%3."/>
       <w:lvlJc w:val="left"/>
       <w:pPr>
-        <w:tabs>
-          <w:tab w:val="num" w:pos="1440"/>
-        </w:tabs>
-        <w:ind w:left="1920" w:hanging="480"/>
+        <w:ind w:left="2160" w:hanging="360"/>
       </w:pPr>
     </w:lvl>
     <w:lvl w:ilvl="3">
@@ -12129,10 +12556,7 @@
       <w:lvlText w:val="%4."/>
       <w:lvlJc w:val="left"/>
       <w:pPr>
-        <w:tabs>
-          <w:tab w:val="num" w:pos="2160"/>
-        </w:tabs>
-        <w:ind w:left="2640" w:hanging="480"/>
+        <w:ind w:left="2880" w:hanging="360"/>
       </w:pPr>
     </w:lvl>
     <w:lvl w:ilvl="4">
@@ -12141,10 +12565,7 @@
       <w:lvlText w:val="%5."/>
       <w:lvlJc w:val="left"/>
       <w:pPr>
-        <w:tabs>
-          <w:tab w:val="num" w:pos="2880"/>
-        </w:tabs>
-        <w:ind w:left="3360" w:hanging="480"/>
+        <w:ind w:left="3600" w:hanging="360"/>
       </w:pPr>
     </w:lvl>
     <w:lvl w:ilvl="5">
@@ -12153,10 +12574,7 @@
       <w:lvlText w:val="%6."/>
       <w:lvlJc w:val="left"/>
       <w:pPr>
-        <w:tabs>
-          <w:tab w:val="num" w:pos="3600"/>
-        </w:tabs>
-        <w:ind w:left="4080" w:hanging="480"/>
+        <w:ind w:left="4320" w:hanging="360"/>
       </w:pPr>
     </w:lvl>
     <w:lvl w:ilvl="6">
@@ -12165,10 +12583,7 @@
       <w:lvlText w:val="%7."/>
       <w:lvlJc w:val="left"/>
       <w:pPr>
-        <w:tabs>
-          <w:tab w:val="num" w:pos="4320"/>
-        </w:tabs>
-        <w:ind w:left="4800" w:hanging="480"/>
+        <w:ind w:left="5040" w:hanging="360"/>
       </w:pPr>
     </w:lvl>
     <w:lvl w:ilvl="7">
@@ -12177,10 +12592,7 @@
       <w:lvlText w:val="%8."/>
       <w:lvlJc w:val="left"/>
       <w:pPr>
-        <w:tabs>
-          <w:tab w:val="num" w:pos="5040"/>
-        </w:tabs>
-        <w:ind w:left="5520" w:hanging="480"/>
+        <w:ind w:left="5760" w:hanging="360"/>
       </w:pPr>
     </w:lvl>
     <w:lvl w:ilvl="8">
@@ -12189,15 +12601,12 @@
       <w:lvlText w:val="%9."/>
       <w:lvlJc w:val="left"/>
       <w:pPr>
-        <w:tabs>
-          <w:tab w:val="num" w:pos="5760"/>
-        </w:tabs>
-        <w:ind w:left="6240" w:hanging="480"/>
+        <w:ind w:left="6480" w:hanging="360"/>
       </w:pPr>
     </w:lvl>
   </w:abstractNum>
   <w:abstractNum w:abstractNumId="99416">
-    <w:nsid w:val="47261bad"/>
+    <w:nsid w:val="00A99416"/>
     <w:multiLevelType w:val="multilevel"/>
     <w:lvl w:ilvl="0">
       <w:start w:val="6"/>
@@ -12205,10 +12614,7 @@
       <w:lvlText w:val="%1."/>
       <w:lvlJc w:val="left"/>
       <w:pPr>
-        <w:tabs>
-          <w:tab w:val="num" w:pos="0"/>
-        </w:tabs>
-        <w:ind w:left="480" w:hanging="480"/>
+        <w:ind w:left="720" w:hanging="360"/>
       </w:pPr>
     </w:lvl>
     <w:lvl w:ilvl="1">
@@ -12217,10 +12623,7 @@
       <w:lvlText w:val="%2."/>
       <w:lvlJc w:val="left"/>
       <w:pPr>
-        <w:tabs>
-          <w:tab w:val="num" w:pos="720"/>
-        </w:tabs>
-        <w:ind w:left="1200" w:hanging="480"/>
+        <w:ind w:left="1440" w:hanging="360"/>
       </w:pPr>
     </w:lvl>
     <w:lvl w:ilvl="2">
@@ -12229,10 +12632,7 @@
       <w:lvlText w:val="%3."/>
       <w:lvlJc w:val="left"/>
       <w:pPr>
-        <w:tabs>
-          <w:tab w:val="num" w:pos="1440"/>
-        </w:tabs>
-        <w:ind w:left="1920" w:hanging="480"/>
+        <w:ind w:left="2160" w:hanging="360"/>
       </w:pPr>
     </w:lvl>
     <w:lvl w:ilvl="3">
@@ -12241,10 +12641,7 @@
       <w:lvlText w:val="%4."/>
       <w:lvlJc w:val="left"/>
       <w:pPr>
-        <w:tabs>
-          <w:tab w:val="num" w:pos="2160"/>
-        </w:tabs>
-        <w:ind w:left="2640" w:hanging="480"/>
+        <w:ind w:left="2880" w:hanging="360"/>
       </w:pPr>
     </w:lvl>
     <w:lvl w:ilvl="4">
@@ -12253,10 +12650,7 @@
       <w:lvlText w:val="%5."/>
       <w:lvlJc w:val="left"/>
       <w:pPr>
-        <w:tabs>
-          <w:tab w:val="num" w:pos="2880"/>
-        </w:tabs>
-        <w:ind w:left="3360" w:hanging="480"/>
+        <w:ind w:left="3600" w:hanging="360"/>
       </w:pPr>
     </w:lvl>
     <w:lvl w:ilvl="5">
@@ -12265,10 +12659,7 @@
       <w:lvlText w:val="%6."/>
       <w:lvlJc w:val="left"/>
       <w:pPr>
-        <w:tabs>
-          <w:tab w:val="num" w:pos="3600"/>
-        </w:tabs>
-        <w:ind w:left="4080" w:hanging="480"/>
+        <w:ind w:left="4320" w:hanging="360"/>
       </w:pPr>
     </w:lvl>
     <w:lvl w:ilvl="6">
@@ -12277,10 +12668,7 @@
       <w:lvlText w:val="%7."/>
       <w:lvlJc w:val="left"/>
       <w:pPr>
-        <w:tabs>
-          <w:tab w:val="num" w:pos="4320"/>
-        </w:tabs>
-        <w:ind w:left="4800" w:hanging="480"/>
+        <w:ind w:left="5040" w:hanging="360"/>
       </w:pPr>
     </w:lvl>
     <w:lvl w:ilvl="7">
@@ -12289,10 +12677,7 @@
       <w:lvlText w:val="%8."/>
       <w:lvlJc w:val="left"/>
       <w:pPr>
-        <w:tabs>
-          <w:tab w:val="num" w:pos="5040"/>
-        </w:tabs>
-        <w:ind w:left="5520" w:hanging="480"/>
+        <w:ind w:left="5760" w:hanging="360"/>
       </w:pPr>
     </w:lvl>
     <w:lvl w:ilvl="8">
@@ -12301,10 +12686,7 @@
       <w:lvlText w:val="%9."/>
       <w:lvlJc w:val="left"/>
       <w:pPr>
-        <w:tabs>
-          <w:tab w:val="num" w:pos="5760"/>
-        </w:tabs>
-        <w:ind w:left="6240" w:hanging="480"/>
+        <w:ind w:left="6480" w:hanging="360"/>
       </w:pPr>
     </w:lvl>
   </w:abstractNum>
@@ -12538,10 +12920,10 @@
   <w:docDefaults>
     <w:rPrDefault>
       <w:rPr>
-        <w:rFonts w:asciiTheme="minorHAnsi" w:eastAsiaTheme="minorHAnsi" w:hAnsiTheme="minorHAnsi" w:cstheme="minorBidi"/>
+        <w:rFonts w:asciiTheme="minorHAnsi" w:cstheme="minorBidi" w:eastAsiaTheme="minorEastAsia" w:hAnsiTheme="minorHAnsi"/>
         <w:sz w:val="24"/>
         <w:szCs w:val="24"/>
-        <w:lang w:val="en-US" w:eastAsia="en-US" w:bidi="ar-SA"/>
+        <w:lang w:bidi="ar-SA" w:eastAsia="zh-CN" w:val="en-US"/>
       </w:rPr>
     </w:rPrDefault>
     <w:pPrDefault>
@@ -12550,91 +12932,145 @@
       </w:pPr>
     </w:pPrDefault>
   </w:docDefaults>
-  <w:latentStyles w:defLockedState="0" w:defUIPriority="0" w:defSemiHidden="0" w:defUnhideWhenUsed="0" w:defQFormat="0" w:count="276"/>
-  <w:style w:type="paragraph" w:default="1" w:styleId="Normal">
+  <w:latentStyles w:count="276" w:defLockedState="0" w:defQFormat="0" w:defSemiHidden="0" w:defUIPriority="0" w:defUnhideWhenUsed="0"/>
+  <w:style w:default="1" w:styleId="Normal" w:type="paragraph">
     <w:name w:val="Normal"/>
     <w:qFormat/>
   </w:style>
-  <w:style w:type="paragraph" w:styleId="BodyText">
+  <w:style w:styleId="BodyText" w:type="paragraph">
     <w:name w:val="Body Text"/>
     <w:basedOn w:val="Normal"/>
     <w:link w:val="BodyTextChar"/>
+    <w:qFormat/>
     <w:pPr>
-      <w:spacing w:before="180" w:after="180"/>
+      <w:spacing w:after="180" w:before="180"/>
     </w:pPr>
-    <w:qFormat/>
   </w:style>
-  <w:style w:type="paragraph" w:customStyle="1" w:styleId="FirstParagraph">
+  <w:style w:customStyle="1" w:styleId="FirstParagraph" w:type="paragraph">
     <w:name w:val="First Paragraph"/>
     <w:basedOn w:val="BodyText"/>
     <w:next w:val="BodyText"/>
     <w:qFormat/>
   </w:style>
-  <w:style w:type="paragraph" w:customStyle="1" w:styleId="Compact">
+  <w:style w:customStyle="1" w:styleId="Compact" w:type="paragraph">
     <w:name w:val="Compact"/>
     <w:basedOn w:val="BodyText"/>
     <w:qFormat/>
     <w:pPr>
-      <w:spacing w:before="36" w:after="36"/>
+      <w:spacing w:after="36" w:before="36"/>
     </w:pPr>
   </w:style>
-  <w:style w:type="paragraph" w:styleId="Title">
+  <w:style w:styleId="Title" w:type="paragraph">
     <w:name w:val="Title"/>
     <w:basedOn w:val="Normal"/>
     <w:next w:val="BodyText"/>
+    <w:link w:val="TitleChar"/>
+    <w:uiPriority w:val="10"/>
     <w:qFormat/>
+    <w:rsid w:val="00A10FD9"/>
     <w:pPr>
-      <w:keepNext/>
-      <w:keepLines/>
-      <w:spacing w:before="480" w:after="240"/>
+      <w:spacing w:after="80" w:line="240" w:lineRule="auto"/>
+      <w:contextualSpacing/>
       <w:jc w:val="center"/>
     </w:pPr>
     <w:rPr>
-      <w:rFonts w:asciiTheme="majorHAnsi" w:eastAsiaTheme="majorEastAsia" w:hAnsiTheme="majorHAnsi" w:cstheme="majorBidi"/>
-      <w:b/>
-      <w:bCs/>
-      <w:color w:val="345A8A" w:themeColor="accent1" w:themeShade="B5"/>
-      <w:sz w:val="36"/>
-      <w:szCs w:val="36"/>
+      <w:rFonts w:asciiTheme="majorHAnsi" w:cstheme="majorBidi" w:eastAsiaTheme="majorEastAsia" w:hAnsiTheme="majorHAnsi"/>
+      <w:sz w:val="56"/>
+      <w:szCs w:val="56"/>
     </w:rPr>
   </w:style>
-  <w:style w:type="paragraph" w:styleId="Subtitle">
+  <w:style w:customStyle="1" w:styleId="TitleChar" w:type="character">
+    <w:name w:val="Title Char"/>
+    <w:basedOn w:val="DefaultParagraphFont"/>
+    <w:link w:val="Title"/>
+    <w:uiPriority w:val="10"/>
+    <w:rsid w:val="00A10FD9"/>
+    <w:rPr>
+      <w:rFonts w:asciiTheme="majorHAnsi" w:cstheme="majorBidi" w:eastAsiaTheme="majorEastAsia" w:hAnsiTheme="majorHAnsi"/>
+      <w:sz w:val="56"/>
+      <w:szCs w:val="56"/>
+    </w:rPr>
+  </w:style>
+  <w:style w:styleId="Subtitle" w:type="paragraph">
     <w:name w:val="Subtitle"/>
+    <w:basedOn w:val="Title"/>
+    <w:next w:val="BodyText"/>
+    <w:link w:val="SubtitleChar"/>
+    <w:uiPriority w:val="11"/>
+    <w:qFormat/>
+    <w:rsid w:val="00A10FD9"/>
+    <w:pPr>
+      <w:numPr>
+        <w:ilvl w:val="1"/>
+      </w:numPr>
+    </w:pPr>
+    <w:rPr>
+      <w:rFonts w:cstheme="majorBidi" w:eastAsiaTheme="majorEastAsia"/>
+      <w:spacing w:val="15"/>
+      <w:sz w:val="28"/>
+      <w:szCs w:val="28"/>
+    </w:rPr>
+  </w:style>
+  <w:style w:customStyle="1" w:styleId="SubtitleChar" w:type="character">
+    <w:name w:val="Subtitle Char"/>
+    <w:basedOn w:val="DefaultParagraphFont"/>
+    <w:link w:val="Subtitle"/>
+    <w:uiPriority w:val="11"/>
+    <w:rsid w:val="00A10FD9"/>
+    <w:rPr>
+      <w:rFonts w:cstheme="majorBidi" w:eastAsiaTheme="majorEastAsia"/>
+      <w:color w:themeColor="text1" w:themeTint="A6" w:val="595959"/>
+      <w:spacing w:val="15"/>
+      <w:sz w:val="28"/>
+      <w:szCs w:val="28"/>
+    </w:rPr>
+  </w:style>
+  <w:style w:customStyle="1" w:styleId="Author" w:type="paragraph">
+    <w:name w:val="Author"/>
     <w:basedOn w:val="Title"/>
     <w:next w:val="BodyText"/>
     <w:qFormat/>
     <w:pPr>
       <w:keepNext/>
       <w:keepLines/>
-      <w:spacing w:before="240" w:after="240"/>
-      <w:jc w:val="center"/>
     </w:pPr>
     <w:rPr>
-      <w:sz w:val="30"/>
-      <w:szCs w:val="30"/>
+      <w:sz w:val="24"/>
+      <w:szCs w:val="24"/>
     </w:rPr>
   </w:style>
-  <w:style w:type="paragraph" w:customStyle="1" w:styleId="Author">
-    <w:name w:val="Author"/>
+  <w:style w:styleId="Date" w:type="paragraph">
+    <w:name w:val="Date"/>
+    <w:basedOn w:val="Title"/>
     <w:next w:val="BodyText"/>
     <w:qFormat/>
     <w:pPr>
       <w:keepNext/>
       <w:keepLines/>
-      <w:jc w:val="center"/>
     </w:pPr>
+    <w:rPr>
+      <w:sz w:val="24"/>
+      <w:szCs w:val="24"/>
+    </w:rPr>
   </w:style>
-  <w:style w:type="paragraph" w:styleId="Date">
-    <w:name w:val="Date"/>
-    <w:next w:val="BodyText"/>
+  <w:style w:customStyle="1" w:styleId="AbstractTitle" w:type="paragraph">
+    <w:name w:val="Abstract Title"/>
+    <w:basedOn w:val="Normal"/>
+    <w:next w:val="Abstract"/>
     <w:qFormat/>
     <w:pPr>
       <w:keepNext/>
       <w:keepLines/>
+      <w:spacing w:after="0" w:before="300"/>
       <w:jc w:val="center"/>
     </w:pPr>
+    <w:rPr>
+      <w:b/>
+      <w:sz w:val="20"/>
+      <w:szCs w:val="20"/>
+    </w:rPr>
   </w:style>
-  <w:style w:type="paragraph" w:customStyle="1" w:styleId="Abstract">
+  <w:style w:customStyle="1" w:styleId="Abstract" w:type="paragraph">
     <w:name w:val="Abstract"/>
     <w:basedOn w:val="Normal"/>
     <w:next w:val="BodyText"/>
@@ -12642,14 +13078,14 @@
     <w:pPr>
       <w:keepNext/>
       <w:keepLines/>
-      <w:spacing w:before="300" w:after="300"/>
+      <w:spacing w:after="300" w:before="100"/>
     </w:pPr>
     <w:rPr>
       <w:sz w:val="20"/>
       <w:szCs w:val="20"/>
     </w:rPr>
   </w:style>
-  <w:style w:type="paragraph" w:styleId="Bibliography">
+  <w:style w:styleId="Bibliography" w:type="paragraph">
     <w:name w:val="Bibliography"/>
     <w:basedOn w:val="Normal"/>
     <w:next w:val="Bibliography"/>
@@ -12657,195 +13093,325 @@
     <w:pPr/>
     <w:rPr/>
   </w:style>
-  <w:style w:type="paragraph" w:styleId="Heading1">
-    <w:name w:val="Heading 1"/>
+  <w:style w:styleId="Heading1" w:type="paragraph">
+    <w:name w:val="heading 1"/>
     <w:basedOn w:val="Normal"/>
     <w:next w:val="BodyText"/>
+    <w:link w:val="Heading1Char"/>
     <w:uiPriority w:val="9"/>
     <w:qFormat/>
+    <w:rsid w:val="00A10FD9"/>
     <w:pPr>
       <w:keepNext/>
       <w:keepLines/>
-      <w:spacing w:before="480" w:after="0"/>
+      <w:spacing w:after="80" w:before="360"/>
       <w:outlineLvl w:val="0"/>
     </w:pPr>
     <w:rPr>
-      <w:rFonts w:asciiTheme="majorHAnsi" w:eastAsiaTheme="majorEastAsia" w:hAnsiTheme="majorHAnsi" w:cstheme="majorBidi"/>
-      <w:b/>
-      <w:bCs/>
-      <w:color w:val="4F81BD" w:themeColor="accent1"/>
+      <w:rFonts w:asciiTheme="majorHAnsi" w:cstheme="majorBidi" w:eastAsiaTheme="majorEastAsia" w:hAnsiTheme="majorHAnsi"/>
+      <w:color w:themeColor="accent1" w:themeShade="BF" w:val="0F4761"/>
+      <w:sz w:val="40"/>
+      <w:szCs w:val="40"/>
+    </w:rPr>
+  </w:style>
+  <w:style w:styleId="Heading2" w:type="paragraph">
+    <w:name w:val="heading 2"/>
+    <w:basedOn w:val="Normal"/>
+    <w:next w:val="BodyText"/>
+    <w:link w:val="Heading2Char"/>
+    <w:uiPriority w:val="9"/>
+    <w:semiHidden/>
+    <w:unhideWhenUsed/>
+    <w:qFormat/>
+    <w:rsid w:val="00A10FD9"/>
+    <w:pPr>
+      <w:keepNext/>
+      <w:keepLines/>
+      <w:spacing w:after="80" w:before="160"/>
+      <w:outlineLvl w:val="1"/>
+    </w:pPr>
+    <w:rPr>
+      <w:rFonts w:asciiTheme="majorHAnsi" w:cstheme="majorBidi" w:eastAsiaTheme="majorEastAsia" w:hAnsiTheme="majorHAnsi"/>
+      <w:color w:themeColor="accent1" w:themeShade="BF" w:val="0F4761"/>
       <w:sz w:val="32"/>
       <w:szCs w:val="32"/>
     </w:rPr>
   </w:style>
-  <w:style w:type="paragraph" w:styleId="Heading2">
-    <w:name w:val="Heading 2"/>
+  <w:style w:styleId="Heading3" w:type="paragraph">
+    <w:name w:val="heading 3"/>
     <w:basedOn w:val="Normal"/>
     <w:next w:val="BodyText"/>
+    <w:link w:val="Heading3Char"/>
     <w:uiPriority w:val="9"/>
+    <w:semiHidden/>
     <w:unhideWhenUsed/>
     <w:qFormat/>
+    <w:rsid w:val="00A10FD9"/>
     <w:pPr>
       <w:keepNext/>
       <w:keepLines/>
-      <w:spacing w:before="200" w:after="0"/>
-      <w:outlineLvl w:val="1"/>
+      <w:spacing w:after="80" w:before="160"/>
+      <w:outlineLvl w:val="2"/>
     </w:pPr>
     <w:rPr>
-      <w:rFonts w:asciiTheme="majorHAnsi" w:eastAsiaTheme="majorEastAsia" w:hAnsiTheme="majorHAnsi" w:cstheme="majorBidi"/>
-      <w:b/>
-      <w:bCs/>
-      <w:color w:val="4F81BD" w:themeColor="accent1"/>
+      <w:rFonts w:cstheme="majorBidi" w:eastAsiaTheme="majorEastAsia"/>
+      <w:color w:themeColor="accent1" w:themeShade="BF" w:val="0F4761"/>
       <w:sz w:val="28"/>
       <w:szCs w:val="28"/>
     </w:rPr>
   </w:style>
-  <w:style w:type="paragraph" w:styleId="Heading3">
-    <w:name w:val="Heading 3"/>
+  <w:style w:styleId="Heading4" w:type="paragraph">
+    <w:name w:val="heading 4"/>
     <w:basedOn w:val="Normal"/>
     <w:next w:val="BodyText"/>
+    <w:link w:val="Heading4Char"/>
     <w:uiPriority w:val="9"/>
+    <w:semiHidden/>
     <w:unhideWhenUsed/>
     <w:qFormat/>
+    <w:rsid w:val="00A10FD9"/>
     <w:pPr>
       <w:keepNext/>
       <w:keepLines/>
-      <w:spacing w:before="200" w:after="0"/>
-      <w:outlineLvl w:val="2"/>
+      <w:spacing w:after="40" w:before="80"/>
+      <w:outlineLvl w:val="3"/>
     </w:pPr>
     <w:rPr>
-      <w:rFonts w:asciiTheme="majorHAnsi" w:eastAsiaTheme="majorEastAsia" w:hAnsiTheme="majorHAnsi" w:cstheme="majorBidi"/>
-      <w:b/>
-      <w:bCs/>
-      <w:color w:val="4F81BD" w:themeColor="accent1"/>
-      <w:sz w:val="24"/>
-      <w:szCs w:val="24"/>
+      <w:rFonts w:cstheme="majorBidi" w:eastAsiaTheme="majorEastAsia"/>
+      <w:i/>
+      <w:iCs/>
+      <w:color w:themeColor="accent1" w:themeShade="BF" w:val="0F4761"/>
     </w:rPr>
   </w:style>
-  <w:style w:type="paragraph" w:styleId="Heading4">
-    <w:name w:val="Heading 4"/>
+  <w:style w:styleId="Heading5" w:type="paragraph">
+    <w:name w:val="heading 5"/>
     <w:basedOn w:val="Normal"/>
     <w:next w:val="BodyText"/>
+    <w:link w:val="Heading5Char"/>
     <w:uiPriority w:val="9"/>
+    <w:semiHidden/>
     <w:unhideWhenUsed/>
     <w:qFormat/>
+    <w:rsid w:val="00A10FD9"/>
     <w:pPr>
       <w:keepNext/>
       <w:keepLines/>
-      <w:spacing w:before="200" w:after="0"/>
-      <w:outlineLvl w:val="3"/>
+      <w:spacing w:after="40" w:before="80"/>
+      <w:outlineLvl w:val="4"/>
     </w:pPr>
     <w:rPr>
-      <w:rFonts w:asciiTheme="majorHAnsi" w:eastAsiaTheme="majorEastAsia" w:hAnsiTheme="majorHAnsi" w:cstheme="majorBidi"/>
-      <w:i/>
-      <w:bCs/>
-      <w:color w:val="4F81BD" w:themeColor="accent1"/>
-      <w:sz w:val="24"/>
-      <w:szCs w:val="24"/>
+      <w:rFonts w:cstheme="majorBidi" w:eastAsiaTheme="majorEastAsia"/>
+      <w:color w:themeColor="accent1" w:themeShade="BF" w:val="0F4761"/>
     </w:rPr>
   </w:style>
-  <w:style w:type="paragraph" w:styleId="Heading5">
-    <w:name w:val="Heading 5"/>
+  <w:style w:styleId="Heading6" w:type="paragraph">
+    <w:name w:val="heading 6"/>
     <w:basedOn w:val="Normal"/>
     <w:next w:val="BodyText"/>
+    <w:link w:val="Heading6Char"/>
     <w:uiPriority w:val="9"/>
+    <w:semiHidden/>
     <w:unhideWhenUsed/>
     <w:qFormat/>
+    <w:rsid w:val="00A10FD9"/>
     <w:pPr>
       <w:keepNext/>
       <w:keepLines/>
-      <w:spacing w:before="200" w:after="0"/>
-      <w:outlineLvl w:val="4"/>
+      <w:spacing w:after="0" w:before="40"/>
+      <w:outlineLvl w:val="5"/>
     </w:pPr>
     <w:rPr>
-      <w:rFonts w:asciiTheme="majorHAnsi" w:eastAsiaTheme="majorEastAsia" w:hAnsiTheme="majorHAnsi" w:cstheme="majorBidi"/>
+      <w:rFonts w:cstheme="majorBidi" w:eastAsiaTheme="majorEastAsia"/>
+      <w:i/>
       <w:iCs/>
-      <w:color w:val="4F81BD" w:themeColor="accent1"/>
-      <w:sz w:val="24"/>
-      <w:szCs w:val="24"/>
+      <w:color w:themeColor="text1" w:themeTint="A6" w:val="595959"/>
     </w:rPr>
   </w:style>
-  <w:style w:type="paragraph" w:styleId="Heading6">
-    <w:name w:val="Heading 6"/>
+  <w:style w:styleId="Heading7" w:type="paragraph">
+    <w:name w:val="heading 7"/>
     <w:basedOn w:val="Normal"/>
     <w:next w:val="BodyText"/>
+    <w:link w:val="Heading7Char"/>
     <w:uiPriority w:val="9"/>
+    <w:semiHidden/>
     <w:unhideWhenUsed/>
     <w:qFormat/>
+    <w:rsid w:val="00A10FD9"/>
     <w:pPr>
       <w:keepNext/>
       <w:keepLines/>
-      <w:spacing w:before="200" w:after="0"/>
-      <w:outlineLvl w:val="5"/>
+      <w:spacing w:after="0" w:before="40"/>
+      <w:outlineLvl w:val="6"/>
     </w:pPr>
     <w:rPr>
-      <w:rFonts w:asciiTheme="majorHAnsi" w:eastAsiaTheme="majorEastAsia" w:hAnsiTheme="majorHAnsi" w:cstheme="majorBidi"/>
-      <w:color w:val="4F81BD" w:themeColor="accent1"/>
-      <w:sz w:val="24"/>
-      <w:szCs w:val="24"/>
+      <w:rFonts w:cstheme="majorBidi" w:eastAsiaTheme="majorEastAsia"/>
+      <w:color w:themeColor="text1" w:themeTint="A6" w:val="595959"/>
     </w:rPr>
   </w:style>
-  <w:style w:type="paragraph" w:styleId="Heading7">
-    <w:name w:val="Heading 7"/>
+  <w:style w:styleId="Heading8" w:type="paragraph">
+    <w:name w:val="heading 8"/>
     <w:basedOn w:val="Normal"/>
     <w:next w:val="BodyText"/>
+    <w:link w:val="Heading8Char"/>
     <w:uiPriority w:val="9"/>
+    <w:semiHidden/>
     <w:unhideWhenUsed/>
     <w:qFormat/>
+    <w:rsid w:val="00A10FD9"/>
     <w:pPr>
       <w:keepNext/>
       <w:keepLines/>
-      <w:spacing w:before="200" w:after="0"/>
-      <w:outlineLvl w:val="6"/>
+      <w:spacing w:after="0"/>
+      <w:outlineLvl w:val="7"/>
     </w:pPr>
     <w:rPr>
-      <w:rFonts w:asciiTheme="majorHAnsi" w:eastAsiaTheme="majorEastAsia" w:hAnsiTheme="majorHAnsi" w:cstheme="majorBidi"/>
-      <w:color w:val="4F81BD" w:themeColor="accent1"/>
-      <w:sz w:val="24"/>
-      <w:szCs w:val="24"/>
+      <w:rFonts w:cstheme="majorBidi" w:eastAsiaTheme="majorEastAsia"/>
+      <w:i/>
+      <w:iCs/>
+      <w:color w:themeColor="text1" w:themeTint="D8" w:val="272727"/>
     </w:rPr>
   </w:style>
-  <w:style w:type="paragraph" w:styleId="Heading8">
-    <w:name w:val="Heading 8"/>
+  <w:style w:styleId="Heading9" w:type="paragraph">
+    <w:name w:val="heading 9"/>
     <w:basedOn w:val="Normal"/>
     <w:next w:val="BodyText"/>
+    <w:link w:val="Heading9Char"/>
     <w:uiPriority w:val="9"/>
+    <w:semiHidden/>
     <w:unhideWhenUsed/>
     <w:qFormat/>
+    <w:rsid w:val="00A10FD9"/>
     <w:pPr>
       <w:keepNext/>
       <w:keepLines/>
-      <w:spacing w:before="200" w:after="0"/>
-      <w:outlineLvl w:val="7"/>
-    </w:pPr>
-    <w:rPr>
-      <w:rFonts w:asciiTheme="majorHAnsi" w:eastAsiaTheme="majorEastAsia" w:hAnsiTheme="majorHAnsi" w:cstheme="majorBidi"/>
-      <w:color w:val="4F81BD" w:themeColor="accent1"/>
-      <w:sz w:val="24"/>
-      <w:szCs w:val="24"/>
-    </w:rPr>
-  </w:style>
-  <w:style w:type="paragraph" w:styleId="Heading9">
-    <w:name w:val="Heading 9"/>
-    <w:basedOn w:val="Normal"/>
-    <w:next w:val="BodyText"/>
-    <w:uiPriority w:val="9"/>
-    <w:unhideWhenUsed/>
-    <w:qFormat/>
-    <w:pPr>
-      <w:keepNext/>
-      <w:keepLines/>
-      <w:spacing w:before="200" w:after="0"/>
+      <w:spacing w:after="0"/>
       <w:outlineLvl w:val="8"/>
     </w:pPr>
     <w:rPr>
-      <w:rFonts w:asciiTheme="majorHAnsi" w:eastAsiaTheme="majorEastAsia" w:hAnsiTheme="majorHAnsi" w:cstheme="majorBidi"/>
-      <w:color w:val="4F81BD" w:themeColor="accent1"/>
-      <w:sz w:val="24"/>
-      <w:szCs w:val="24"/>
+      <w:rFonts w:cstheme="majorBidi" w:eastAsiaTheme="majorEastAsia"/>
+      <w:color w:themeColor="text1" w:themeTint="D8" w:val="272727"/>
     </w:rPr>
   </w:style>
-  <w:style w:type="paragraph" w:styleId="BlockText">
+  <w:style w:customStyle="1" w:styleId="Heading1Char" w:type="character">
+    <w:name w:val="Heading 1 Char"/>
+    <w:basedOn w:val="DefaultParagraphFont"/>
+    <w:link w:val="Heading1"/>
+    <w:uiPriority w:val="9"/>
+    <w:rsid w:val="00A10FD9"/>
+    <w:rPr>
+      <w:rFonts w:asciiTheme="majorHAnsi" w:cstheme="majorBidi" w:eastAsiaTheme="majorEastAsia" w:hAnsiTheme="majorHAnsi"/>
+      <w:color w:themeColor="accent1" w:themeShade="BF" w:val="0F4761"/>
+      <w:sz w:val="40"/>
+      <w:szCs w:val="40"/>
+    </w:rPr>
+  </w:style>
+  <w:style w:customStyle="1" w:styleId="Heading2Char" w:type="character">
+    <w:name w:val="Heading 2 Char"/>
+    <w:basedOn w:val="DefaultParagraphFont"/>
+    <w:link w:val="Heading2"/>
+    <w:uiPriority w:val="9"/>
+    <w:semiHidden/>
+    <w:rsid w:val="00A10FD9"/>
+    <w:rPr>
+      <w:rFonts w:asciiTheme="majorHAnsi" w:cstheme="majorBidi" w:eastAsiaTheme="majorEastAsia" w:hAnsiTheme="majorHAnsi"/>
+      <w:color w:themeColor="accent1" w:themeShade="BF" w:val="0F4761"/>
+      <w:sz w:val="32"/>
+      <w:szCs w:val="32"/>
+    </w:rPr>
+  </w:style>
+  <w:style w:customStyle="1" w:styleId="Heading3Char" w:type="character">
+    <w:name w:val="Heading 3 Char"/>
+    <w:basedOn w:val="DefaultParagraphFont"/>
+    <w:link w:val="Heading3"/>
+    <w:uiPriority w:val="9"/>
+    <w:semiHidden/>
+    <w:rsid w:val="00A10FD9"/>
+    <w:rPr>
+      <w:rFonts w:cstheme="majorBidi" w:eastAsiaTheme="majorEastAsia"/>
+      <w:color w:themeColor="accent1" w:themeShade="BF" w:val="0F4761"/>
+      <w:sz w:val="28"/>
+      <w:szCs w:val="28"/>
+    </w:rPr>
+  </w:style>
+  <w:style w:customStyle="1" w:styleId="Heading4Char" w:type="character">
+    <w:name w:val="Heading 4 Char"/>
+    <w:basedOn w:val="DefaultParagraphFont"/>
+    <w:link w:val="Heading4"/>
+    <w:uiPriority w:val="9"/>
+    <w:semiHidden/>
+    <w:rsid w:val="00A10FD9"/>
+    <w:rPr>
+      <w:rFonts w:cstheme="majorBidi" w:eastAsiaTheme="majorEastAsia"/>
+      <w:i/>
+      <w:iCs/>
+      <w:color w:themeColor="accent1" w:themeShade="BF" w:val="0F4761"/>
+    </w:rPr>
+  </w:style>
+  <w:style w:customStyle="1" w:styleId="Heading5Char" w:type="character">
+    <w:name w:val="Heading 5 Char"/>
+    <w:basedOn w:val="DefaultParagraphFont"/>
+    <w:link w:val="Heading5"/>
+    <w:uiPriority w:val="9"/>
+    <w:semiHidden/>
+    <w:rsid w:val="00A10FD9"/>
+    <w:rPr>
+      <w:rFonts w:cstheme="majorBidi" w:eastAsiaTheme="majorEastAsia"/>
+      <w:color w:themeColor="accent1" w:themeShade="BF" w:val="0F4761"/>
+    </w:rPr>
+  </w:style>
+  <w:style w:customStyle="1" w:styleId="Heading6Char" w:type="character">
+    <w:name w:val="Heading 6 Char"/>
+    <w:basedOn w:val="DefaultParagraphFont"/>
+    <w:link w:val="Heading6"/>
+    <w:uiPriority w:val="9"/>
+    <w:semiHidden/>
+    <w:rsid w:val="00A10FD9"/>
+    <w:rPr>
+      <w:rFonts w:cstheme="majorBidi" w:eastAsiaTheme="majorEastAsia"/>
+      <w:i/>
+      <w:iCs/>
+      <w:color w:themeColor="text1" w:themeTint="A6" w:val="595959"/>
+    </w:rPr>
+  </w:style>
+  <w:style w:customStyle="1" w:styleId="Heading7Char" w:type="character">
+    <w:name w:val="Heading 7 Char"/>
+    <w:basedOn w:val="DefaultParagraphFont"/>
+    <w:link w:val="Heading7"/>
+    <w:uiPriority w:val="9"/>
+    <w:semiHidden/>
+    <w:rsid w:val="00A10FD9"/>
+    <w:rPr>
+      <w:rFonts w:cstheme="majorBidi" w:eastAsiaTheme="majorEastAsia"/>
+      <w:color w:themeColor="text1" w:themeTint="A6" w:val="595959"/>
+    </w:rPr>
+  </w:style>
+  <w:style w:customStyle="1" w:styleId="Heading8Char" w:type="character">
+    <w:name w:val="Heading 8 Char"/>
+    <w:basedOn w:val="DefaultParagraphFont"/>
+    <w:link w:val="Heading8"/>
+    <w:uiPriority w:val="9"/>
+    <w:semiHidden/>
+    <w:rsid w:val="00A10FD9"/>
+    <w:rPr>
+      <w:rFonts w:cstheme="majorBidi" w:eastAsiaTheme="majorEastAsia"/>
+      <w:i/>
+      <w:iCs/>
+      <w:color w:themeColor="text1" w:themeTint="D8" w:val="272727"/>
+    </w:rPr>
+  </w:style>
+  <w:style w:customStyle="1" w:styleId="Heading9Char" w:type="character">
+    <w:name w:val="Heading 9 Char"/>
+    <w:basedOn w:val="DefaultParagraphFont"/>
+    <w:link w:val="Heading9"/>
+    <w:uiPriority w:val="9"/>
+    <w:semiHidden/>
+    <w:rsid w:val="00A10FD9"/>
+    <w:rPr>
+      <w:rFonts w:cstheme="majorBidi" w:eastAsiaTheme="majorEastAsia"/>
+      <w:color w:themeColor="text1" w:themeTint="D8" w:val="272727"/>
+    </w:rPr>
+  </w:style>
+  <w:style w:styleId="BlockText" w:type="paragraph">
     <w:name w:val="Block Text"/>
     <w:basedOn w:val="BodyText"/>
     <w:next w:val="BodyText"/>
@@ -12853,11 +13419,11 @@
     <w:unhideWhenUsed/>
     <w:qFormat/>
     <w:pPr>
-      <w:spacing w:before="100" w:after="100"/>
+      <w:spacing w:after="100" w:before="100"/>
       <w:ind w:firstLine="0" w:left="480" w:right="480"/>
     </w:pPr>
   </w:style>
-  <w:style w:type="paragraph" w:styleId="FootnoteText">
+  <w:style w:styleId="FootnoteText" w:type="paragraph">
     <w:name w:val="Footnote Text"/>
     <w:basedOn w:val="Normal"/>
     <w:next w:val="FootnoteText"/>
@@ -12865,28 +13431,48 @@
     <w:unhideWhenUsed/>
     <w:qFormat/>
   </w:style>
-  <w:style w:type="character" w:default="1" w:styleId="DefaultParagraphFont">
+  <w:style w:styleId="FootnoteBlockText" w:type="paragraph">
+    <w:name w:val="Footnote Block Text"/>
+    <w:basedOn w:val="FootnoteText"/>
+    <w:next w:val="FootnoteText"/>
+    <w:uiPriority w:val="9"/>
+    <w:unhideWhenUsed/>
+    <w:qFormat/>
+    <w:pPr>
+      <w:spacing w:after="100" w:before="100"/>
+      <w:ind w:firstLine="0" w:left="480" w:right="480"/>
+    </w:pPr>
+  </w:style>
+  <w:style w:default="1" w:styleId="DefaultParagraphFont" w:type="character">
     <w:name w:val="Default Paragraph Font"/>
     <w:semiHidden/>
     <w:unhideWhenUsed/>
   </w:style>
-  <w:style w:type="table" w:default="1" w:styleId="Table">
+  <w:style w:default="1" w:styleId="Table" w:type="table">
     <w:name w:val="Table"/>
     <w:basedOn w:val="TableNormal"/>
     <w:semiHidden/>
     <w:unhideWhenUsed/>
     <w:qFormat/>
     <w:tblPr>
-      <w:tblInd w:w="0" w:type="dxa"/>
+      <w:tblInd w:type="dxa" w:w="0"/>
       <w:tblCellMar>
-        <w:top w:w="0" w:type="dxa"/>
-        <w:left w:w="108" w:type="dxa"/>
-        <w:bottom w:w="0" w:type="dxa"/>
-        <w:right w:w="108" w:type="dxa"/>
+        <w:top w:type="dxa" w:w="0"/>
+        <w:left w:type="dxa" w:w="108"/>
+        <w:bottom w:type="dxa" w:w="0"/>
+        <w:right w:type="dxa" w:w="108"/>
       </w:tblCellMar>
     </w:tblPr>
+    <w:tblStylePr w:type="firstRow">
+      <w:tcPr>
+        <w:tcBorders>
+          <w:bottom w:val="single"/>
+        </w:tcBorders>
+        <w:vAlign w:val="bottom"/>
+      </w:tcPr>
+    </w:tblStylePr>
   </w:style>
-  <w:style w:type="paragraph" w:customStyle="1" w:styleId="DefinitionTerm">
+  <w:style w:customStyle="1" w:styleId="DefinitionTerm" w:type="paragraph">
     <w:name w:val="Definition Term"/>
     <w:basedOn w:val="Normal"/>
     <w:next w:val="Definition"/>
@@ -12899,49 +13485,49 @@
       <w:b/>
     </w:rPr>
   </w:style>
-  <w:style w:type="paragraph" w:customStyle="1" w:styleId="Definition">
+  <w:style w:customStyle="1" w:styleId="Definition" w:type="paragraph">
     <w:name w:val="Definition"/>
     <w:basedOn w:val="Normal"/>
   </w:style>
-  <w:style w:type="paragraph" w:styleId="Caption">
+  <w:style w:styleId="Caption" w:type="paragraph">
     <w:name w:val="Caption"/>
     <w:basedOn w:val="Normal"/>
     <w:link w:val="BodyTextChar"/>
     <w:pPr>
-      <w:spacing w:before="0" w:after="120"/>
+      <w:spacing w:after="120" w:before="0"/>
     </w:pPr>
     <w:rPr>
       <w:i/>
     </w:rPr>
   </w:style>
-  <w:style w:type="paragraph" w:customStyle="1" w:styleId="TableCaption">
+  <w:style w:customStyle="1" w:styleId="TableCaption" w:type="paragraph">
     <w:name w:val="Table Caption"/>
     <w:basedOn w:val="Caption"/>
     <w:pPr>
       <w:keepNext/>
     </w:pPr>
   </w:style>
-  <w:style w:type="paragraph" w:customStyle="1" w:styleId="ImageCaption">
+  <w:style w:customStyle="1" w:styleId="ImageCaption" w:type="paragraph">
     <w:name w:val="Image Caption"/>
     <w:basedOn w:val="Caption"/>
   </w:style>
-  <w:style w:type="paragraph" w:customStyle="1" w:styleId="Figure">
+  <w:style w:customStyle="1" w:styleId="Figure" w:type="paragraph">
     <w:name w:val="Figure"/>
     <w:basedOn w:val="Normal"/>
   </w:style>
-  <w:style w:type="paragraph" w:customStyle="1" w:styleId="CaptionedFigure">
+  <w:style w:customStyle="1" w:styleId="CaptionedFigure" w:type="paragraph">
     <w:name w:val="Captioned Figure"/>
     <w:basedOn w:val="Figure"/>
     <w:pPr>
       <w:keepNext/>
     </w:pPr>
   </w:style>
-  <w:style w:type="character" w:customStyle="1" w:styleId="BodyTextChar">
+  <w:style w:customStyle="1" w:styleId="BodyTextChar" w:type="character">
     <w:name w:val="Body Text Char"/>
     <w:basedOn w:val="DefaultParagraphFont"/>
     <w:link w:val="BodyText"/>
   </w:style>
-  <w:style w:type="character" w:customStyle="1" w:styleId="VerbatimChar">
+  <w:style w:customStyle="1" w:styleId="VerbatimChar" w:type="character">
     <w:name w:val="Verbatim Char"/>
     <w:basedOn w:val="BodyTextChar"/>
     <w:rPr>
@@ -12949,21 +13535,25 @@
       <w:sz w:val="22"/>
     </w:rPr>
   </w:style>
-  <w:style w:type="character" w:styleId="FootnoteReference">
+  <w:style w:customStyle="1" w:styleId="SectionNumber" w:type="character">
+    <w:name w:val="Section Number"/>
+    <w:basedOn w:val="BodyTextChar"/>
+  </w:style>
+  <w:style w:styleId="FootnoteReference" w:type="character">
     <w:name w:val="Footnote Reference"/>
     <w:basedOn w:val="BodyTextChar"/>
     <w:rPr>
       <w:vertAlign w:val="superscript"/>
     </w:rPr>
   </w:style>
-  <w:style w:type="character" w:styleId="Hyperlink">
+  <w:style w:styleId="Hyperlink" w:type="character">
     <w:name w:val="Hyperlink"/>
     <w:basedOn w:val="BodyTextChar"/>
     <w:rPr>
-      <w:color w:val="4F81BD" w:themeColor="accent1"/>
+      <w:color w:themeColor="accent1" w:val="4F81BD"/>
     </w:rPr>
   </w:style>
-  <w:style w:type="paragraph" w:styleId="TOCHeading">
+  <w:style w:styleId="TOCHeading" w:type="paragraph">
     <w:name w:val="TOC Heading"/>
     <w:basedOn w:val="Heading1"/>
     <w:next w:val="BodyText"/>
@@ -12975,10 +13565,10 @@
       <w:outlineLvl w:val="9"/>
     </w:pPr>
     <w:rPr>
-      <w:rFonts w:asciiTheme="majorHAnsi" w:eastAsiaTheme="majorEastAsia" w:hAnsiTheme="majorHAnsi" w:cstheme="majorBidi"/>
+      <w:rFonts w:asciiTheme="majorHAnsi" w:cstheme="majorBidi" w:eastAsiaTheme="majorEastAsia" w:hAnsiTheme="majorHAnsi"/>
       <w:b w:val="0"/>
       <w:bCs w:val="0"/>
-      <w:color w:val="365F91" w:themeColor="accent1" w:themeShade="BF"/>
+      <w:color w:themeColor="accent1" w:themeShade="BF" w:val="365F91"/>
     </w:rPr>
   </w:style>
   <w:style w:type="paragraph" w:customStyle="1" w:styleId="SourceCode">
@@ -12993,8 +13583,8 @@
     <w:name w:val="KeywordTok"/>
     <w:basedOn w:val="VerbatimChar"/>
     <w:rPr>
+      <w:b/>
       <w:color w:val="007020"/>
-      <w:b/>
     </w:rPr>
   </w:style>
   <w:style w:type="character" w:customStyle="1" w:styleId="DataTypeTok">
@@ -13070,40 +13660,43 @@
   <w:style w:type="character" w:customStyle="1" w:styleId="ImportTok">
     <w:name w:val="ImportTok"/>
     <w:basedOn w:val="VerbatimChar"/>
-    <w:rPr/>
+    <w:rPr>
+      <w:b/>
+      <w:color w:val="008000"/>
+    </w:rPr>
   </w:style>
   <w:style w:type="character" w:customStyle="1" w:styleId="CommentTok">
     <w:name w:val="CommentTok"/>
     <w:basedOn w:val="VerbatimChar"/>
     <w:rPr>
+      <w:i/>
       <w:color w:val="60a0b0"/>
-      <w:i/>
     </w:rPr>
   </w:style>
   <w:style w:type="character" w:customStyle="1" w:styleId="DocumentationTok">
     <w:name w:val="DocumentationTok"/>
     <w:basedOn w:val="VerbatimChar"/>
     <w:rPr>
+      <w:i/>
       <w:color w:val="ba2121"/>
-      <w:i/>
     </w:rPr>
   </w:style>
   <w:style w:type="character" w:customStyle="1" w:styleId="AnnotationTok">
     <w:name w:val="AnnotationTok"/>
     <w:basedOn w:val="VerbatimChar"/>
     <w:rPr>
-      <w:color w:val="60a0b0"/>
       <w:b/>
       <w:i/>
+      <w:color w:val="60a0b0"/>
     </w:rPr>
   </w:style>
   <w:style w:type="character" w:customStyle="1" w:styleId="CommentVarTok">
     <w:name w:val="CommentVarTok"/>
     <w:basedOn w:val="VerbatimChar"/>
     <w:rPr>
-      <w:color w:val="60a0b0"/>
       <w:b/>
       <w:i/>
+      <w:color w:val="60a0b0"/>
     </w:rPr>
   </w:style>
   <w:style w:type="character" w:customStyle="1" w:styleId="OtherTok">
@@ -13131,8 +13724,8 @@
     <w:name w:val="ControlFlowTok"/>
     <w:basedOn w:val="VerbatimChar"/>
     <w:rPr>
+      <w:b/>
       <w:color w:val="007020"/>
-      <w:b/>
     </w:rPr>
   </w:style>
   <w:style w:type="character" w:customStyle="1" w:styleId="OperatorTok">
@@ -13145,7 +13738,9 @@
   <w:style w:type="character" w:customStyle="1" w:styleId="BuiltInTok">
     <w:name w:val="BuiltInTok"/>
     <w:basedOn w:val="VerbatimChar"/>
-    <w:rPr/>
+    <w:rPr>
+      <w:color w:val="008000"/>
+    </w:rPr>
   </w:style>
   <w:style w:type="character" w:customStyle="1" w:styleId="ExtensionTok">
     <w:name w:val="ExtensionTok"/>
@@ -13175,34 +13770,34 @@
     <w:name w:val="InformationTok"/>
     <w:basedOn w:val="VerbatimChar"/>
     <w:rPr>
-      <w:color w:val="60a0b0"/>
       <w:b/>
       <w:i/>
+      <w:color w:val="60a0b0"/>
     </w:rPr>
   </w:style>
   <w:style w:type="character" w:customStyle="1" w:styleId="WarningTok">
     <w:name w:val="WarningTok"/>
     <w:basedOn w:val="VerbatimChar"/>
     <w:rPr>
-      <w:color w:val="60a0b0"/>
       <w:b/>
       <w:i/>
+      <w:color w:val="60a0b0"/>
     </w:rPr>
   </w:style>
   <w:style w:type="character" w:customStyle="1" w:styleId="AlertTok">
     <w:name w:val="AlertTok"/>
     <w:basedOn w:val="VerbatimChar"/>
     <w:rPr>
+      <w:b/>
       <w:color w:val="ff0000"/>
-      <w:b/>
     </w:rPr>
   </w:style>
   <w:style w:type="character" w:customStyle="1" w:styleId="ErrorTok">
     <w:name w:val="ErrorTok"/>
     <w:basedOn w:val="VerbatimChar"/>
     <w:rPr>
+      <w:b/>
       <w:color w:val="ff0000"/>
-      <w:b/>
     </w:rPr>
   </w:style>
   <w:style w:type="character" w:customStyle="1" w:styleId="NormalTok">
@@ -13224,44 +13819,44 @@
         <a:sysClr val="window" lastClr="FFFFFF"/>
       </a:lt1>
       <a:dk2>
-        <a:srgbClr val="1F497D"/>
+        <a:srgbClr val="0E2841"/>
       </a:dk2>
       <a:lt2>
-        <a:srgbClr val="EEECE1"/>
+        <a:srgbClr val="E8E8E8"/>
       </a:lt2>
       <a:accent1>
-        <a:srgbClr val="4F81BD"/>
+        <a:srgbClr val="156082"/>
       </a:accent1>
       <a:accent2>
-        <a:srgbClr val="C0504D"/>
+        <a:srgbClr val="E97132"/>
       </a:accent2>
       <a:accent3>
-        <a:srgbClr val="9BBB59"/>
+        <a:srgbClr val="196B24"/>
       </a:accent3>
       <a:accent4>
-        <a:srgbClr val="8064A2"/>
+        <a:srgbClr val="0F9ED5"/>
       </a:accent4>
       <a:accent5>
-        <a:srgbClr val="4BACC6"/>
+        <a:srgbClr val="A02B93"/>
       </a:accent5>
       <a:accent6>
-        <a:srgbClr val="F79646"/>
+        <a:srgbClr val="4EA72E"/>
       </a:accent6>
       <a:hlink>
-        <a:srgbClr val="0000FF"/>
+        <a:srgbClr val="467886"/>
       </a:hlink>
       <a:folHlink>
-        <a:srgbClr val="800080"/>
+        <a:srgbClr val="96607D"/>
       </a:folHlink>
     </a:clrScheme>
     <a:fontScheme name="Office">
       <a:majorFont>
-        <a:latin typeface="Calibri"/>
+        <a:latin typeface="Aptos Display" panose="02110004020202020204"/>
         <a:ea typeface=""/>
         <a:cs typeface=""/>
-        <a:font script="Jpan" typeface="ＭＳ ゴシック"/>
+        <a:font script="Jpan" typeface="游ゴシック Light"/>
         <a:font script="Hang" typeface="맑은 고딕"/>
-        <a:font script="Hans" typeface="宋体"/>
+        <a:font script="Hans" typeface="等线 Light"/>
         <a:font script="Hant" typeface="新細明體"/>
         <a:font script="Arab" typeface="Times New Roman"/>
         <a:font script="Hebr" typeface="Times New Roman"/>
@@ -13288,14 +13883,32 @@
         <a:font script="Mong" typeface="Mongolian Baiti"/>
         <a:font script="Viet" typeface="Times New Roman"/>
         <a:font script="Uigh" typeface="Microsoft Uighur"/>
+        <a:font script="Geor" typeface="Sylfaen"/>
+        <a:font script="Armn" typeface="Arial"/>
+        <a:font script="Bugi" typeface="Leelawadee UI"/>
+        <a:font script="Bopo" typeface="Microsoft JhengHei"/>
+        <a:font script="Java" typeface="Javanese Text"/>
+        <a:font script="Lisu" typeface="Segoe UI"/>
+        <a:font script="Mymr" typeface="Myanmar Text"/>
+        <a:font script="Nkoo" typeface="Ebrima"/>
+        <a:font script="Olck" typeface="Nirmala UI"/>
+        <a:font script="Osma" typeface="Ebrima"/>
+        <a:font script="Phag" typeface="Phagspa"/>
+        <a:font script="Syrn" typeface="Estrangelo Edessa"/>
+        <a:font script="Syrj" typeface="Estrangelo Edessa"/>
+        <a:font script="Syre" typeface="Estrangelo Edessa"/>
+        <a:font script="Sora" typeface="Nirmala UI"/>
+        <a:font script="Tale" typeface="Microsoft Tai Le"/>
+        <a:font script="Talu" typeface="Microsoft New Tai Lue"/>
+        <a:font script="Tfng" typeface="Ebrima"/>
       </a:majorFont>
       <a:minorFont>
-        <a:latin typeface="Cambria"/>
+        <a:latin typeface="Aptos" panose="02110004020202020204"/>
         <a:ea typeface=""/>
         <a:cs typeface=""/>
-        <a:font script="Jpan" typeface="ＭＳ 明朝"/>
+        <a:font script="Jpan" typeface="游明朝"/>
         <a:font script="Hang" typeface="맑은 고딕"/>
-        <a:font script="Hans" typeface="宋体"/>
+        <a:font script="Hans" typeface="等线"/>
         <a:font script="Hant" typeface="新細明體"/>
         <a:font script="Arab" typeface="Arial"/>
         <a:font script="Hebr" typeface="Arial"/>
@@ -13322,6 +13935,24 @@
         <a:font script="Mong" typeface="Mongolian Baiti"/>
         <a:font script="Viet" typeface="Arial"/>
         <a:font script="Uigh" typeface="Microsoft Uighur"/>
+        <a:font script="Geor" typeface="Sylfaen"/>
+        <a:font script="Armn" typeface="Arial"/>
+        <a:font script="Bugi" typeface="Leelawadee UI"/>
+        <a:font script="Bopo" typeface="Microsoft JhengHei"/>
+        <a:font script="Java" typeface="Javanese Text"/>
+        <a:font script="Lisu" typeface="Segoe UI"/>
+        <a:font script="Mymr" typeface="Myanmar Text"/>
+        <a:font script="Nkoo" typeface="Ebrima"/>
+        <a:font script="Olck" typeface="Nirmala UI"/>
+        <a:font script="Osma" typeface="Ebrima"/>
+        <a:font script="Phag" typeface="Phagspa"/>
+        <a:font script="Syrn" typeface="Estrangelo Edessa"/>
+        <a:font script="Syrj" typeface="Estrangelo Edessa"/>
+        <a:font script="Syre" typeface="Estrangelo Edessa"/>
+        <a:font script="Sora" typeface="Nirmala UI"/>
+        <a:font script="Tale" typeface="Microsoft Tai Le"/>
+        <a:font script="Talu" typeface="Microsoft New Tai Lue"/>
+        <a:font script="Tfng" typeface="Ebrima"/>
       </a:minorFont>
     </a:fontScheme>
     <a:fmtScheme name="Office">
@@ -13333,200 +13964,141 @@
           <a:gsLst>
             <a:gs pos="0">
               <a:schemeClr val="phClr">
-                <a:tint val="50000"/>
-                <a:satMod val="300000"/>
+                <a:lumMod val="110000"/>
+                <a:satMod val="105000"/>
+                <a:tint val="67000"/>
               </a:schemeClr>
             </a:gs>
-            <a:gs pos="35000">
+            <a:gs pos="50000">
               <a:schemeClr val="phClr">
-                <a:tint val="37000"/>
-                <a:satMod val="300000"/>
+                <a:lumMod val="105000"/>
+                <a:satMod val="103000"/>
+                <a:tint val="73000"/>
               </a:schemeClr>
             </a:gs>
             <a:gs pos="100000">
               <a:schemeClr val="phClr">
-                <a:tint val="15000"/>
-                <a:satMod val="350000"/>
+                <a:lumMod val="105000"/>
+                <a:satMod val="109000"/>
+                <a:tint val="81000"/>
               </a:schemeClr>
             </a:gs>
           </a:gsLst>
-          <a:lin ang="16200000" scaled="1"/>
+          <a:lin ang="5400000" scaled="0"/>
         </a:gradFill>
         <a:gradFill rotWithShape="1">
           <a:gsLst>
             <a:gs pos="0">
               <a:schemeClr val="phClr">
-                <a:tint val="100000"/>
+                <a:satMod val="103000"/>
+                <a:lumMod val="102000"/>
+                <a:tint val="94000"/>
+              </a:schemeClr>
+            </a:gs>
+            <a:gs pos="50000">
+              <a:schemeClr val="phClr">
+                <a:satMod val="110000"/>
+                <a:lumMod val="100000"/>
                 <a:shade val="100000"/>
-                <a:satMod val="130000"/>
               </a:schemeClr>
             </a:gs>
             <a:gs pos="100000">
               <a:schemeClr val="phClr">
-                <a:tint val="50000"/>
-                <a:shade val="100000"/>
-                <a:satMod val="350000"/>
+                <a:lumMod val="99000"/>
+                <a:satMod val="120000"/>
+                <a:shade val="78000"/>
               </a:schemeClr>
             </a:gs>
           </a:gsLst>
-          <a:lin ang="16200000" scaled="0"/>
+          <a:lin ang="5400000" scaled="0"/>
         </a:gradFill>
       </a:fillStyleLst>
       <a:lnStyleLst>
-        <a:ln w="9525" cap="flat" cmpd="sng" algn="ctr">
-          <a:solidFill>
-            <a:schemeClr val="phClr">
-              <a:shade val="95000"/>
-              <a:satMod val="105000"/>
-            </a:schemeClr>
-          </a:solidFill>
-          <a:prstDash val="solid"/>
-        </a:ln>
-        <a:ln w="25400" cap="flat" cmpd="sng" algn="ctr">
+        <a:ln w="6350" cap="flat" cmpd="sng" algn="ctr">
           <a:solidFill>
             <a:schemeClr val="phClr"/>
           </a:solidFill>
           <a:prstDash val="solid"/>
+          <a:miter lim="800000"/>
         </a:ln>
-        <a:ln w="38100" cap="flat" cmpd="sng" algn="ctr">
+        <a:ln w="12700" cap="flat" cmpd="sng" algn="ctr">
           <a:solidFill>
             <a:schemeClr val="phClr"/>
           </a:solidFill>
           <a:prstDash val="solid"/>
+          <a:miter lim="800000"/>
+        </a:ln>
+        <a:ln w="19050" cap="flat" cmpd="sng" algn="ctr">
+          <a:solidFill>
+            <a:schemeClr val="phClr"/>
+          </a:solidFill>
+          <a:prstDash val="solid"/>
+          <a:miter lim="800000"/>
         </a:ln>
       </a:lnStyleLst>
       <a:effectStyleLst>
         <a:effectStyle>
+          <a:effectLst/>
+        </a:effectStyle>
+        <a:effectStyle>
+          <a:effectLst/>
+        </a:effectStyle>
+        <a:effectStyle>
           <a:effectLst>
-            <a:outerShdw blurRad="40000" dist="20000" dir="5400000" rotWithShape="0">
+            <a:outerShdw blurRad="57150" dist="19050" dir="5400000" algn="ctr" rotWithShape="0">
               <a:srgbClr val="000000">
-                <a:alpha val="38000"/>
+                <a:alpha val="63000"/>
               </a:srgbClr>
             </a:outerShdw>
           </a:effectLst>
-        </a:effectStyle>
-        <a:effectStyle>
-          <a:effectLst>
-            <a:outerShdw blurRad="40000" dist="23000" dir="5400000" rotWithShape="0">
-              <a:srgbClr val="000000">
-                <a:alpha val="35000"/>
-              </a:srgbClr>
-            </a:outerShdw>
-          </a:effectLst>
-        </a:effectStyle>
-        <a:effectStyle>
-          <a:effectLst>
-            <a:outerShdw blurRad="40000" dist="23000" dir="5400000" rotWithShape="0">
-              <a:srgbClr val="000000">
-                <a:alpha val="35000"/>
-              </a:srgbClr>
-            </a:outerShdw>
-          </a:effectLst>
-          <a:scene3d>
-            <a:camera prst="orthographicFront">
-              <a:rot lat="0" lon="0" rev="0"/>
-            </a:camera>
-            <a:lightRig rig="threePt" dir="t">
-              <a:rot lat="0" lon="0" rev="1200000"/>
-            </a:lightRig>
-          </a:scene3d>
-          <a:sp3d>
-            <a:bevelT w="63500" h="25400"/>
-          </a:sp3d>
         </a:effectStyle>
       </a:effectStyleLst>
       <a:bgFillStyleLst>
         <a:solidFill>
           <a:schemeClr val="phClr"/>
         </a:solidFill>
+        <a:solidFill>
+          <a:schemeClr val="phClr">
+            <a:tint val="95000"/>
+            <a:satMod val="170000"/>
+          </a:schemeClr>
+        </a:solidFill>
         <a:gradFill rotWithShape="1">
           <a:gsLst>
             <a:gs pos="0">
               <a:schemeClr val="phClr">
-                <a:tint val="40000"/>
-                <a:satMod val="350000"/>
+                <a:tint val="93000"/>
+                <a:satMod val="150000"/>
+                <a:shade val="98000"/>
+                <a:lumMod val="102000"/>
               </a:schemeClr>
             </a:gs>
-            <a:gs pos="40000">
+            <a:gs pos="50000">
               <a:schemeClr val="phClr">
-                <a:tint val="45000"/>
-                <a:shade val="99000"/>
-                <a:satMod val="350000"/>
+                <a:tint val="98000"/>
+                <a:satMod val="130000"/>
+                <a:shade val="90000"/>
+                <a:lumMod val="103000"/>
               </a:schemeClr>
             </a:gs>
             <a:gs pos="100000">
               <a:schemeClr val="phClr">
-                <a:shade val="20000"/>
-                <a:satMod val="255000"/>
+                <a:shade val="63000"/>
+                <a:satMod val="120000"/>
               </a:schemeClr>
             </a:gs>
           </a:gsLst>
-          <a:path path="circle">
-            <a:fillToRect l="50000" t="-80000" r="50000" b="180000"/>
-          </a:path>
-        </a:gradFill>
-        <a:gradFill rotWithShape="1">
-          <a:gsLst>
-            <a:gs pos="0">
-              <a:schemeClr val="phClr">
-                <a:tint val="80000"/>
-                <a:satMod val="300000"/>
-              </a:schemeClr>
-            </a:gs>
-            <a:gs pos="100000">
-              <a:schemeClr val="phClr">
-                <a:shade val="30000"/>
-                <a:satMod val="200000"/>
-              </a:schemeClr>
-            </a:gs>
-          </a:gsLst>
-          <a:path path="circle">
-            <a:fillToRect l="50000" t="50000" r="50000" b="50000"/>
-          </a:path>
+          <a:lin ang="5400000" scaled="0"/>
         </a:gradFill>
       </a:bgFillStyleLst>
     </a:fmtScheme>
   </a:themeElements>
-  <a:objectDefaults>
-    <a:spDef>
-      <a:spPr/>
-      <a:bodyPr/>
-      <a:lstStyle/>
-      <a:style>
-        <a:lnRef idx="1">
-          <a:schemeClr val="accent1"/>
-        </a:lnRef>
-        <a:fillRef idx="3">
-          <a:schemeClr val="accent1"/>
-        </a:fillRef>
-        <a:effectRef idx="2">
-          <a:schemeClr val="accent1"/>
-        </a:effectRef>
-        <a:fontRef idx="minor">
-          <a:schemeClr val="lt1"/>
-        </a:fontRef>
-      </a:style>
-    </a:spDef>
-    <a:lnDef>
-      <a:spPr/>
-      <a:bodyPr/>
-      <a:lstStyle/>
-      <a:style>
-        <a:lnRef idx="2">
-          <a:schemeClr val="accent1"/>
-        </a:lnRef>
-        <a:fillRef idx="0">
-          <a:schemeClr val="accent1"/>
-        </a:fillRef>
-        <a:effectRef idx="1">
-          <a:schemeClr val="accent1"/>
-        </a:effectRef>
-        <a:fontRef idx="minor">
-          <a:schemeClr val="tx1"/>
-        </a:fontRef>
-      </a:style>
-    </a:lnDef>
-  </a:objectDefaults>
+  <a:objectDefaults/>
   <a:extraClrSchemeLst/>
+  <a:extLst>
+    <a:ext uri="{05A4C25C-085E-4340-85A3-A5531E510DB2}">
+      <thm15:themeFamily xmlns:thm15="http://schemas.microsoft.com/office/thememl/2012/main" name="Office Theme" id="{2E142A2C-CD16-42D6-873A-C26D2A0506FA}" vid="{1BDDFF52-6CD6-40A5-AB3C-68EB2F1E4D0A}"/>
+    </a:ext>
+  </a:extLst>
 </a:theme>
 </file>
--- a/0032_contract_intelligence/0032_contract_intelligence.docx
+++ b/0032_contract_intelligence/0032_contract_intelligence.docx
@@ -2,13 +2,399 @@
 <file path=word/document.xml><?xml version="1.0" encoding="utf-8"?>
 <w:document xmlns:w="http://schemas.openxmlformats.org/wordprocessingml/2006/main" xmlns:m="http://schemas.openxmlformats.org/officeDocument/2006/math" xmlns:r="http://schemas.openxmlformats.org/officeDocument/2006/relationships" xmlns:o="urn:schemas-microsoft-com:office:office" xmlns:v="urn:schemas-microsoft-com:vml" xmlns:w10="urn:schemas-microsoft-com:office:word" xmlns:a="http://schemas.openxmlformats.org/drawingml/2006/main" xmlns:pic="http://schemas.openxmlformats.org/drawingml/2006/picture" xmlns:wp="http://schemas.openxmlformats.org/drawingml/2006/wordprocessingDrawing">
   <w:body>
-    <w:bookmarkStart w:id="24" w:name="Xa34edb10a610320d13f168ae1f3bbeebec28623"/>
+    <w:bookmarkStart w:id="25" w:name="Xa34edb10a610320d13f168ae1f3bbeebec28623"/>
     <w:p>
       <w:pPr>
         <w:pStyle w:val="Heading1"/>
       </w:pPr>
       <w:r>
         <w:t xml:space="preserve">Iteration 0032 — Contract Intelligence + Builder</w:t>
+      </w:r>
+    </w:p>
+    <w:p>
+      <w:pPr>
+        <w:pStyle w:val="Heading2"/>
+      </w:pPr>
+      <w:bookmarkStart w:id="9" w:name="X15fe45fd35a3898cec2809a953f74255a18bbe7"/>
+      <w:r>
+        <w:t xml:space="preserve">WARNING: AS-BUILT CORRECTION — 2026-06-07 (reconciled to live site + origin/main @ 34347c3c)</w:t>
+      </w:r>
+      <w:bookmarkEnd w:id="9"/>
+    </w:p>
+    <w:p>
+      <w:pPr>
+        <w:pStyle w:val="BlockText"/>
+      </w:pPr>
+      <w:r>
+        <w:rPr>
+          <w:b/>
+          <w:bCs/>
+        </w:rPr>
+        <w:t xml:space="preserve">This spec is HISTORICAL.</w:t>
+      </w:r>
+      <w:r>
+        <w:t xml:space="preserve"> </w:t>
+      </w:r>
+      <w:r>
+        <w:t xml:space="preserve">Authoritative current state = the live site (www.setnayan.com) + shipped code +</w:t>
+      </w:r>
+      <w:r>
+        <w:t xml:space="preserve"> </w:t>
+      </w:r>
+      <w:r>
+        <w:rPr>
+          <w:rStyle w:val="VerbatimChar"/>
+        </w:rPr>
+        <w:t xml:space="preserve">AS_BUILT_GROUND_TRUTH_2026-06-07.md</w:t>
+      </w:r>
+      <w:r>
+        <w:t xml:space="preserve">. Deltas vs what actually shipped:</w:t>
+      </w:r>
+      <w:r>
+        <w:t xml:space="preserve"> </w:t>
+      </w:r>
+      <w:r>
+        <w:t xml:space="preserve">-</w:t>
+      </w:r>
+      <w:r>
+        <w:t xml:space="preserve"> </w:t>
+      </w:r>
+      <w:r>
+        <w:rPr>
+          <w:b/>
+          <w:bCs/>
+        </w:rPr>
+        <w:t xml:space="preserve">Scope was shrunk to UPLOAD-ONLY (owner, 2026-05-18) — the AI/e-signature spec is NOT built.</w:t>
+      </w:r>
+      <w:r>
+        <w:t xml:space="preserve"> </w:t>
+      </w:r>
+      <w:r>
+        <w:t xml:space="preserve">Per the header of</w:t>
+      </w:r>
+      <w:r>
+        <w:t xml:space="preserve"> </w:t>
+      </w:r>
+      <w:r>
+        <w:rPr>
+          <w:rStyle w:val="VerbatimChar"/>
+        </w:rPr>
+        <w:t xml:space="preserve">lib/contracts.ts</w:t>
+      </w:r>
+      <w:r>
+        <w:t xml:space="preserve">: Setnayan’s role is hosting + visibility only;</w:t>
+      </w:r>
+      <w:r>
+        <w:t xml:space="preserve"> </w:t>
+      </w:r>
+      <w:r>
+        <w:t xml:space="preserve">“the dual e-signature flow specified… is dropped.”</w:t>
+      </w:r>
+      <w:r>
+        <w:t xml:space="preserve"> </w:t>
+      </w:r>
+      <w:r>
+        <w:t xml:space="preserve">Parties handle signing externally (email, in-person, separate e-sig tool). The shipped surface =</w:t>
+      </w:r>
+      <w:r>
+        <w:t xml:space="preserve"> </w:t>
+      </w:r>
+      <w:r>
+        <w:rPr>
+          <w:rStyle w:val="VerbatimChar"/>
+        </w:rPr>
+        <w:t xml:space="preserve">app/vendor-dashboard/contracts</w:t>
+      </w:r>
+      <w:r>
+        <w:t xml:space="preserve"> </w:t>
+      </w:r>
+      <w:r>
+        <w:t xml:space="preserve">+</w:t>
+      </w:r>
+      <w:r>
+        <w:t xml:space="preserve"> </w:t>
+      </w:r>
+      <w:r>
+        <w:rPr>
+          <w:rStyle w:val="VerbatimChar"/>
+        </w:rPr>
+        <w:t xml:space="preserve">app/dashboard/[eventId]/contracts</w:t>
+      </w:r>
+      <w:r>
+        <w:t xml:space="preserve"> </w:t>
+      </w:r>
+      <w:r>
+        <w:t xml:space="preserve">(couple read side).</w:t>
+      </w:r>
+      <w:r>
+        <w:t xml:space="preserve"> </w:t>
+      </w:r>
+      <w:r>
+        <w:t xml:space="preserve">-</w:t>
+      </w:r>
+      <w:r>
+        <w:t xml:space="preserve"> </w:t>
+      </w:r>
+      <w:r>
+        <w:rPr>
+          <w:b/>
+          <w:bCs/>
+        </w:rPr>
+        <w:t xml:space="preserve">No Contract Intelligence AI.</w:t>
+      </w:r>
+      <w:r>
+        <w:t xml:space="preserve"> </w:t>
+      </w:r>
+      <w:r>
+        <w:t xml:space="preserve">None of the § 3 14-element Claude detection, § 4 analyze pipeline (pdfplumber/Claude Haiku 4.5), § 5 ~50-clause lawyer-reviewed library, or § 6 compliance gate is wired. No</w:t>
+      </w:r>
+      <w:r>
+        <w:t xml:space="preserve"> </w:t>
+      </w:r>
+      <w:r>
+        <w:rPr>
+          <w:rStyle w:val="VerbatimChar"/>
+        </w:rPr>
+        <w:t xml:space="preserve">contract_drafts.detected_elements</w:t>
+      </w:r>
+      <w:r>
+        <w:t xml:space="preserve">, no clause picker, no compliance score/badge.</w:t>
+      </w:r>
+      <w:r>
+        <w:t xml:space="preserve"> </w:t>
+      </w:r>
+      <w:r>
+        <w:t xml:space="preserve">-</w:t>
+      </w:r>
+      <w:r>
+        <w:t xml:space="preserve"> </w:t>
+      </w:r>
+      <w:r>
+        <w:rPr>
+          <w:b/>
+          <w:bCs/>
+        </w:rPr>
+        <w:t xml:space="preserve">No in-app e-signature (§ 7).</w:t>
+      </w:r>
+      <w:r>
+        <w:t xml:space="preserve"> </w:t>
+      </w:r>
+      <w:r>
+        <w:t xml:space="preserve">No signature pad/typed/drawn capture, no</w:t>
+      </w:r>
+      <w:r>
+        <w:t xml:space="preserve"> </w:t>
+      </w:r>
+      <w:r>
+        <w:rPr>
+          <w:rStyle w:val="VerbatimChar"/>
+        </w:rPr>
+        <w:t xml:space="preserve">contract_signatures</w:t>
+      </w:r>
+      <w:r>
+        <w:t xml:space="preserve"> </w:t>
+      </w:r>
+      <w:r>
+        <w:t xml:space="preserve">rows, no certificate page, no</w:t>
+      </w:r>
+      <w:r>
+        <w:t xml:space="preserve"> </w:t>
+      </w:r>
+      <w:r>
+        <w:rPr>
+          <w:rStyle w:val="VerbatimChar"/>
+        </w:rPr>
+        <w:t xml:space="preserve">setnayan.com/c/[id]/verify</w:t>
+      </w:r>
+      <w:r>
+        <w:t xml:space="preserve"> </w:t>
+      </w:r>
+      <w:r>
+        <w:t xml:space="preserve">tamper-check page. The DB keeps signature columns/</w:t>
+      </w:r>
+      <w:r>
+        <w:rPr>
+          <w:rStyle w:val="VerbatimChar"/>
+        </w:rPr>
+        <w:t xml:space="preserve">fully_signed</w:t>
+      </w:r>
+      <w:r>
+        <w:t xml:space="preserve"> </w:t>
+      </w:r>
+      <w:r>
+        <w:t xml:space="preserve">trigger for forward-compat but they’re never populated.</w:t>
+      </w:r>
+      <w:r>
+        <w:t xml:space="preserve"> </w:t>
+      </w:r>
+      <w:r>
+        <w:rPr>
+          <w:rStyle w:val="VerbatimChar"/>
+        </w:rPr>
+        <w:t xml:space="preserve">ContractStatus</w:t>
+      </w:r>
+      <w:r>
+        <w:t xml:space="preserve"> </w:t>
+      </w:r>
+      <w:r>
+        <w:t xml:space="preserve">is repurposed:</w:t>
+      </w:r>
+      <w:r>
+        <w:t xml:space="preserve"> </w:t>
+      </w:r>
+      <w:r>
+        <w:rPr>
+          <w:rStyle w:val="VerbatimChar"/>
+        </w:rPr>
+        <w:t xml:space="preserve">sent_for_signature</w:t>
+      </w:r>
+      <w:r>
+        <w:t xml:space="preserve"> </w:t>
+      </w:r>
+      <w:r>
+        <w:t xml:space="preserve">is relabeled</w:t>
+      </w:r>
+      <w:r>
+        <w:t xml:space="preserve"> </w:t>
+      </w:r>
+      <w:r>
+        <w:t xml:space="preserve">“Active / visible to couple”</w:t>
+      </w:r>
+      <w:r>
+        <w:t xml:space="preserve">;</w:t>
+      </w:r>
+      <w:r>
+        <w:t xml:space="preserve"> </w:t>
+      </w:r>
+      <w:r>
+        <w:rPr>
+          <w:rStyle w:val="VerbatimChar"/>
+        </w:rPr>
+        <w:t xml:space="preserve">fully_signed</w:t>
+      </w:r>
+      <w:r>
+        <w:t xml:space="preserve"> </w:t>
+      </w:r>
+      <w:r>
+        <w:t xml:space="preserve">is never reached.</w:t>
+      </w:r>
+      <w:r>
+        <w:t xml:space="preserve"> </w:t>
+      </w:r>
+      <w:r>
+        <w:t xml:space="preserve">-</w:t>
+      </w:r>
+      <w:r>
+        <w:t xml:space="preserve"> </w:t>
+      </w:r>
+      <w:r>
+        <w:rPr>
+          <w:b/>
+          <w:bCs/>
+        </w:rPr>
+        <w:t xml:space="preserve">Pricing/positioning superseded.</w:t>
+      </w:r>
+      <w:r>
+        <w:t xml:space="preserve"> </w:t>
+      </w:r>
+      <w:r>
+        <w:t xml:space="preserve">The ₱199</w:t>
+      </w:r>
+      <w:r>
+        <w:t xml:space="preserve"> </w:t>
+      </w:r>
+      <w:r>
+        <w:rPr>
+          <w:rStyle w:val="VerbatimChar"/>
+        </w:rPr>
+        <w:t xml:space="preserve">contract_builder_single</w:t>
+      </w:r>
+      <w:r>
+        <w:t xml:space="preserve"> </w:t>
+      </w:r>
+      <w:r>
+        <w:t xml:space="preserve">SKU +</w:t>
+      </w:r>
+      <w:r>
+        <w:t xml:space="preserve"> </w:t>
+      </w:r>
+      <w:r>
+        <w:t xml:space="preserve">“free with Vendor Pro Weekly”</w:t>
+      </w:r>
+      <w:r>
+        <w:t xml:space="preserve"> </w:t>
+      </w:r>
+      <w:r>
+        <w:t xml:space="preserve">framing (§ 10) is stale — Vendor Pro is</w:t>
+      </w:r>
+      <w:r>
+        <w:t xml:space="preserve"> </w:t>
+      </w:r>
+      <w:r>
+        <w:rPr>
+          <w:b/>
+          <w:bCs/>
+        </w:rPr>
+        <w:t xml:space="preserve">₱2,499/28d</w:t>
+      </w:r>
+      <w:r>
+        <w:t xml:space="preserve"> </w:t>
+      </w:r>
+      <w:r>
+        <w:t xml:space="preserve">(Pro Weekly retired) and</w:t>
+      </w:r>
+      <w:r>
+        <w:t xml:space="preserve"> </w:t>
+      </w:r>
+      <w:r>
+        <w:rPr>
+          <w:b/>
+          <w:bCs/>
+        </w:rPr>
+        <w:t xml:space="preserve">commission is 0%</w:t>
+      </w:r>
+      <w:r>
+        <w:t xml:space="preserve">. Contract hosting is not a charged AI SKU in the shipped upload-only model.</w:t>
+      </w:r>
+      <w:r>
+        <w:t xml:space="preserve"> </w:t>
+      </w:r>
+      <w:r>
+        <w:t xml:space="preserve">-</w:t>
+      </w:r>
+      <w:r>
+        <w:t xml:space="preserve"> </w:t>
+      </w:r>
+      <w:r>
+        <w:rPr>
+          <w:b/>
+          <w:bCs/>
+        </w:rPr>
+        <w:t xml:space="preserve">External-counsel review gate (§ 11) is moot</w:t>
+      </w:r>
+      <w:r>
+        <w:t xml:space="preserve"> </w:t>
+      </w:r>
+      <w:r>
+        <w:t xml:space="preserve">for the shipped scope (no template clauses are generated). The Anthropic workspace / Concierge cross-reuse (§ 4a) is also moot — Today’s Focus replaced Concierge and its wizard is retired in-app.</w:t>
+      </w:r>
+    </w:p>
+    <w:p>
+      <w:pPr>
+        <w:pStyle w:val="BlockText"/>
+      </w:pPr>
+      <w:r>
+        <w:t xml:space="preserve">When this body disagrees with the above,</w:t>
+      </w:r>
+      <w:r>
+        <w:t xml:space="preserve"> </w:t>
+      </w:r>
+      <w:r>
+        <w:rPr>
+          <w:b/>
+          <w:bCs/>
+        </w:rPr>
+        <w:t xml:space="preserve">the above wins.</w:t>
       </w:r>
     </w:p>
     <w:p>
@@ -263,7 +649,7 @@
         </w:pict>
       </w:r>
     </w:p>
-    <w:bookmarkStart w:id="9" w:name="why-this-iteration-exists"/>
+    <w:bookmarkStart w:id="10" w:name="why-this-iteration-exists"/>
     <w:p>
       <w:pPr>
         <w:pStyle w:val="Heading2"/>
@@ -566,8 +952,8 @@
         </w:pict>
       </w:r>
     </w:p>
-    <w:bookmarkEnd w:id="9"/>
-    <w:bookmarkStart w:id="10" w:name="user-flow-vendor-side"/>
+    <w:bookmarkEnd w:id="10"/>
+    <w:bookmarkStart w:id="11" w:name="user-flow-vendor-side"/>
     <w:p>
       <w:pPr>
         <w:pStyle w:val="Heading2"/>
@@ -1438,8 +1824,8 @@
         </w:pict>
       </w:r>
     </w:p>
-    <w:bookmarkEnd w:id="10"/>
-    <w:bookmarkStart w:id="11" w:name="the-14-detected-contract-elements"/>
+    <w:bookmarkEnd w:id="11"/>
+    <w:bookmarkStart w:id="12" w:name="the-14-detected-contract-elements"/>
     <w:p>
       <w:pPr>
         <w:pStyle w:val="Heading2"/>
@@ -2240,8 +2626,8 @@
         </w:pict>
       </w:r>
     </w:p>
-    <w:bookmarkEnd w:id="11"/>
-    <w:bookmarkStart w:id="12" w:name="ai-analysis-architecture"/>
+    <w:bookmarkEnd w:id="12"/>
+    <w:bookmarkStart w:id="13" w:name="ai-analysis-architecture"/>
     <w:p>
       <w:pPr>
         <w:pStyle w:val="Heading2"/>
@@ -3027,8 +3413,8 @@
         </w:pict>
       </w:r>
     </w:p>
-    <w:bookmarkEnd w:id="12"/>
-    <w:bookmarkStart w:id="13" w:name="X1b54b80ca16423887561a78809c0bb3f8ae230b"/>
+    <w:bookmarkEnd w:id="13"/>
+    <w:bookmarkStart w:id="14" w:name="X1b54b80ca16423887561a78809c0bb3f8ae230b"/>
     <w:p>
       <w:pPr>
         <w:pStyle w:val="Heading2"/>
@@ -3356,8 +3742,8 @@
         </w:pict>
       </w:r>
     </w:p>
-    <w:bookmarkEnd w:id="13"/>
-    <w:bookmarkStart w:id="14" w:name="setnayan-template-clause-library"/>
+    <w:bookmarkEnd w:id="14"/>
+    <w:bookmarkStart w:id="15" w:name="setnayan-template-clause-library"/>
     <w:p>
       <w:pPr>
         <w:pStyle w:val="Heading2"/>
@@ -4485,8 +4871,8 @@
         </w:pict>
       </w:r>
     </w:p>
-    <w:bookmarkEnd w:id="14"/>
-    <w:bookmarkStart w:id="15" w:name="X7024939bce15aab0859a2acee5e7253d44680ee"/>
+    <w:bookmarkEnd w:id="15"/>
+    <w:bookmarkStart w:id="16" w:name="X7024939bce15aab0859a2acee5e7253d44680ee"/>
     <w:p>
       <w:pPr>
         <w:pStyle w:val="Heading2"/>
@@ -4837,8 +5223,8 @@
         </w:pict>
       </w:r>
     </w:p>
-    <w:bookmarkEnd w:id="15"/>
-    <w:bookmarkStart w:id="16" w:name="e-signature-mechanics"/>
+    <w:bookmarkEnd w:id="16"/>
+    <w:bookmarkStart w:id="17" w:name="e-signature-mechanics"/>
     <w:p>
       <w:pPr>
         <w:pStyle w:val="Heading2"/>
@@ -5648,8 +6034,8 @@
         </w:pict>
       </w:r>
     </w:p>
-    <w:bookmarkEnd w:id="16"/>
-    <w:bookmarkStart w:id="17" w:name="schema"/>
+    <w:bookmarkEnd w:id="17"/>
+    <w:bookmarkStart w:id="18" w:name="schema"/>
     <w:p>
       <w:pPr>
         <w:pStyle w:val="Heading2"/>
@@ -9060,8 +9446,8 @@
         </w:pict>
       </w:r>
     </w:p>
-    <w:bookmarkEnd w:id="17"/>
-    <w:bookmarkStart w:id="18" w:name="ui-surfaces"/>
+    <w:bookmarkEnd w:id="18"/>
+    <w:bookmarkStart w:id="19" w:name="ui-surfaces"/>
     <w:p>
       <w:pPr>
         <w:pStyle w:val="Heading2"/>
@@ -9789,8 +10175,8 @@
         </w:pict>
       </w:r>
     </w:p>
-    <w:bookmarkEnd w:id="18"/>
-    <w:bookmarkStart w:id="19" w:name="pro-subscription-positioning"/>
+    <w:bookmarkEnd w:id="19"/>
+    <w:bookmarkStart w:id="20" w:name="pro-subscription-positioning"/>
     <w:p>
       <w:pPr>
         <w:pStyle w:val="Heading2"/>
@@ -10073,8 +10459,8 @@
         </w:pict>
       </w:r>
     </w:p>
-    <w:bookmarkEnd w:id="19"/>
-    <w:bookmarkStart w:id="20" w:name="compliance-legal-posture"/>
+    <w:bookmarkEnd w:id="20"/>
+    <w:bookmarkStart w:id="21" w:name="compliance-legal-posture"/>
     <w:p>
       <w:pPr>
         <w:pStyle w:val="Heading2"/>
@@ -10439,8 +10825,8 @@
         </w:pict>
       </w:r>
     </w:p>
-    <w:bookmarkEnd w:id="20"/>
-    <w:bookmarkStart w:id="21" w:name="acceptance-tests"/>
+    <w:bookmarkEnd w:id="21"/>
+    <w:bookmarkStart w:id="22" w:name="acceptance-tests"/>
     <w:p>
       <w:pPr>
         <w:pStyle w:val="Heading2"/>
@@ -11019,8 +11405,8 @@
         </w:pict>
       </w:r>
     </w:p>
-    <w:bookmarkEnd w:id="21"/>
-    <w:bookmarkStart w:id="22" w:name="decision-log"/>
+    <w:bookmarkEnd w:id="22"/>
+    <w:bookmarkStart w:id="23" w:name="decision-log"/>
     <w:p>
       <w:pPr>
         <w:pStyle w:val="Heading2"/>
@@ -12014,8 +12400,8 @@
         </w:pict>
       </w:r>
     </w:p>
-    <w:bookmarkEnd w:id="22"/>
-    <w:bookmarkStart w:id="23" w:name="companion-docs"/>
+    <w:bookmarkEnd w:id="23"/>
+    <w:bookmarkStart w:id="24" w:name="companion-docs"/>
     <w:p>
       <w:pPr>
         <w:pStyle w:val="Heading2"/>
@@ -12305,8 +12691,8 @@
         <w:t xml:space="preserve">End of iteration 0032.</w:t>
       </w:r>
     </w:p>
-    <w:bookmarkEnd w:id="23"/>
     <w:bookmarkEnd w:id="24"/>
+    <w:bookmarkEnd w:id="25"/>
     <w:sectPr>
       <w:footnotePr>
         <w:numRestart w:val="eachSect"/>
